--- a/backend/contracts_examples/шаблон_договор_лизинга.docx
+++ b/backend/contracts_examples/шаблон_договор_лизинга.docx
@@ -208,82 +208,73 @@
         <w:t>]</w:t>
       </w:r>
       <w:r>
+        <w:t xml:space="preserve"> "</w:t>
+      </w:r>
+      <w:r>
+        <w:t>[</w:t>
+      </w:r>
+      <w:r>
+        <w:t>Название компании</w:t>
+      </w:r>
+      <w:r>
+        <w:t>]</w:t>
+      </w:r>
+      <w:r>
+        <w:t>"</w:t>
+      </w:r>
+      <w:r>
+        <w:rPr>
+          <w:spacing w:val="-5"/>
+        </w:rPr>
         <w:t xml:space="preserve"> </w:t>
       </w:r>
       <w:r>
-        <w:t>"</w:t>
+        <w:t>(Лизингодатель),</w:t>
+      </w:r>
+      <w:r>
+        <w:rPr>
+          <w:spacing w:val="-4"/>
+        </w:rPr>
+        <w:t xml:space="preserve"> </w:t>
+      </w:r>
+      <w:r>
+        <w:t>в</w:t>
+      </w:r>
+      <w:r>
+        <w:rPr>
+          <w:spacing w:val="-4"/>
+        </w:rPr>
+        <w:t xml:space="preserve"> </w:t>
+      </w:r>
+      <w:r>
+        <w:t>лице</w:t>
+      </w:r>
+      <w:r>
+        <w:rPr>
+          <w:spacing w:val="-5"/>
+        </w:rPr>
+        <w:t xml:space="preserve"> </w:t>
+      </w:r>
+      <w:r>
+        <w:t>директора</w:t>
+      </w:r>
+      <w:r>
+        <w:rPr>
+          <w:spacing w:val="-4"/>
+        </w:rPr>
+        <w:t xml:space="preserve"> </w:t>
       </w:r>
       <w:r>
         <w:t>[</w:t>
       </w:r>
       <w:r>
-        <w:t>Название компании</w:t>
+        <w:t>ФИО директора</w:t>
       </w:r>
       <w:r>
         <w:t>]</w:t>
       </w:r>
       <w:r>
-        <w:t>"</w:t>
-      </w:r>
-      <w:r>
-        <w:rPr>
-          <w:spacing w:val="-5"/>
-        </w:rPr>
-        <w:t xml:space="preserve"> </w:t>
-      </w:r>
-      <w:r>
-        <w:t>(Лизингодатель),</w:t>
-      </w:r>
-      <w:r>
-        <w:rPr>
-          <w:spacing w:val="-4"/>
-        </w:rPr>
-        <w:t xml:space="preserve"> </w:t>
-      </w:r>
-      <w:r>
-        <w:t>в</w:t>
-      </w:r>
-      <w:r>
-        <w:rPr>
-          <w:spacing w:val="-4"/>
-        </w:rPr>
-        <w:t xml:space="preserve"> </w:t>
-      </w:r>
-      <w:r>
-        <w:t>лице</w:t>
-      </w:r>
-      <w:r>
-        <w:rPr>
-          <w:spacing w:val="-5"/>
-        </w:rPr>
-        <w:t xml:space="preserve"> </w:t>
-      </w:r>
-      <w:r>
-        <w:t>директора</w:t>
-      </w:r>
-      <w:r>
-        <w:rPr>
-          <w:spacing w:val="-4"/>
-        </w:rPr>
-        <w:t xml:space="preserve"> </w:t>
-      </w:r>
-      <w:r>
-        <w:t>[</w:t>
-      </w:r>
-      <w:r>
-        <w:t>ФИО директора</w:t>
-      </w:r>
-      <w:r>
-        <w:t>]</w:t>
-      </w:r>
-      <w:r>
-        <w:t xml:space="preserve">, действующего на основании </w:t>
-      </w:r>
-      <w:r>
-        <w:t>Устава</w:t>
-      </w:r>
-      <w:r>
-        <w:t>, с одной стороны, и</w:t>
+        <w:t>, действующего на основании Устава, с одной стороны, и</w:t>
       </w:r>
     </w:p>
     <w:p>
@@ -1612,6 +1603,43 @@
                                 </w:rPr>
                                 <w:t>]</w:t>
                               </w:r>
+                              <w:r>
+                                <w:rPr>
+                                  <w:spacing w:val="-2"/>
+                                  <w:sz w:val="20"/>
+                                </w:rPr>
+                                <w:t xml:space="preserve"> </w:t>
+                              </w:r>
+                              <w:r>
+                                <w:rPr>
+                                  <w:spacing w:val="-2"/>
+                                  <w:sz w:val="20"/>
+                                  <w:lang w:val="en-US"/>
+                                </w:rPr>
+                                <w:t>SWIFT</w:t>
+                              </w:r>
+                              <w:r>
+                                <w:rPr>
+                                  <w:spacing w:val="-2"/>
+                                  <w:sz w:val="20"/>
+                                </w:rPr>
+                                <w:t>: [</w:t>
+                              </w:r>
+                              <w:r>
+                                <w:rPr>
+                                  <w:spacing w:val="-2"/>
+                                  <w:sz w:val="20"/>
+                                  <w:lang w:val="en-US"/>
+                                </w:rPr>
+                                <w:t>SWIFT</w:t>
+                              </w:r>
+                              <w:r>
+                                <w:rPr>
+                                  <w:spacing w:val="-2"/>
+                                  <w:sz w:val="20"/>
+                                </w:rPr>
+                                <w:t>]</w:t>
+                              </w:r>
                             </w:p>
                           </w:txbxContent>
                         </wps:txbx>
@@ -2161,6 +2189,43 @@
                             <w:lang w:val="en-US"/>
                           </w:rPr>
                           <w:t>BIC</w:t>
+                        </w:r>
+                        <w:r>
+                          <w:rPr>
+                            <w:spacing w:val="-2"/>
+                            <w:sz w:val="20"/>
+                          </w:rPr>
+                          <w:t>]</w:t>
+                        </w:r>
+                        <w:r>
+                          <w:rPr>
+                            <w:spacing w:val="-2"/>
+                            <w:sz w:val="20"/>
+                          </w:rPr>
+                          <w:t xml:space="preserve"> </w:t>
+                        </w:r>
+                        <w:r>
+                          <w:rPr>
+                            <w:spacing w:val="-2"/>
+                            <w:sz w:val="20"/>
+                            <w:lang w:val="en-US"/>
+                          </w:rPr>
+                          <w:t>SWIFT</w:t>
+                        </w:r>
+                        <w:r>
+                          <w:rPr>
+                            <w:spacing w:val="-2"/>
+                            <w:sz w:val="20"/>
+                          </w:rPr>
+                          <w:t>: [</w:t>
+                        </w:r>
+                        <w:r>
+                          <w:rPr>
+                            <w:spacing w:val="-2"/>
+                            <w:sz w:val="20"/>
+                            <w:lang w:val="en-US"/>
+                          </w:rPr>
+                          <w:t>SWIFT</w:t>
                         </w:r>
                         <w:r>
                           <w:rPr>
@@ -3227,6 +3292,43 @@
                                 </w:rPr>
                                 <w:t>]</w:t>
                               </w:r>
+                              <w:r>
+                                <w:rPr>
+                                  <w:spacing w:val="-2"/>
+                                  <w:sz w:val="20"/>
+                                </w:rPr>
+                                <w:t xml:space="preserve"> </w:t>
+                              </w:r>
+                              <w:r>
+                                <w:rPr>
+                                  <w:spacing w:val="-2"/>
+                                  <w:sz w:val="20"/>
+                                  <w:lang w:val="en-US"/>
+                                </w:rPr>
+                                <w:t>SWIFT</w:t>
+                              </w:r>
+                              <w:r>
+                                <w:rPr>
+                                  <w:spacing w:val="-2"/>
+                                  <w:sz w:val="20"/>
+                                </w:rPr>
+                                <w:t>: [</w:t>
+                              </w:r>
+                              <w:r>
+                                <w:rPr>
+                                  <w:spacing w:val="-2"/>
+                                  <w:sz w:val="20"/>
+                                  <w:lang w:val="en-US"/>
+                                </w:rPr>
+                                <w:t>SWIFT</w:t>
+                              </w:r>
+                              <w:r>
+                                <w:rPr>
+                                  <w:spacing w:val="-2"/>
+                                  <w:sz w:val="20"/>
+                                </w:rPr>
+                                <w:t>]</w:t>
+                              </w:r>
                             </w:p>
                           </w:txbxContent>
                         </wps:txbx>
@@ -3774,6 +3876,43 @@
                           </w:rPr>
                           <w:t>]</w:t>
                         </w:r>
+                        <w:r>
+                          <w:rPr>
+                            <w:spacing w:val="-2"/>
+                            <w:sz w:val="20"/>
+                          </w:rPr>
+                          <w:t xml:space="preserve"> </w:t>
+                        </w:r>
+                        <w:r>
+                          <w:rPr>
+                            <w:spacing w:val="-2"/>
+                            <w:sz w:val="20"/>
+                            <w:lang w:val="en-US"/>
+                          </w:rPr>
+                          <w:t>SWIFT</w:t>
+                        </w:r>
+                        <w:r>
+                          <w:rPr>
+                            <w:spacing w:val="-2"/>
+                            <w:sz w:val="20"/>
+                          </w:rPr>
+                          <w:t>: [</w:t>
+                        </w:r>
+                        <w:r>
+                          <w:rPr>
+                            <w:spacing w:val="-2"/>
+                            <w:sz w:val="20"/>
+                            <w:lang w:val="en-US"/>
+                          </w:rPr>
+                          <w:t>SWIFT</w:t>
+                        </w:r>
+                        <w:r>
+                          <w:rPr>
+                            <w:spacing w:val="-2"/>
+                            <w:sz w:val="20"/>
+                          </w:rPr>
+                          <w:t>]</w:t>
+                        </w:r>
                       </w:p>
                     </w:txbxContent>
                   </v:textbox>
@@ -4797,7 +4936,6 @@
               <w:ind w:right="3"/>
               <w:rPr>
                 <w:sz w:val="20"/>
-                <w:lang w:val="en-US"/>
               </w:rPr>
             </w:pPr>
             <w:r>
@@ -4812,6 +4950,13 @@
                 <w:sz w:val="20"/>
               </w:rPr>
               <w:t xml:space="preserve"> </w:t>
+            </w:r>
+            <w:r>
+              <w:rPr>
+                <w:spacing w:val="-12"/>
+                <w:sz w:val="20"/>
+              </w:rPr>
+              <w:t>[</w:t>
             </w:r>
             <w:r>
               <w:rPr>
@@ -4819,20 +4964,26 @@
                 <w:sz w:val="20"/>
                 <w:lang w:val="en-US"/>
               </w:rPr>
-              <w:t xml:space="preserve">[VIN </w:t>
+              <w:t>VIN</w:t>
             </w:r>
             <w:r>
               <w:rPr>
                 <w:spacing w:val="-12"/>
                 <w:sz w:val="20"/>
               </w:rPr>
-              <w:t>номер</w:t>
+              <w:t xml:space="preserve"> </w:t>
             </w:r>
             <w:r>
               <w:rPr>
                 <w:spacing w:val="-12"/>
                 <w:sz w:val="20"/>
-                <w:lang w:val="en-US"/>
+              </w:rPr>
+              <w:t>номер</w:t>
+            </w:r>
+            <w:r>
+              <w:rPr>
+                <w:spacing w:val="-12"/>
+                <w:sz w:val="20"/>
               </w:rPr>
               <w:t>]</w:t>
             </w:r>
@@ -4939,14 +5090,7 @@
                 <w:spacing w:val="-5"/>
                 <w:sz w:val="20"/>
               </w:rPr>
-              <w:t xml:space="preserve"> </w:t>
-            </w:r>
-            <w:r>
-              <w:rPr>
-                <w:spacing w:val="-5"/>
-                <w:sz w:val="20"/>
-              </w:rPr>
-              <w:t>%</w:t>
+              <w:t xml:space="preserve"> %</w:t>
             </w:r>
           </w:p>
         </w:tc>
@@ -5366,13 +5510,7 @@
         <w:rPr>
           <w:sz w:val="20"/>
         </w:rPr>
-        <w:t xml:space="preserve">юридический адрес </w:t>
-      </w:r>
-      <w:r>
-        <w:rPr>
-          <w:sz w:val="20"/>
-        </w:rPr>
-        <w:t>лизингополучателя</w:t>
+        <w:t>юридический адрес лизингополучателя</w:t>
       </w:r>
       <w:r>
         <w:rPr>
@@ -6752,62 +6890,110 @@
               <w:jc w:val="right"/>
               <w:rPr>
                 <w:sz w:val="18"/>
+              </w:rPr>
+            </w:pPr>
+            <w:r>
+              <w:rPr>
+                <w:sz w:val="18"/>
+              </w:rPr>
+              <w:t>[</w:t>
+            </w:r>
+            <w:r>
+              <w:rPr>
+                <w:sz w:val="18"/>
+              </w:rPr>
+              <w:t>название банка</w:t>
+            </w:r>
+            <w:r>
+              <w:rPr>
+                <w:sz w:val="18"/>
+              </w:rPr>
+              <w:t>]</w:t>
+            </w:r>
+            <w:r>
+              <w:rPr>
+                <w:sz w:val="18"/>
+              </w:rPr>
+              <w:t>,</w:t>
+            </w:r>
+            <w:r>
+              <w:rPr>
+                <w:spacing w:val="-2"/>
+                <w:sz w:val="18"/>
+              </w:rPr>
+              <w:t xml:space="preserve"> </w:t>
+            </w:r>
+            <w:r>
+              <w:rPr>
+                <w:sz w:val="18"/>
+              </w:rPr>
+              <w:t>БИК:</w:t>
+            </w:r>
+            <w:r>
+              <w:rPr>
+                <w:spacing w:val="-2"/>
+                <w:sz w:val="18"/>
+              </w:rPr>
+              <w:t xml:space="preserve"> </w:t>
+            </w:r>
+            <w:r>
+              <w:rPr>
+                <w:spacing w:val="-2"/>
+                <w:sz w:val="18"/>
+              </w:rPr>
+              <w:t>[</w:t>
+            </w:r>
+            <w:r>
+              <w:rPr>
+                <w:spacing w:val="-2"/>
+                <w:sz w:val="18"/>
                 <w:lang w:val="en-US"/>
               </w:rPr>
-            </w:pPr>
-            <w:r>
-              <w:rPr>
+              <w:t>BIC</w:t>
+            </w:r>
+            <w:r>
+              <w:rPr>
+                <w:spacing w:val="-2"/>
+                <w:sz w:val="18"/>
+              </w:rPr>
+              <w:t>]</w:t>
+            </w:r>
+            <w:r>
+              <w:rPr>
+                <w:spacing w:val="-2"/>
+                <w:sz w:val="18"/>
+              </w:rPr>
+              <w:t xml:space="preserve">, </w:t>
+            </w:r>
+            <w:r>
+              <w:rPr>
+                <w:spacing w:val="-2"/>
                 <w:sz w:val="18"/>
                 <w:lang w:val="en-US"/>
               </w:rPr>
-              <w:t>[</w:t>
-            </w:r>
-            <w:r>
-              <w:rPr>
-                <w:sz w:val="18"/>
-              </w:rPr>
-              <w:t>название банка</w:t>
-            </w:r>
-            <w:r>
-              <w:rPr>
+              <w:t>SWIFT</w:t>
+            </w:r>
+            <w:r>
+              <w:rPr>
+                <w:spacing w:val="-2"/>
+                <w:sz w:val="18"/>
+              </w:rPr>
+              <w:t>: [</w:t>
+            </w:r>
+            <w:r>
+              <w:rPr>
+                <w:spacing w:val="-2"/>
                 <w:sz w:val="18"/>
                 <w:lang w:val="en-US"/>
               </w:rPr>
+              <w:t>SWIFT</w:t>
+            </w:r>
+            <w:r>
+              <w:rPr>
+                <w:spacing w:val="-2"/>
+                <w:sz w:val="18"/>
+              </w:rPr>
               <w:t>]</w:t>
-            </w:r>
-            <w:r>
-              <w:rPr>
-                <w:sz w:val="18"/>
-              </w:rPr>
-              <w:t>,</w:t>
-            </w:r>
-            <w:r>
-              <w:rPr>
-                <w:spacing w:val="-2"/>
-                <w:sz w:val="18"/>
-              </w:rPr>
-              <w:t xml:space="preserve"> </w:t>
-            </w:r>
-            <w:r>
-              <w:rPr>
-                <w:sz w:val="18"/>
-              </w:rPr>
-              <w:t>БИК:</w:t>
-            </w:r>
-            <w:r>
-              <w:rPr>
-                <w:spacing w:val="-2"/>
-                <w:sz w:val="18"/>
-              </w:rPr>
-              <w:t xml:space="preserve"> </w:t>
-            </w:r>
-            <w:r>
-              <w:rPr>
-                <w:spacing w:val="-2"/>
-                <w:sz w:val="18"/>
-                <w:lang w:val="en-US"/>
-              </w:rPr>
-              <w:t>[BIC]</w:t>
             </w:r>
           </w:p>
         </w:tc>
@@ -22699,22 +22885,21 @@
           <w:b/>
           <w:sz w:val="18"/>
         </w:rPr>
-        <w:t>доллара</w:t>
-      </w:r>
-      <w:r>
-        <w:rPr>
-          <w:b/>
-          <w:spacing w:val="-2"/>
-          <w:sz w:val="18"/>
-        </w:rPr>
-        <w:t xml:space="preserve"> </w:t>
+        <w:t>[</w:t>
       </w:r>
       <w:r>
         <w:rPr>
           <w:b/>
           <w:sz w:val="18"/>
         </w:rPr>
-        <w:t>США</w:t>
+        <w:t>валюта</w:t>
+      </w:r>
+      <w:r>
+        <w:rPr>
+          <w:b/>
+          <w:sz w:val="18"/>
+        </w:rPr>
+        <w:t>]</w:t>
       </w:r>
       <w:r>
         <w:rPr>
@@ -22815,13 +23000,7 @@
         <w:rPr>
           <w:sz w:val="18"/>
         </w:rPr>
-        <w:t>сумма НДС от договора лизинга</w:t>
-      </w:r>
-      <w:r>
-        <w:rPr>
-          <w:sz w:val="18"/>
-        </w:rPr>
-        <w:t xml:space="preserve"> словами</w:t>
+        <w:t>сумма НДС от договора лизинга словами</w:t>
       </w:r>
       <w:r>
         <w:rPr>
@@ -22846,7 +23025,19 @@
         <w:rPr>
           <w:sz w:val="18"/>
         </w:rPr>
-        <w:t>доллара</w:t>
+        <w:t>[</w:t>
+      </w:r>
+      <w:r>
+        <w:rPr>
+          <w:sz w:val="18"/>
+        </w:rPr>
+        <w:t>валюта</w:t>
+      </w:r>
+      <w:r>
+        <w:rPr>
+          <w:sz w:val="18"/>
+        </w:rPr>
+        <w:t>]</w:t>
       </w:r>
       <w:r>
         <w:rPr>
@@ -22859,7 +23050,7 @@
         <w:rPr>
           <w:sz w:val="18"/>
         </w:rPr>
-        <w:t>США</w:t>
+        <w:t>(в</w:t>
       </w:r>
       <w:r>
         <w:rPr>
@@ -22868,12 +23059,14 @@
         </w:rPr>
         <w:t xml:space="preserve"> </w:t>
       </w:r>
+      <w:proofErr w:type="gramStart"/>
       <w:r>
         <w:rPr>
           <w:sz w:val="18"/>
         </w:rPr>
-        <w:t>(в</w:t>
-      </w:r>
+        <w:t>т.ч.</w:t>
+      </w:r>
+      <w:proofErr w:type="gramEnd"/>
       <w:r>
         <w:rPr>
           <w:spacing w:val="-2"/>
@@ -22881,14 +23074,12 @@
         </w:rPr>
         <w:t xml:space="preserve"> </w:t>
       </w:r>
-      <w:proofErr w:type="gramStart"/>
       <w:r>
         <w:rPr>
           <w:sz w:val="18"/>
         </w:rPr>
-        <w:t>т.ч.</w:t>
-      </w:r>
-      <w:proofErr w:type="gramEnd"/>
+        <w:t>НДС</w:t>
+      </w:r>
       <w:r>
         <w:rPr>
           <w:spacing w:val="-2"/>
@@ -22900,7 +23091,7 @@
         <w:rPr>
           <w:sz w:val="18"/>
         </w:rPr>
-        <w:t>НДС</w:t>
+        <w:t>на</w:t>
       </w:r>
       <w:r>
         <w:rPr>
@@ -22913,7 +23104,7 @@
         <w:rPr>
           <w:sz w:val="18"/>
         </w:rPr>
-        <w:t>на</w:t>
+        <w:t>стоимость</w:t>
       </w:r>
       <w:r>
         <w:rPr>
@@ -22926,7 +23117,20 @@
         <w:rPr>
           <w:sz w:val="18"/>
         </w:rPr>
-        <w:t>стоимость</w:t>
+        <w:t>по</w:t>
+      </w:r>
+      <w:r>
+        <w:rPr>
+          <w:spacing w:val="-1"/>
+          <w:sz w:val="18"/>
+        </w:rPr>
+        <w:t xml:space="preserve"> </w:t>
+      </w:r>
+      <w:r>
+        <w:rPr>
+          <w:sz w:val="18"/>
+        </w:rPr>
+        <w:t>ставке</w:t>
       </w:r>
       <w:r>
         <w:rPr>
@@ -22939,7 +23143,31 @@
         <w:rPr>
           <w:sz w:val="18"/>
         </w:rPr>
-        <w:t>по</w:t>
+        <w:t>[</w:t>
+      </w:r>
+      <w:r>
+        <w:rPr>
+          <w:sz w:val="18"/>
+        </w:rPr>
+        <w:t>текущий НДС</w:t>
+      </w:r>
+      <w:r>
+        <w:rPr>
+          <w:sz w:val="18"/>
+        </w:rPr>
+        <w:t>]</w:t>
+      </w:r>
+      <w:r>
+        <w:rPr>
+          <w:sz w:val="18"/>
+        </w:rPr>
+        <w:t xml:space="preserve"> </w:t>
+      </w:r>
+      <w:r>
+        <w:rPr>
+          <w:sz w:val="18"/>
+        </w:rPr>
+        <w:t>%</w:t>
       </w:r>
       <w:r>
         <w:rPr>
@@ -22952,26 +23180,43 @@
         <w:rPr>
           <w:sz w:val="18"/>
         </w:rPr>
-        <w:t>ставке</w:t>
-      </w:r>
-      <w:r>
-        <w:rPr>
-          <w:spacing w:val="-2"/>
+        <w:t xml:space="preserve">в сумме </w:t>
+      </w:r>
+      <w:r>
+        <w:rPr>
           <w:sz w:val="18"/>
         </w:rPr>
-        <w:t xml:space="preserve"> </w:t>
+        <w:t>[</w:t>
       </w:r>
       <w:r>
         <w:rPr>
           <w:sz w:val="18"/>
         </w:rPr>
+        <w:t>число</w:t>
+      </w:r>
+      <w:r>
+        <w:rPr>
+          <w:sz w:val="18"/>
+        </w:rPr>
+        <w:t>]</w:t>
+      </w:r>
+      <w:r>
+        <w:rPr>
+          <w:sz w:val="18"/>
+        </w:rPr>
+        <w:t xml:space="preserve"> (</w:t>
+      </w:r>
+      <w:r>
+        <w:rPr>
+          <w:sz w:val="18"/>
+        </w:rPr>
         <w:t>[</w:t>
       </w:r>
       <w:r>
         <w:rPr>
           <w:sz w:val="18"/>
         </w:rPr>
-        <w:t>текущий НДС</w:t>
+        <w:t>число словами</w:t>
       </w:r>
       <w:r>
         <w:rPr>
@@ -22983,187 +23228,31 @@
         <w:rPr>
           <w:sz w:val="18"/>
         </w:rPr>
-        <w:t xml:space="preserve"> </w:t>
+        <w:t xml:space="preserve">) </w:t>
       </w:r>
       <w:r>
         <w:rPr>
           <w:sz w:val="18"/>
         </w:rPr>
-        <w:t>%</w:t>
-      </w:r>
-      <w:r>
-        <w:rPr>
-          <w:spacing w:val="-1"/>
+        <w:t>[</w:t>
+      </w:r>
+      <w:r>
+        <w:rPr>
           <w:sz w:val="18"/>
         </w:rPr>
-        <w:t xml:space="preserve"> </w:t>
+        <w:t>валюта</w:t>
       </w:r>
       <w:r>
         <w:rPr>
           <w:sz w:val="18"/>
         </w:rPr>
-        <w:t xml:space="preserve">в сумме </w:t>
+        <w:t>]</w:t>
       </w:r>
       <w:r>
         <w:rPr>
           <w:sz w:val="18"/>
         </w:rPr>
-        <w:t>[</w:t>
-      </w:r>
-      <w:r>
-        <w:rPr>
-          <w:sz w:val="18"/>
-        </w:rPr>
-        <w:t>число</w:t>
-      </w:r>
-      <w:r>
-        <w:rPr>
-          <w:sz w:val="18"/>
-        </w:rPr>
-        <w:t>]</w:t>
-      </w:r>
-      <w:r>
-        <w:rPr>
-          <w:sz w:val="18"/>
-        </w:rPr>
-        <w:t xml:space="preserve"> (</w:t>
-      </w:r>
-      <w:r>
-        <w:rPr>
-          <w:sz w:val="18"/>
-        </w:rPr>
-        <w:t>[</w:t>
-      </w:r>
-      <w:r>
-        <w:rPr>
-          <w:sz w:val="18"/>
-        </w:rPr>
-        <w:t>число словами</w:t>
-      </w:r>
-      <w:r>
-        <w:rPr>
-          <w:sz w:val="18"/>
-        </w:rPr>
-        <w:t>]</w:t>
-      </w:r>
-      <w:r>
-        <w:rPr>
-          <w:sz w:val="18"/>
-        </w:rPr>
-        <w:t xml:space="preserve">) доллара США и НДС на лизинговую ставку по ставке </w:t>
-      </w:r>
-      <w:r>
-        <w:rPr>
-          <w:sz w:val="18"/>
-        </w:rPr>
-        <w:t>[</w:t>
-      </w:r>
-      <w:r>
-        <w:rPr>
-          <w:sz w:val="18"/>
-        </w:rPr>
-        <w:t>текущий НДС</w:t>
-      </w:r>
-      <w:r>
-        <w:rPr>
-          <w:sz w:val="18"/>
-        </w:rPr>
-        <w:t>]</w:t>
-      </w:r>
-      <w:r>
-        <w:rPr>
-          <w:sz w:val="18"/>
-        </w:rPr>
-        <w:t xml:space="preserve"> </w:t>
-      </w:r>
-      <w:r>
-        <w:rPr>
-          <w:sz w:val="18"/>
-        </w:rPr>
-        <w:t>% в сумме</w:t>
-      </w:r>
-    </w:p>
-    <w:p>
-      <w:pPr>
-        <w:spacing w:line="219" w:lineRule="exact"/>
-        <w:ind w:left="249"/>
-        <w:rPr>
-          <w:sz w:val="18"/>
-        </w:rPr>
-      </w:pPr>
-      <w:r>
-        <w:rPr>
-          <w:sz w:val="18"/>
-        </w:rPr>
-        <w:t>[</w:t>
-      </w:r>
-      <w:r>
-        <w:rPr>
-          <w:sz w:val="18"/>
-        </w:rPr>
-        <w:t>число</w:t>
-      </w:r>
-      <w:r>
-        <w:rPr>
-          <w:sz w:val="18"/>
-        </w:rPr>
-        <w:t>]</w:t>
-      </w:r>
-      <w:r>
-        <w:rPr>
-          <w:sz w:val="18"/>
-        </w:rPr>
-        <w:t xml:space="preserve"> (</w:t>
-      </w:r>
-      <w:r>
-        <w:rPr>
-          <w:sz w:val="18"/>
-        </w:rPr>
-        <w:t>[</w:t>
-      </w:r>
-      <w:r>
-        <w:rPr>
-          <w:sz w:val="18"/>
-        </w:rPr>
-        <w:t>число словами</w:t>
-      </w:r>
-      <w:r>
-        <w:rPr>
-          <w:sz w:val="18"/>
-        </w:rPr>
-        <w:t>]</w:t>
-      </w:r>
-      <w:r>
-        <w:rPr>
-          <w:sz w:val="18"/>
-        </w:rPr>
-        <w:t>)</w:t>
-      </w:r>
-      <w:r>
-        <w:rPr>
-          <w:spacing w:val="-3"/>
-          <w:sz w:val="18"/>
-        </w:rPr>
-        <w:t xml:space="preserve"> </w:t>
-      </w:r>
-      <w:r>
-        <w:rPr>
-          <w:sz w:val="18"/>
-        </w:rPr>
-        <w:t>долларов</w:t>
-      </w:r>
-      <w:r>
-        <w:rPr>
-          <w:spacing w:val="-4"/>
-          <w:sz w:val="18"/>
-        </w:rPr>
-        <w:t xml:space="preserve"> </w:t>
-      </w:r>
-      <w:r>
-        <w:rPr>
-          <w:sz w:val="18"/>
-        </w:rPr>
-        <w:t>США).</w:t>
+        <w:t>).</w:t>
       </w:r>
       <w:r>
         <w:rPr>
@@ -24133,14 +24222,7 @@
                 <w:spacing w:val="-2"/>
                 <w:sz w:val="18"/>
               </w:rPr>
-              <w:t>Д</w:t>
-            </w:r>
-            <w:r>
-              <w:rPr>
-                <w:spacing w:val="-2"/>
-                <w:sz w:val="18"/>
-              </w:rPr>
-              <w:t>иректор</w:t>
+              <w:t>Директор</w:t>
             </w:r>
           </w:p>
         </w:tc>
@@ -25202,6 +25284,7 @@
   <w:style w:type="character" w:default="1" w:styleId="a0">
     <w:name w:val="Default Paragraph Font"/>
     <w:uiPriority w:val="1"/>
+    <w:semiHidden/>
     <w:unhideWhenUsed/>
   </w:style>
   <w:style w:type="table" w:default="1" w:styleId="a1">

--- a/backend/contracts_examples/шаблон_договор_лизинга.docx
+++ b/backend/contracts_examples/шаблон_договор_лизинга.docx
@@ -183,6 +183,13 @@
               </w:rPr>
               <w:t>]</w:t>
             </w:r>
+            <w:r>
+              <w:rPr>
+                <w:noProof/>
+                <w:sz w:val="19"/>
+              </w:rPr>
+              <w:t xml:space="preserve"> г.</w:t>
+            </w:r>
           </w:p>
         </w:tc>
       </w:tr>
@@ -205,6 +212,12 @@
         <w:t>Организационно правовая форма</w:t>
       </w:r>
       <w:r>
+        <w:t xml:space="preserve"> </w:t>
+      </w:r>
+      <w:r>
+        <w:t>лизингодателя</w:t>
+      </w:r>
+      <w:r>
         <w:t>]</w:t>
       </w:r>
       <w:r>
@@ -215,6 +228,12 @@
       </w:r>
       <w:r>
         <w:t>Название компании</w:t>
+      </w:r>
+      <w:r>
+        <w:t xml:space="preserve"> </w:t>
+      </w:r>
+      <w:r>
+        <w:t>лизингодателя</w:t>
       </w:r>
       <w:r>
         <w:t>]</w:t>
@@ -287,121 +306,13 @@
         <w:t>[</w:t>
       </w:r>
       <w:r>
-        <w:t>Организационно правовая форма</w:t>
+        <w:t>101</w:t>
       </w:r>
       <w:r>
         <w:t>]</w:t>
       </w:r>
       <w:r>
-        <w:t xml:space="preserve"> "</w:t>
-      </w:r>
-      <w:r>
-        <w:t>[</w:t>
-      </w:r>
-      <w:r>
-        <w:t>Название компании</w:t>
-      </w:r>
-      <w:r>
-        <w:t>]</w:t>
-      </w:r>
-      <w:r>
-        <w:t>"</w:t>
-      </w:r>
-      <w:r>
-        <w:rPr>
-          <w:spacing w:val="-6"/>
-        </w:rPr>
-        <w:t xml:space="preserve"> </w:t>
-      </w:r>
-      <w:r>
-        <w:t>(Лизингополучатель)</w:t>
-      </w:r>
-      <w:r>
-        <w:rPr>
-          <w:spacing w:val="-5"/>
-        </w:rPr>
-        <w:t xml:space="preserve"> </w:t>
-      </w:r>
-      <w:r>
-        <w:t>в</w:t>
-      </w:r>
-      <w:r>
-        <w:rPr>
-          <w:spacing w:val="-4"/>
-        </w:rPr>
-        <w:t xml:space="preserve"> </w:t>
-      </w:r>
-      <w:r>
-        <w:t>лице</w:t>
-      </w:r>
-      <w:r>
-        <w:rPr>
-          <w:spacing w:val="-3"/>
-        </w:rPr>
-        <w:t xml:space="preserve"> </w:t>
-      </w:r>
-      <w:r>
-        <w:t>директора</w:t>
-      </w:r>
-      <w:r>
-        <w:rPr>
-          <w:spacing w:val="-4"/>
-        </w:rPr>
-        <w:t xml:space="preserve"> </w:t>
-      </w:r>
-      <w:r>
-        <w:t>[</w:t>
-      </w:r>
-      <w:r>
-        <w:t>ФИО директора</w:t>
-      </w:r>
-      <w:r>
-        <w:t>]</w:t>
-      </w:r>
-      <w:r>
-        <w:rPr>
-          <w:spacing w:val="-4"/>
-        </w:rPr>
-        <w:t xml:space="preserve"> </w:t>
-      </w:r>
-      <w:r>
-        <w:t>действующего</w:t>
-      </w:r>
-      <w:r>
-        <w:rPr>
-          <w:spacing w:val="-4"/>
-        </w:rPr>
-        <w:t xml:space="preserve"> </w:t>
-      </w:r>
-      <w:r>
-        <w:t>на</w:t>
-      </w:r>
-      <w:r>
-        <w:rPr>
-          <w:spacing w:val="-4"/>
-        </w:rPr>
-        <w:t xml:space="preserve"> </w:t>
-      </w:r>
-      <w:r>
-        <w:t>основании</w:t>
-      </w:r>
-      <w:r>
-        <w:rPr>
-          <w:spacing w:val="-4"/>
-        </w:rPr>
-        <w:t xml:space="preserve"> </w:t>
-      </w:r>
-      <w:r>
-        <w:t>Устава,</w:t>
-      </w:r>
-      <w:r>
-        <w:rPr>
-          <w:spacing w:val="-4"/>
-        </w:rPr>
-        <w:t xml:space="preserve"> </w:t>
-      </w:r>
-      <w:r>
-        <w:t>с другой стороны, далее вместе именуемые Стороны, а по отдельности - Сторона, заключили настоящий договор (Договор) о нижеследующем:</w:t>
+        <w:t>, далее вместе именуемые Стороны, а по отдельности - Сторона, заключили настоящий договор (Договор) о нижеследующем:</w:t>
       </w:r>
     </w:p>
     <w:p>
@@ -1091,7 +1002,37 @@
                                 <w:rPr>
                                   <w:sz w:val="20"/>
                                 </w:rPr>
-                                <w:t>[Организационно правовая форма] "[Название компании]"</w:t>
+                                <w:t>[Организационно правовая форма</w:t>
+                              </w:r>
+                              <w:r>
+                                <w:rPr>
+                                  <w:sz w:val="20"/>
+                                </w:rPr>
+                                <w:t xml:space="preserve"> лизингополучателя</w:t>
+                              </w:r>
+                              <w:r>
+                                <w:rPr>
+                                  <w:sz w:val="20"/>
+                                </w:rPr>
+                                <w:t>] "[Название компании</w:t>
+                              </w:r>
+                              <w:r>
+                                <w:rPr>
+                                  <w:sz w:val="20"/>
+                                </w:rPr>
+                                <w:t xml:space="preserve"> </w:t>
+                              </w:r>
+                              <w:r>
+                                <w:rPr>
+                                  <w:sz w:val="20"/>
+                                </w:rPr>
+                                <w:t>лизингополучателя</w:t>
+                              </w:r>
+                              <w:r>
+                                <w:rPr>
+                                  <w:sz w:val="20"/>
+                                </w:rPr>
+                                <w:t>]"</w:t>
                               </w:r>
                             </w:p>
                             <w:p>
@@ -1136,6 +1077,20 @@
                                   <w:sz w:val="20"/>
                                 </w:rPr>
                                 <w:t>УНП</w:t>
+                              </w:r>
+                              <w:r>
+                                <w:rPr>
+                                  <w:spacing w:val="-2"/>
+                                  <w:sz w:val="20"/>
+                                </w:rPr>
+                                <w:t xml:space="preserve"> </w:t>
+                              </w:r>
+                              <w:r>
+                                <w:rPr>
+                                  <w:spacing w:val="-2"/>
+                                  <w:sz w:val="20"/>
+                                </w:rPr>
+                                <w:t>лизингополучателя</w:t>
                               </w:r>
                               <w:r>
                                 <w:rPr>
@@ -1190,7 +1145,6 @@
                               <w:r>
                                 <w:rPr>
                                   <w:sz w:val="20"/>
-                                  <w:lang w:val="en-US"/>
                                 </w:rPr>
                                 <w:t>[</w:t>
                               </w:r>
@@ -1203,7 +1157,19 @@
                               <w:r>
                                 <w:rPr>
                                   <w:sz w:val="20"/>
-                                  <w:lang w:val="en-US"/>
+                                </w:rPr>
+                                <w:t xml:space="preserve"> </w:t>
+                              </w:r>
+                              <w:r>
+                                <w:rPr>
+                                  <w:spacing w:val="-2"/>
+                                  <w:sz w:val="20"/>
+                                </w:rPr>
+                                <w:t>лизингополучателя</w:t>
+                              </w:r>
+                              <w:r>
+                                <w:rPr>
+                                  <w:sz w:val="20"/>
                                 </w:rPr>
                                 <w:t>]</w:t>
                               </w:r>
@@ -1252,7 +1218,6 @@
                               <w:r>
                                 <w:rPr>
                                   <w:sz w:val="20"/>
-                                  <w:lang w:val="en-US"/>
                                 </w:rPr>
                                 <w:t>[</w:t>
                               </w:r>
@@ -1265,7 +1230,19 @@
                               <w:r>
                                 <w:rPr>
                                   <w:sz w:val="20"/>
-                                  <w:lang w:val="en-US"/>
+                                </w:rPr>
+                                <w:t xml:space="preserve"> </w:t>
+                              </w:r>
+                              <w:r>
+                                <w:rPr>
+                                  <w:spacing w:val="-2"/>
+                                  <w:sz w:val="20"/>
+                                </w:rPr>
+                                <w:t>лизингополучателя</w:t>
+                              </w:r>
+                              <w:r>
+                                <w:rPr>
+                                  <w:sz w:val="20"/>
                                 </w:rPr>
                                 <w:t>]</w:t>
                               </w:r>
@@ -1334,6 +1311,19 @@
                                   <w:sz w:val="20"/>
                                 </w:rPr>
                                 <w:t>номера телефонов</w:t>
+                              </w:r>
+                              <w:r>
+                                <w:rPr>
+                                  <w:sz w:val="20"/>
+                                </w:rPr>
+                                <w:t xml:space="preserve"> </w:t>
+                              </w:r>
+                              <w:r>
+                                <w:rPr>
+                                  <w:spacing w:val="-2"/>
+                                  <w:sz w:val="20"/>
+                                </w:rPr>
+                                <w:t>лизингополучателя</w:t>
                               </w:r>
                               <w:r>
                                 <w:rPr>
@@ -1423,29 +1413,27 @@
                                 </w:rPr>
                                 <w:t xml:space="preserve"> </w:t>
                               </w:r>
-                              <w:hyperlink r:id="rId7">
-                                <w:r>
-                                  <w:rPr>
-                                    <w:spacing w:val="-2"/>
-                                    <w:sz w:val="20"/>
-                                  </w:rPr>
-                                  <w:t>[</w:t>
-                                </w:r>
-                                <w:r>
-                                  <w:rPr>
-                                    <w:spacing w:val="-2"/>
-                                    <w:sz w:val="20"/>
-                                  </w:rPr>
-                                  <w:t>электронная почта</w:t>
-                                </w:r>
-                                <w:r>
-                                  <w:rPr>
-                                    <w:spacing w:val="-2"/>
-                                    <w:sz w:val="20"/>
-                                  </w:rPr>
-                                  <w:t>]</w:t>
-                                </w:r>
-                              </w:hyperlink>
+                              <w:r>
+                                <w:rPr>
+                                  <w:sz w:val="20"/>
+                                  <w:szCs w:val="20"/>
+                                </w:rPr>
+                                <w:t>[</w:t>
+                              </w:r>
+                              <w:r>
+                                <w:rPr>
+                                  <w:sz w:val="20"/>
+                                  <w:szCs w:val="20"/>
+                                </w:rPr>
+                                <w:t>электронная почта лизингополучателя</w:t>
+                              </w:r>
+                              <w:r>
+                                <w:rPr>
+                                  <w:sz w:val="20"/>
+                                  <w:szCs w:val="20"/>
+                                </w:rPr>
+                                <w:t>]</w:t>
+                              </w:r>
                             </w:p>
                             <w:p>
                               <w:pPr>
@@ -1518,6 +1506,20 @@
                                 <w:rPr>
                                   <w:sz w:val="20"/>
                                 </w:rPr>
+                                <w:t xml:space="preserve"> </w:t>
+                              </w:r>
+                              <w:proofErr w:type="spellStart"/>
+                              <w:r>
+                                <w:rPr>
+                                  <w:sz w:val="20"/>
+                                </w:rPr>
+                                <w:t>лизполуч</w:t>
+                              </w:r>
+                              <w:proofErr w:type="spellEnd"/>
+                              <w:r>
+                                <w:rPr>
+                                  <w:sz w:val="20"/>
+                                </w:rPr>
                                 <w:t>]</w:t>
                               </w:r>
                               <w:r>
@@ -1554,6 +1556,21 @@
                                 </w:rPr>
                                 <w:t>название банка</w:t>
                               </w:r>
+                              <w:r>
+                                <w:rPr>
+                                  <w:spacing w:val="-5"/>
+                                  <w:sz w:val="20"/>
+                                </w:rPr>
+                                <w:t xml:space="preserve"> </w:t>
+                              </w:r>
+                              <w:proofErr w:type="spellStart"/>
+                              <w:r>
+                                <w:rPr>
+                                  <w:sz w:val="20"/>
+                                </w:rPr>
+                                <w:t>лизполуч</w:t>
+                              </w:r>
+                              <w:proofErr w:type="spellEnd"/>
                               <w:r>
                                 <w:rPr>
                                   <w:spacing w:val="-5"/>
@@ -1601,6 +1618,21 @@
                                   <w:spacing w:val="-2"/>
                                   <w:sz w:val="20"/>
                                 </w:rPr>
+                                <w:t xml:space="preserve"> </w:t>
+                              </w:r>
+                              <w:proofErr w:type="spellStart"/>
+                              <w:r>
+                                <w:rPr>
+                                  <w:sz w:val="20"/>
+                                </w:rPr>
+                                <w:t>лизполуч</w:t>
+                              </w:r>
+                              <w:proofErr w:type="spellEnd"/>
+                              <w:r>
+                                <w:rPr>
+                                  <w:spacing w:val="-2"/>
+                                  <w:sz w:val="20"/>
+                                </w:rPr>
                                 <w:t>]</w:t>
                               </w:r>
                               <w:r>
@@ -1633,6 +1665,21 @@
                                 </w:rPr>
                                 <w:t>SWIFT</w:t>
                               </w:r>
+                              <w:r>
+                                <w:rPr>
+                                  <w:spacing w:val="-2"/>
+                                  <w:sz w:val="20"/>
+                                </w:rPr>
+                                <w:t xml:space="preserve"> </w:t>
+                              </w:r>
+                              <w:proofErr w:type="spellStart"/>
+                              <w:r>
+                                <w:rPr>
+                                  <w:sz w:val="20"/>
+                                </w:rPr>
+                                <w:t>лизполуч</w:t>
+                              </w:r>
+                              <w:proofErr w:type="spellEnd"/>
                               <w:r>
                                 <w:rPr>
                                   <w:spacing w:val="-2"/>
@@ -1685,7 +1732,37 @@
                           <w:rPr>
                             <w:sz w:val="20"/>
                           </w:rPr>
-                          <w:t>[Организационно правовая форма] "[Название компании]"</w:t>
+                          <w:t>[Организационно правовая форма</w:t>
+                        </w:r>
+                        <w:r>
+                          <w:rPr>
+                            <w:sz w:val="20"/>
+                          </w:rPr>
+                          <w:t xml:space="preserve"> лизингополучателя</w:t>
+                        </w:r>
+                        <w:r>
+                          <w:rPr>
+                            <w:sz w:val="20"/>
+                          </w:rPr>
+                          <w:t>] "[Название компании</w:t>
+                        </w:r>
+                        <w:r>
+                          <w:rPr>
+                            <w:sz w:val="20"/>
+                          </w:rPr>
+                          <w:t xml:space="preserve"> </w:t>
+                        </w:r>
+                        <w:r>
+                          <w:rPr>
+                            <w:sz w:val="20"/>
+                          </w:rPr>
+                          <w:t>лизингополучателя</w:t>
+                        </w:r>
+                        <w:r>
+                          <w:rPr>
+                            <w:sz w:val="20"/>
+                          </w:rPr>
+                          <w:t>]"</w:t>
                         </w:r>
                       </w:p>
                       <w:p>
@@ -1730,6 +1807,20 @@
                             <w:sz w:val="20"/>
                           </w:rPr>
                           <w:t>УНП</w:t>
+                        </w:r>
+                        <w:r>
+                          <w:rPr>
+                            <w:spacing w:val="-2"/>
+                            <w:sz w:val="20"/>
+                          </w:rPr>
+                          <w:t xml:space="preserve"> </w:t>
+                        </w:r>
+                        <w:r>
+                          <w:rPr>
+                            <w:spacing w:val="-2"/>
+                            <w:sz w:val="20"/>
+                          </w:rPr>
+                          <w:t>лизингополучателя</w:t>
                         </w:r>
                         <w:r>
                           <w:rPr>
@@ -1784,7 +1875,6 @@
                         <w:r>
                           <w:rPr>
                             <w:sz w:val="20"/>
-                            <w:lang w:val="en-US"/>
                           </w:rPr>
                           <w:t>[</w:t>
                         </w:r>
@@ -1797,7 +1887,19 @@
                         <w:r>
                           <w:rPr>
                             <w:sz w:val="20"/>
-                            <w:lang w:val="en-US"/>
+                          </w:rPr>
+                          <w:t xml:space="preserve"> </w:t>
+                        </w:r>
+                        <w:r>
+                          <w:rPr>
+                            <w:spacing w:val="-2"/>
+                            <w:sz w:val="20"/>
+                          </w:rPr>
+                          <w:t>лизингополучателя</w:t>
+                        </w:r>
+                        <w:r>
+                          <w:rPr>
+                            <w:sz w:val="20"/>
                           </w:rPr>
                           <w:t>]</w:t>
                         </w:r>
@@ -1846,7 +1948,6 @@
                         <w:r>
                           <w:rPr>
                             <w:sz w:val="20"/>
-                            <w:lang w:val="en-US"/>
                           </w:rPr>
                           <w:t>[</w:t>
                         </w:r>
@@ -1859,7 +1960,19 @@
                         <w:r>
                           <w:rPr>
                             <w:sz w:val="20"/>
-                            <w:lang w:val="en-US"/>
+                          </w:rPr>
+                          <w:t xml:space="preserve"> </w:t>
+                        </w:r>
+                        <w:r>
+                          <w:rPr>
+                            <w:spacing w:val="-2"/>
+                            <w:sz w:val="20"/>
+                          </w:rPr>
+                          <w:t>лизингополучателя</w:t>
+                        </w:r>
+                        <w:r>
+                          <w:rPr>
+                            <w:sz w:val="20"/>
                           </w:rPr>
                           <w:t>]</w:t>
                         </w:r>
@@ -1928,6 +2041,19 @@
                             <w:sz w:val="20"/>
                           </w:rPr>
                           <w:t>номера телефонов</w:t>
+                        </w:r>
+                        <w:r>
+                          <w:rPr>
+                            <w:sz w:val="20"/>
+                          </w:rPr>
+                          <w:t xml:space="preserve"> </w:t>
+                        </w:r>
+                        <w:r>
+                          <w:rPr>
+                            <w:spacing w:val="-2"/>
+                            <w:sz w:val="20"/>
+                          </w:rPr>
+                          <w:t>лизингополучателя</w:t>
                         </w:r>
                         <w:r>
                           <w:rPr>
@@ -2017,29 +2143,27 @@
                           </w:rPr>
                           <w:t xml:space="preserve"> </w:t>
                         </w:r>
-                        <w:hyperlink r:id="rId8">
-                          <w:r>
-                            <w:rPr>
-                              <w:spacing w:val="-2"/>
-                              <w:sz w:val="20"/>
-                            </w:rPr>
-                            <w:t>[</w:t>
-                          </w:r>
-                          <w:r>
-                            <w:rPr>
-                              <w:spacing w:val="-2"/>
-                              <w:sz w:val="20"/>
-                            </w:rPr>
-                            <w:t>электронная почта</w:t>
-                          </w:r>
-                          <w:r>
-                            <w:rPr>
-                              <w:spacing w:val="-2"/>
-                              <w:sz w:val="20"/>
-                            </w:rPr>
-                            <w:t>]</w:t>
-                          </w:r>
-                        </w:hyperlink>
+                        <w:r>
+                          <w:rPr>
+                            <w:sz w:val="20"/>
+                            <w:szCs w:val="20"/>
+                          </w:rPr>
+                          <w:t>[</w:t>
+                        </w:r>
+                        <w:r>
+                          <w:rPr>
+                            <w:sz w:val="20"/>
+                            <w:szCs w:val="20"/>
+                          </w:rPr>
+                          <w:t>электронная почта лизингополучателя</w:t>
+                        </w:r>
+                        <w:r>
+                          <w:rPr>
+                            <w:sz w:val="20"/>
+                            <w:szCs w:val="20"/>
+                          </w:rPr>
+                          <w:t>]</w:t>
+                        </w:r>
                       </w:p>
                       <w:p>
                         <w:pPr>
@@ -2112,6 +2236,20 @@
                           <w:rPr>
                             <w:sz w:val="20"/>
                           </w:rPr>
+                          <w:t xml:space="preserve"> </w:t>
+                        </w:r>
+                        <w:proofErr w:type="spellStart"/>
+                        <w:r>
+                          <w:rPr>
+                            <w:sz w:val="20"/>
+                          </w:rPr>
+                          <w:t>лизполуч</w:t>
+                        </w:r>
+                        <w:proofErr w:type="spellEnd"/>
+                        <w:r>
+                          <w:rPr>
+                            <w:sz w:val="20"/>
+                          </w:rPr>
                           <w:t>]</w:t>
                         </w:r>
                         <w:r>
@@ -2148,6 +2286,21 @@
                           </w:rPr>
                           <w:t>название банка</w:t>
                         </w:r>
+                        <w:r>
+                          <w:rPr>
+                            <w:spacing w:val="-5"/>
+                            <w:sz w:val="20"/>
+                          </w:rPr>
+                          <w:t xml:space="preserve"> </w:t>
+                        </w:r>
+                        <w:proofErr w:type="spellStart"/>
+                        <w:r>
+                          <w:rPr>
+                            <w:sz w:val="20"/>
+                          </w:rPr>
+                          <w:t>лизполуч</w:t>
+                        </w:r>
+                        <w:proofErr w:type="spellEnd"/>
                         <w:r>
                           <w:rPr>
                             <w:spacing w:val="-5"/>
@@ -2195,6 +2348,21 @@
                             <w:spacing w:val="-2"/>
                             <w:sz w:val="20"/>
                           </w:rPr>
+                          <w:t xml:space="preserve"> </w:t>
+                        </w:r>
+                        <w:proofErr w:type="spellStart"/>
+                        <w:r>
+                          <w:rPr>
+                            <w:sz w:val="20"/>
+                          </w:rPr>
+                          <w:t>лизполуч</w:t>
+                        </w:r>
+                        <w:proofErr w:type="spellEnd"/>
+                        <w:r>
+                          <w:rPr>
+                            <w:spacing w:val="-2"/>
+                            <w:sz w:val="20"/>
+                          </w:rPr>
                           <w:t>]</w:t>
                         </w:r>
                         <w:r>
@@ -2227,6 +2395,21 @@
                           </w:rPr>
                           <w:t>SWIFT</w:t>
                         </w:r>
+                        <w:r>
+                          <w:rPr>
+                            <w:spacing w:val="-2"/>
+                            <w:sz w:val="20"/>
+                          </w:rPr>
+                          <w:t xml:space="preserve"> </w:t>
+                        </w:r>
+                        <w:proofErr w:type="spellStart"/>
+                        <w:r>
+                          <w:rPr>
+                            <w:sz w:val="20"/>
+                          </w:rPr>
+                          <w:t>лизполуч</w:t>
+                        </w:r>
+                        <w:proofErr w:type="spellEnd"/>
                         <w:r>
                           <w:rPr>
                             <w:spacing w:val="-2"/>
@@ -2786,7 +2969,37 @@
                                 <w:rPr>
                                   <w:sz w:val="20"/>
                                 </w:rPr>
-                                <w:t>[Организационно правовая форма] "[Название компании]"</w:t>
+                                <w:t>[Организационно правовая форма</w:t>
+                              </w:r>
+                              <w:r>
+                                <w:rPr>
+                                  <w:sz w:val="20"/>
+                                </w:rPr>
+                                <w:t xml:space="preserve"> лизингодателя</w:t>
+                              </w:r>
+                              <w:r>
+                                <w:rPr>
+                                  <w:sz w:val="20"/>
+                                </w:rPr>
+                                <w:t>] "[Название компании</w:t>
+                              </w:r>
+                              <w:r>
+                                <w:rPr>
+                                  <w:sz w:val="20"/>
+                                </w:rPr>
+                                <w:t xml:space="preserve"> </w:t>
+                              </w:r>
+                              <w:r>
+                                <w:rPr>
+                                  <w:sz w:val="20"/>
+                                </w:rPr>
+                                <w:t>лизингодателя</w:t>
+                              </w:r>
+                              <w:r>
+                                <w:rPr>
+                                  <w:sz w:val="20"/>
+                                </w:rPr>
+                                <w:t>]"</w:t>
                               </w:r>
                             </w:p>
                             <w:p>
@@ -2831,6 +3044,19 @@
                                   <w:sz w:val="20"/>
                                 </w:rPr>
                                 <w:t>УНП</w:t>
+                              </w:r>
+                              <w:r>
+                                <w:rPr>
+                                  <w:spacing w:val="-2"/>
+                                  <w:sz w:val="20"/>
+                                </w:rPr>
+                                <w:t xml:space="preserve"> </w:t>
+                              </w:r>
+                              <w:r>
+                                <w:rPr>
+                                  <w:sz w:val="20"/>
+                                </w:rPr>
+                                <w:t>лизингодателя</w:t>
                               </w:r>
                               <w:r>
                                 <w:rPr>
@@ -2885,7 +3111,6 @@
                               <w:r>
                                 <w:rPr>
                                   <w:sz w:val="20"/>
-                                  <w:lang w:val="en-US"/>
                                 </w:rPr>
                                 <w:t>[</w:t>
                               </w:r>
@@ -2898,7 +3123,18 @@
                               <w:r>
                                 <w:rPr>
                                   <w:sz w:val="20"/>
-                                  <w:lang w:val="en-US"/>
+                                </w:rPr>
+                                <w:t xml:space="preserve"> </w:t>
+                              </w:r>
+                              <w:r>
+                                <w:rPr>
+                                  <w:sz w:val="20"/>
+                                </w:rPr>
+                                <w:t>лизингодателя</w:t>
+                              </w:r>
+                              <w:r>
+                                <w:rPr>
+                                  <w:sz w:val="20"/>
                                 </w:rPr>
                                 <w:t>]</w:t>
                               </w:r>
@@ -2947,7 +3183,6 @@
                               <w:r>
                                 <w:rPr>
                                   <w:sz w:val="20"/>
-                                  <w:lang w:val="en-US"/>
                                 </w:rPr>
                                 <w:t>[</w:t>
                               </w:r>
@@ -2960,7 +3195,18 @@
                               <w:r>
                                 <w:rPr>
                                   <w:sz w:val="20"/>
-                                  <w:lang w:val="en-US"/>
+                                </w:rPr>
+                                <w:t xml:space="preserve"> </w:t>
+                              </w:r>
+                              <w:r>
+                                <w:rPr>
+                                  <w:sz w:val="20"/>
+                                </w:rPr>
+                                <w:t>лизингодателя</w:t>
+                              </w:r>
+                              <w:r>
+                                <w:rPr>
+                                  <w:sz w:val="20"/>
                                 </w:rPr>
                                 <w:t>]</w:t>
                               </w:r>
@@ -3030,6 +3276,18 @@
                                   <w:sz w:val="20"/>
                                 </w:rPr>
                                 <w:t>номера телефонов</w:t>
+                              </w:r>
+                              <w:r>
+                                <w:rPr>
+                                  <w:sz w:val="20"/>
+                                </w:rPr>
+                                <w:t xml:space="preserve"> </w:t>
+                              </w:r>
+                              <w:r>
+                                <w:rPr>
+                                  <w:sz w:val="20"/>
+                                </w:rPr>
+                                <w:t>лизингодателя</w:t>
                               </w:r>
                               <w:r>
                                 <w:rPr>
@@ -3119,29 +3377,33 @@
                                 </w:rPr>
                                 <w:t xml:space="preserve"> </w:t>
                               </w:r>
-                              <w:hyperlink r:id="rId9">
-                                <w:r>
-                                  <w:rPr>
-                                    <w:spacing w:val="-2"/>
-                                    <w:sz w:val="20"/>
-                                  </w:rPr>
-                                  <w:t>[</w:t>
-                                </w:r>
-                                <w:r>
-                                  <w:rPr>
-                                    <w:spacing w:val="-2"/>
-                                    <w:sz w:val="20"/>
-                                  </w:rPr>
-                                  <w:t>электронная почта</w:t>
-                                </w:r>
-                                <w:r>
-                                  <w:rPr>
-                                    <w:spacing w:val="-2"/>
-                                    <w:sz w:val="20"/>
-                                  </w:rPr>
-                                  <w:t>]</w:t>
-                                </w:r>
-                              </w:hyperlink>
+                              <w:r>
+                                <w:rPr>
+                                  <w:sz w:val="20"/>
+                                  <w:szCs w:val="20"/>
+                                </w:rPr>
+                                <w:t>[</w:t>
+                              </w:r>
+                              <w:r>
+                                <w:rPr>
+                                  <w:sz w:val="20"/>
+                                  <w:szCs w:val="20"/>
+                                </w:rPr>
+                                <w:t xml:space="preserve">электронная почта </w:t>
+                              </w:r>
+                              <w:r>
+                                <w:rPr>
+                                  <w:sz w:val="20"/>
+                                </w:rPr>
+                                <w:t>лизингодателя</w:t>
+                              </w:r>
+                              <w:r>
+                                <w:rPr>
+                                  <w:sz w:val="20"/>
+                                  <w:szCs w:val="20"/>
+                                </w:rPr>
+                                <w:t>]</w:t>
+                              </w:r>
                             </w:p>
                             <w:p>
                               <w:pPr>
@@ -3214,6 +3476,20 @@
                                 <w:rPr>
                                   <w:sz w:val="20"/>
                                 </w:rPr>
+                                <w:t xml:space="preserve"> </w:t>
+                              </w:r>
+                              <w:proofErr w:type="spellStart"/>
+                              <w:r>
+                                <w:rPr>
+                                  <w:sz w:val="20"/>
+                                </w:rPr>
+                                <w:t>лиздат</w:t>
+                              </w:r>
+                              <w:proofErr w:type="spellEnd"/>
+                              <w:r>
+                                <w:rPr>
+                                  <w:sz w:val="20"/>
+                                </w:rPr>
                                 <w:t>]</w:t>
                               </w:r>
                               <w:r>
@@ -3243,6 +3519,21 @@
                                 </w:rPr>
                                 <w:t>название банка</w:t>
                               </w:r>
+                              <w:r>
+                                <w:rPr>
+                                  <w:spacing w:val="-5"/>
+                                  <w:sz w:val="20"/>
+                                </w:rPr>
+                                <w:t xml:space="preserve"> </w:t>
+                              </w:r>
+                              <w:proofErr w:type="spellStart"/>
+                              <w:r>
+                                <w:rPr>
+                                  <w:sz w:val="20"/>
+                                </w:rPr>
+                                <w:t>лиздат</w:t>
+                              </w:r>
+                              <w:proofErr w:type="spellEnd"/>
                               <w:r>
                                 <w:rPr>
                                   <w:spacing w:val="-5"/>
@@ -3290,6 +3581,21 @@
                                   <w:spacing w:val="-2"/>
                                   <w:sz w:val="20"/>
                                 </w:rPr>
+                                <w:t xml:space="preserve"> </w:t>
+                              </w:r>
+                              <w:proofErr w:type="spellStart"/>
+                              <w:r>
+                                <w:rPr>
+                                  <w:sz w:val="20"/>
+                                </w:rPr>
+                                <w:t>лиздат</w:t>
+                              </w:r>
+                              <w:proofErr w:type="spellEnd"/>
+                              <w:r>
+                                <w:rPr>
+                                  <w:spacing w:val="-2"/>
+                                  <w:sz w:val="20"/>
+                                </w:rPr>
                                 <w:t>]</w:t>
                               </w:r>
                               <w:r>
@@ -3322,6 +3628,17 @@
                                 </w:rPr>
                                 <w:t>SWIFT</w:t>
                               </w:r>
+                              <w:r>
+                                <w:t xml:space="preserve"> </w:t>
+                              </w:r>
+                              <w:proofErr w:type="spellStart"/>
+                              <w:r>
+                                <w:rPr>
+                                  <w:sz w:val="20"/>
+                                </w:rPr>
+                                <w:t>лиздат</w:t>
+                              </w:r>
+                              <w:proofErr w:type="spellEnd"/>
                               <w:r>
                                 <w:rPr>
                                   <w:spacing w:val="-2"/>
@@ -3370,7 +3687,37 @@
                           <w:rPr>
                             <w:sz w:val="20"/>
                           </w:rPr>
-                          <w:t>[Организационно правовая форма] "[Название компании]"</w:t>
+                          <w:t>[Организационно правовая форма</w:t>
+                        </w:r>
+                        <w:r>
+                          <w:rPr>
+                            <w:sz w:val="20"/>
+                          </w:rPr>
+                          <w:t xml:space="preserve"> лизингодателя</w:t>
+                        </w:r>
+                        <w:r>
+                          <w:rPr>
+                            <w:sz w:val="20"/>
+                          </w:rPr>
+                          <w:t>] "[Название компании</w:t>
+                        </w:r>
+                        <w:r>
+                          <w:rPr>
+                            <w:sz w:val="20"/>
+                          </w:rPr>
+                          <w:t xml:space="preserve"> </w:t>
+                        </w:r>
+                        <w:r>
+                          <w:rPr>
+                            <w:sz w:val="20"/>
+                          </w:rPr>
+                          <w:t>лизингодателя</w:t>
+                        </w:r>
+                        <w:r>
+                          <w:rPr>
+                            <w:sz w:val="20"/>
+                          </w:rPr>
+                          <w:t>]"</w:t>
                         </w:r>
                       </w:p>
                       <w:p>
@@ -3415,6 +3762,19 @@
                             <w:sz w:val="20"/>
                           </w:rPr>
                           <w:t>УНП</w:t>
+                        </w:r>
+                        <w:r>
+                          <w:rPr>
+                            <w:spacing w:val="-2"/>
+                            <w:sz w:val="20"/>
+                          </w:rPr>
+                          <w:t xml:space="preserve"> </w:t>
+                        </w:r>
+                        <w:r>
+                          <w:rPr>
+                            <w:sz w:val="20"/>
+                          </w:rPr>
+                          <w:t>лизингодателя</w:t>
                         </w:r>
                         <w:r>
                           <w:rPr>
@@ -3469,7 +3829,6 @@
                         <w:r>
                           <w:rPr>
                             <w:sz w:val="20"/>
-                            <w:lang w:val="en-US"/>
                           </w:rPr>
                           <w:t>[</w:t>
                         </w:r>
@@ -3482,7 +3841,18 @@
                         <w:r>
                           <w:rPr>
                             <w:sz w:val="20"/>
-                            <w:lang w:val="en-US"/>
+                          </w:rPr>
+                          <w:t xml:space="preserve"> </w:t>
+                        </w:r>
+                        <w:r>
+                          <w:rPr>
+                            <w:sz w:val="20"/>
+                          </w:rPr>
+                          <w:t>лизингодателя</w:t>
+                        </w:r>
+                        <w:r>
+                          <w:rPr>
+                            <w:sz w:val="20"/>
                           </w:rPr>
                           <w:t>]</w:t>
                         </w:r>
@@ -3531,7 +3901,6 @@
                         <w:r>
                           <w:rPr>
                             <w:sz w:val="20"/>
-                            <w:lang w:val="en-US"/>
                           </w:rPr>
                           <w:t>[</w:t>
                         </w:r>
@@ -3544,7 +3913,18 @@
                         <w:r>
                           <w:rPr>
                             <w:sz w:val="20"/>
-                            <w:lang w:val="en-US"/>
+                          </w:rPr>
+                          <w:t xml:space="preserve"> </w:t>
+                        </w:r>
+                        <w:r>
+                          <w:rPr>
+                            <w:sz w:val="20"/>
+                          </w:rPr>
+                          <w:t>лизингодателя</w:t>
+                        </w:r>
+                        <w:r>
+                          <w:rPr>
+                            <w:sz w:val="20"/>
                           </w:rPr>
                           <w:t>]</w:t>
                         </w:r>
@@ -3614,6 +3994,18 @@
                             <w:sz w:val="20"/>
                           </w:rPr>
                           <w:t>номера телефонов</w:t>
+                        </w:r>
+                        <w:r>
+                          <w:rPr>
+                            <w:sz w:val="20"/>
+                          </w:rPr>
+                          <w:t xml:space="preserve"> </w:t>
+                        </w:r>
+                        <w:r>
+                          <w:rPr>
+                            <w:sz w:val="20"/>
+                          </w:rPr>
+                          <w:t>лизингодателя</w:t>
                         </w:r>
                         <w:r>
                           <w:rPr>
@@ -3703,29 +4095,33 @@
                           </w:rPr>
                           <w:t xml:space="preserve"> </w:t>
                         </w:r>
-                        <w:hyperlink r:id="rId10">
-                          <w:r>
-                            <w:rPr>
-                              <w:spacing w:val="-2"/>
-                              <w:sz w:val="20"/>
-                            </w:rPr>
-                            <w:t>[</w:t>
-                          </w:r>
-                          <w:r>
-                            <w:rPr>
-                              <w:spacing w:val="-2"/>
-                              <w:sz w:val="20"/>
-                            </w:rPr>
-                            <w:t>электронная почта</w:t>
-                          </w:r>
-                          <w:r>
-                            <w:rPr>
-                              <w:spacing w:val="-2"/>
-                              <w:sz w:val="20"/>
-                            </w:rPr>
-                            <w:t>]</w:t>
-                          </w:r>
-                        </w:hyperlink>
+                        <w:r>
+                          <w:rPr>
+                            <w:sz w:val="20"/>
+                            <w:szCs w:val="20"/>
+                          </w:rPr>
+                          <w:t>[</w:t>
+                        </w:r>
+                        <w:r>
+                          <w:rPr>
+                            <w:sz w:val="20"/>
+                            <w:szCs w:val="20"/>
+                          </w:rPr>
+                          <w:t xml:space="preserve">электронная почта </w:t>
+                        </w:r>
+                        <w:r>
+                          <w:rPr>
+                            <w:sz w:val="20"/>
+                          </w:rPr>
+                          <w:t>лизингодателя</w:t>
+                        </w:r>
+                        <w:r>
+                          <w:rPr>
+                            <w:sz w:val="20"/>
+                            <w:szCs w:val="20"/>
+                          </w:rPr>
+                          <w:t>]</w:t>
+                        </w:r>
                       </w:p>
                       <w:p>
                         <w:pPr>
@@ -3798,6 +4194,20 @@
                           <w:rPr>
                             <w:sz w:val="20"/>
                           </w:rPr>
+                          <w:t xml:space="preserve"> </w:t>
+                        </w:r>
+                        <w:proofErr w:type="spellStart"/>
+                        <w:r>
+                          <w:rPr>
+                            <w:sz w:val="20"/>
+                          </w:rPr>
+                          <w:t>лиздат</w:t>
+                        </w:r>
+                        <w:proofErr w:type="spellEnd"/>
+                        <w:r>
+                          <w:rPr>
+                            <w:sz w:val="20"/>
+                          </w:rPr>
                           <w:t>]</w:t>
                         </w:r>
                         <w:r>
@@ -3827,6 +4237,21 @@
                           </w:rPr>
                           <w:t>название банка</w:t>
                         </w:r>
+                        <w:r>
+                          <w:rPr>
+                            <w:spacing w:val="-5"/>
+                            <w:sz w:val="20"/>
+                          </w:rPr>
+                          <w:t xml:space="preserve"> </w:t>
+                        </w:r>
+                        <w:proofErr w:type="spellStart"/>
+                        <w:r>
+                          <w:rPr>
+                            <w:sz w:val="20"/>
+                          </w:rPr>
+                          <w:t>лиздат</w:t>
+                        </w:r>
+                        <w:proofErr w:type="spellEnd"/>
                         <w:r>
                           <w:rPr>
                             <w:spacing w:val="-5"/>
@@ -3874,6 +4299,21 @@
                             <w:spacing w:val="-2"/>
                             <w:sz w:val="20"/>
                           </w:rPr>
+                          <w:t xml:space="preserve"> </w:t>
+                        </w:r>
+                        <w:proofErr w:type="spellStart"/>
+                        <w:r>
+                          <w:rPr>
+                            <w:sz w:val="20"/>
+                          </w:rPr>
+                          <w:t>лиздат</w:t>
+                        </w:r>
+                        <w:proofErr w:type="spellEnd"/>
+                        <w:r>
+                          <w:rPr>
+                            <w:spacing w:val="-2"/>
+                            <w:sz w:val="20"/>
+                          </w:rPr>
                           <w:t>]</w:t>
                         </w:r>
                         <w:r>
@@ -3907,6 +4347,17 @@
                           <w:t>SWIFT</w:t>
                         </w:r>
                         <w:r>
+                          <w:t xml:space="preserve"> </w:t>
+                        </w:r>
+                        <w:proofErr w:type="spellStart"/>
+                        <w:r>
+                          <w:rPr>
+                            <w:sz w:val="20"/>
+                          </w:rPr>
+                          <w:t>лиздат</w:t>
+                        </w:r>
+                        <w:proofErr w:type="spellEnd"/>
+                        <w:r>
                           <w:rPr>
                             <w:spacing w:val="-2"/>
                             <w:sz w:val="20"/>
@@ -5236,47 +5687,13 @@
         <w:rPr>
           <w:sz w:val="20"/>
         </w:rPr>
-        <w:t>[Организационно правовая форма] "[Название компании]"</w:t>
+        <w:t>[</w:t>
       </w:r>
       <w:r>
         <w:rPr>
           <w:sz w:val="20"/>
         </w:rPr>
-        <w:t>, УНП</w:t>
-      </w:r>
-      <w:r>
-        <w:rPr>
-          <w:spacing w:val="-9"/>
-          <w:sz w:val="20"/>
-        </w:rPr>
-        <w:t xml:space="preserve"> </w:t>
-      </w:r>
-      <w:r>
-        <w:rPr>
-          <w:sz w:val="20"/>
-        </w:rPr>
-        <w:t>–</w:t>
-      </w:r>
-      <w:r>
-        <w:rPr>
-          <w:spacing w:val="-10"/>
-          <w:sz w:val="20"/>
-        </w:rPr>
-        <w:t xml:space="preserve"> </w:t>
-      </w:r>
-      <w:r>
-        <w:rPr>
-          <w:spacing w:val="-2"/>
-          <w:sz w:val="20"/>
-        </w:rPr>
-        <w:t>[</w:t>
-      </w:r>
-      <w:r>
-        <w:rPr>
-          <w:spacing w:val="-2"/>
-          <w:sz w:val="20"/>
-        </w:rPr>
-        <w:t>УНП</w:t>
+        <w:t>102</w:t>
       </w:r>
       <w:r>
         <w:rPr>
@@ -6290,14 +6707,10 @@
         </w:tabs>
         <w:spacing w:before="16"/>
         <w:ind w:left="472"/>
-        <w:rPr>
-          <w:lang w:val="en-US"/>
-        </w:rPr>
       </w:pPr>
       <w:r>
         <w:rPr>
           <w:spacing w:val="-2"/>
-          <w:lang w:val="en-US"/>
         </w:rPr>
         <w:t>[</w:t>
       </w:r>
@@ -6310,7 +6723,12 @@
       <w:r>
         <w:rPr>
           <w:spacing w:val="-2"/>
-          <w:lang w:val="en-US"/>
+        </w:rPr>
+        <w:t xml:space="preserve"> директора лизингодателя</w:t>
+      </w:r>
+      <w:r>
+        <w:rPr>
+          <w:spacing w:val="-2"/>
         </w:rPr>
         <w:t>]</w:t>
       </w:r>
@@ -6318,18 +6736,15 @@
         <w:tab/>
       </w:r>
       <w:r>
-        <w:rPr>
-          <w:lang w:val="en-US"/>
-        </w:rPr>
         <w:t>[</w:t>
       </w:r>
       <w:r>
         <w:t>ФИО</w:t>
       </w:r>
       <w:r>
-        <w:rPr>
-          <w:lang w:val="en-US"/>
-        </w:rPr>
+        <w:t xml:space="preserve"> лизингополучателя</w:t>
+      </w:r>
+      <w:r>
         <w:t>]</w:t>
       </w:r>
     </w:p>
@@ -6720,7 +7135,7 @@
               <w:rPr>
                 <w:sz w:val="18"/>
               </w:rPr>
-              <w:t>[Организационно правовая форма] "[Название компании</w:t>
+              <w:t>[Организационно правовая форма</w:t>
             </w:r>
             <w:r>
               <w:rPr>
@@ -6732,6 +7147,18 @@
               <w:rPr>
                 <w:sz w:val="18"/>
               </w:rPr>
+              <w:t>] "[Название компании</w:t>
+            </w:r>
+            <w:r>
+              <w:rPr>
+                <w:sz w:val="18"/>
+              </w:rPr>
+              <w:t xml:space="preserve"> лизингодателя</w:t>
+            </w:r>
+            <w:r>
+              <w:rPr>
+                <w:sz w:val="18"/>
+              </w:rPr>
               <w:t>]"</w:t>
             </w:r>
             <w:r>
@@ -6773,6 +7200,13 @@
                 <w:sz w:val="18"/>
               </w:rPr>
               <w:t>УНП</w:t>
+            </w:r>
+            <w:r>
+              <w:rPr>
+                <w:spacing w:val="-2"/>
+                <w:sz w:val="18"/>
+              </w:rPr>
+              <w:t xml:space="preserve"> лизингодателя</w:t>
             </w:r>
             <w:r>
               <w:rPr>
@@ -6842,7 +7276,31 @@
                 <w:sz w:val="18"/>
                 <w:lang w:val="en-US"/>
               </w:rPr>
-              <w:t>[IBAN]</w:t>
+              <w:t>[IBAN</w:t>
+            </w:r>
+            <w:r>
+              <w:rPr>
+                <w:spacing w:val="-2"/>
+                <w:sz w:val="18"/>
+              </w:rPr>
+              <w:t xml:space="preserve"> </w:t>
+            </w:r>
+            <w:proofErr w:type="spellStart"/>
+            <w:r>
+              <w:rPr>
+                <w:spacing w:val="-2"/>
+                <w:sz w:val="18"/>
+              </w:rPr>
+              <w:t>лиздат</w:t>
+            </w:r>
+            <w:proofErr w:type="spellEnd"/>
+            <w:r>
+              <w:rPr>
+                <w:spacing w:val="-2"/>
+                <w:sz w:val="18"/>
+                <w:lang w:val="en-US"/>
+              </w:rPr>
+              <w:t>]</w:t>
             </w:r>
             <w:r>
               <w:rPr>
@@ -6908,6 +7366,20 @@
               <w:rPr>
                 <w:sz w:val="18"/>
               </w:rPr>
+              <w:t xml:space="preserve"> </w:t>
+            </w:r>
+            <w:proofErr w:type="spellStart"/>
+            <w:r>
+              <w:rPr>
+                <w:sz w:val="18"/>
+              </w:rPr>
+              <w:t>лиздат</w:t>
+            </w:r>
+            <w:proofErr w:type="spellEnd"/>
+            <w:r>
+              <w:rPr>
+                <w:sz w:val="18"/>
+              </w:rPr>
               <w:t>]</w:t>
             </w:r>
             <w:r>
@@ -6956,6 +7428,22 @@
                 <w:spacing w:val="-2"/>
                 <w:sz w:val="18"/>
               </w:rPr>
+              <w:t xml:space="preserve"> </w:t>
+            </w:r>
+            <w:proofErr w:type="spellStart"/>
+            <w:r>
+              <w:rPr>
+                <w:spacing w:val="-2"/>
+                <w:sz w:val="18"/>
+              </w:rPr>
+              <w:t>лиздат</w:t>
+            </w:r>
+            <w:proofErr w:type="spellEnd"/>
+            <w:r>
+              <w:rPr>
+                <w:spacing w:val="-2"/>
+                <w:sz w:val="18"/>
+              </w:rPr>
               <w:t>]</w:t>
             </w:r>
             <w:r>
@@ -6988,6 +7476,22 @@
               </w:rPr>
               <w:t>SWIFT</w:t>
             </w:r>
+            <w:r>
+              <w:rPr>
+                <w:spacing w:val="-2"/>
+                <w:sz w:val="18"/>
+              </w:rPr>
+              <w:t xml:space="preserve"> </w:t>
+            </w:r>
+            <w:proofErr w:type="spellStart"/>
+            <w:r>
+              <w:rPr>
+                <w:spacing w:val="-2"/>
+                <w:sz w:val="18"/>
+              </w:rPr>
+              <w:t>лиздат</w:t>
+            </w:r>
+            <w:proofErr w:type="spellEnd"/>
             <w:r>
               <w:rPr>
                 <w:spacing w:val="-2"/>
@@ -22671,6 +23175,7 @@
         <w:spacing w:before="189" w:line="219" w:lineRule="exact"/>
         <w:ind w:left="249"/>
         <w:rPr>
+          <w:b/>
           <w:sz w:val="18"/>
         </w:rPr>
       </w:pPr>
@@ -22798,16 +23303,13 @@
         </w:rPr>
         <w:t>составляет</w:t>
       </w:r>
-    </w:p>
-    <w:p>
-      <w:pPr>
-        <w:spacing w:line="219" w:lineRule="exact"/>
-        <w:ind w:left="249"/>
-        <w:rPr>
-          <w:b/>
+      <w:r>
+        <w:rPr>
+          <w:spacing w:val="-2"/>
           <w:sz w:val="18"/>
         </w:rPr>
-      </w:pPr>
+        <w:t xml:space="preserve"> </w:t>
+      </w:r>
       <w:r>
         <w:rPr>
           <w:b/>
@@ -23998,13 +24500,13 @@
         <w:tblLook w:val="04A0" w:firstRow="1" w:lastRow="0" w:firstColumn="1" w:lastColumn="0" w:noHBand="0" w:noVBand="1"/>
       </w:tblPr>
       <w:tblGrid>
-        <w:gridCol w:w="4849"/>
+        <w:gridCol w:w="5705"/>
         <w:gridCol w:w="5103"/>
       </w:tblGrid>
       <w:tr>
         <w:tc>
           <w:tcPr>
-            <w:tcW w:w="4849" w:type="dxa"/>
+            <w:tcW w:w="5705" w:type="dxa"/>
           </w:tcPr>
           <w:p>
             <w:pPr>
@@ -24084,7 +24586,7 @@
       <w:tr>
         <w:tc>
           <w:tcPr>
-            <w:tcW w:w="4849" w:type="dxa"/>
+            <w:tcW w:w="5705" w:type="dxa"/>
           </w:tcPr>
           <w:p>
             <w:pPr>
@@ -24112,7 +24614,7 @@
       <w:tr>
         <w:tc>
           <w:tcPr>
-            <w:tcW w:w="4849" w:type="dxa"/>
+            <w:tcW w:w="5705" w:type="dxa"/>
           </w:tcPr>
           <w:p>
             <w:pPr>
@@ -24125,7 +24627,47 @@
               <w:rPr>
                 <w:sz w:val="18"/>
               </w:rPr>
-              <w:t>[Организационно правовая форма] "[Название компании]"</w:t>
+              <w:t>[Организационно правовая форма</w:t>
+            </w:r>
+            <w:r>
+              <w:rPr>
+                <w:sz w:val="18"/>
+              </w:rPr>
+              <w:t xml:space="preserve"> </w:t>
+            </w:r>
+            <w:proofErr w:type="spellStart"/>
+            <w:r>
+              <w:rPr>
+                <w:sz w:val="18"/>
+              </w:rPr>
+              <w:t>лиздат</w:t>
+            </w:r>
+            <w:proofErr w:type="spellEnd"/>
+            <w:r>
+              <w:rPr>
+                <w:sz w:val="18"/>
+              </w:rPr>
+              <w:t>] "[Название компании</w:t>
+            </w:r>
+            <w:r>
+              <w:rPr>
+                <w:sz w:val="18"/>
+              </w:rPr>
+              <w:t xml:space="preserve"> </w:t>
+            </w:r>
+            <w:proofErr w:type="spellStart"/>
+            <w:r>
+              <w:rPr>
+                <w:sz w:val="18"/>
+              </w:rPr>
+              <w:t>лиздат</w:t>
+            </w:r>
+            <w:proofErr w:type="spellEnd"/>
+            <w:r>
+              <w:rPr>
+                <w:sz w:val="18"/>
+              </w:rPr>
+              <w:t>]"</w:t>
             </w:r>
           </w:p>
         </w:tc>
@@ -24144,7 +24686,19 @@
               <w:rPr>
                 <w:sz w:val="18"/>
               </w:rPr>
-              <w:t>[Организационно правовая форма] "[Название компании]"</w:t>
+              <w:t>[</w:t>
+            </w:r>
+            <w:r>
+              <w:rPr>
+                <w:sz w:val="18"/>
+              </w:rPr>
+              <w:t>101</w:t>
+            </w:r>
+            <w:r>
+              <w:rPr>
+                <w:sz w:val="18"/>
+              </w:rPr>
+              <w:t>]</w:t>
             </w:r>
           </w:p>
         </w:tc>
@@ -24152,7 +24706,7 @@
       <w:tr>
         <w:tc>
           <w:tcPr>
-            <w:tcW w:w="4849" w:type="dxa"/>
+            <w:tcW w:w="5705" w:type="dxa"/>
           </w:tcPr>
           <w:p>
             <w:pPr>
@@ -24180,7 +24734,7 @@
       <w:tr>
         <w:tc>
           <w:tcPr>
-            <w:tcW w:w="4849" w:type="dxa"/>
+            <w:tcW w:w="5705" w:type="dxa"/>
           </w:tcPr>
           <w:p>
             <w:pPr>
@@ -24208,7 +24762,7 @@
       <w:tr>
         <w:tc>
           <w:tcPr>
-            <w:tcW w:w="4849" w:type="dxa"/>
+            <w:tcW w:w="5705" w:type="dxa"/>
           </w:tcPr>
           <w:p>
             <w:pPr>
@@ -24249,7 +24803,7 @@
       <w:tr>
         <w:tc>
           <w:tcPr>
-            <w:tcW w:w="4849" w:type="dxa"/>
+            <w:tcW w:w="5705" w:type="dxa"/>
           </w:tcPr>
           <w:p>
             <w:pPr>
@@ -24277,7 +24831,7 @@
       <w:tr>
         <w:tc>
           <w:tcPr>
-            <w:tcW w:w="4849" w:type="dxa"/>
+            <w:tcW w:w="5705" w:type="dxa"/>
           </w:tcPr>
           <w:p>
             <w:pPr>
@@ -24306,7 +24860,20 @@
                 <w:sz w:val="18"/>
                 <w:u w:val="single"/>
               </w:rPr>
-              <w:t xml:space="preserve">           </w:t>
+              <w:t xml:space="preserve">         </w:t>
+            </w:r>
+            <w:r>
+              <w:rPr>
+                <w:sz w:val="18"/>
+              </w:rPr>
+              <w:t xml:space="preserve">  </w:t>
+            </w:r>
+            <w:proofErr w:type="gramStart"/>
+            <w:r>
+              <w:rPr>
+                <w:sz w:val="18"/>
+              </w:rPr>
+              <w:t>/</w:t>
             </w:r>
             <w:r>
               <w:rPr>
@@ -24315,6 +24882,7 @@
               </w:rPr>
               <w:t>[</w:t>
             </w:r>
+            <w:proofErr w:type="gramEnd"/>
             <w:r>
               <w:rPr>
                 <w:sz w:val="18"/>
@@ -24324,6 +24892,20 @@
             <w:r>
               <w:rPr>
                 <w:sz w:val="18"/>
+              </w:rPr>
+              <w:t xml:space="preserve"> </w:t>
+            </w:r>
+            <w:proofErr w:type="spellStart"/>
+            <w:r>
+              <w:rPr>
+                <w:sz w:val="18"/>
+              </w:rPr>
+              <w:t>лиздат</w:t>
+            </w:r>
+            <w:proofErr w:type="spellEnd"/>
+            <w:r>
+              <w:rPr>
+                <w:sz w:val="18"/>
                 <w:lang w:val="en-US"/>
               </w:rPr>
               <w:t>]</w:t>
@@ -24360,7 +24942,20 @@
                 <w:sz w:val="18"/>
                 <w:u w:val="single"/>
               </w:rPr>
-              <w:t xml:space="preserve">        </w:t>
+              <w:t xml:space="preserve">      </w:t>
+            </w:r>
+            <w:r>
+              <w:rPr>
+                <w:sz w:val="18"/>
+              </w:rPr>
+              <w:t xml:space="preserve">  </w:t>
+            </w:r>
+            <w:proofErr w:type="gramStart"/>
+            <w:r>
+              <w:rPr>
+                <w:sz w:val="18"/>
+              </w:rPr>
+              <w:t>/</w:t>
             </w:r>
             <w:r>
               <w:rPr>
@@ -24369,12 +24964,27 @@
               </w:rPr>
               <w:t>[</w:t>
             </w:r>
+            <w:proofErr w:type="gramEnd"/>
             <w:r>
               <w:rPr>
                 <w:sz w:val="18"/>
               </w:rPr>
               <w:t>ФИО директора</w:t>
             </w:r>
+            <w:r>
+              <w:rPr>
+                <w:sz w:val="18"/>
+              </w:rPr>
+              <w:t xml:space="preserve"> </w:t>
+            </w:r>
+            <w:proofErr w:type="spellStart"/>
+            <w:r>
+              <w:rPr>
+                <w:sz w:val="18"/>
+              </w:rPr>
+              <w:t>лизпоч</w:t>
+            </w:r>
+            <w:proofErr w:type="spellEnd"/>
             <w:r>
               <w:rPr>
                 <w:sz w:val="18"/>
@@ -25284,7 +25894,6 @@
   <w:style w:type="character" w:default="1" w:styleId="a0">
     <w:name w:val="Default Paragraph Font"/>
     <w:uiPriority w:val="1"/>
-    <w:semiHidden/>
     <w:unhideWhenUsed/>
   </w:style>
   <w:style w:type="table" w:default="1" w:styleId="a1">
@@ -25419,6 +26028,29 @@
         <w:insideV w:val="single" w:sz="4" w:space="0" w:color="auto"/>
       </w:tblBorders>
     </w:tblPr>
+  </w:style>
+  <w:style w:type="character" w:styleId="aa">
+    <w:name w:val="Hyperlink"/>
+    <w:basedOn w:val="a0"/>
+    <w:uiPriority w:val="99"/>
+    <w:unhideWhenUsed/>
+    <w:rsid w:val="00024128"/>
+    <w:rPr>
+      <w:color w:val="0000FF" w:themeColor="hyperlink"/>
+      <w:u w:val="single"/>
+    </w:rPr>
+  </w:style>
+  <w:style w:type="character" w:styleId="ab">
+    <w:name w:val="Unresolved Mention"/>
+    <w:basedOn w:val="a0"/>
+    <w:uiPriority w:val="99"/>
+    <w:semiHidden/>
+    <w:unhideWhenUsed/>
+    <w:rsid w:val="00024128"/>
+    <w:rPr>
+      <w:color w:val="605E5C"/>
+      <w:shd w:val="clear" w:color="auto" w:fill="E1DFDD"/>
+    </w:rPr>
   </w:style>
 </w:styles>
 </file>

--- a/backend/contracts_examples/шаблон_договор_лизинга.docx
+++ b/backend/contracts_examples/шаблон_договор_лизинга.docx
@@ -125,6 +125,13 @@
               <w:rPr>
                 <w:noProof/>
                 <w:sz w:val="19"/>
+              </w:rPr>
+              <w:t xml:space="preserve">г. </w:t>
+            </w:r>
+            <w:r>
+              <w:rPr>
+                <w:noProof/>
+                <w:sz w:val="19"/>
                 <w:lang w:val="en-US"/>
               </w:rPr>
               <w:t>[</w:t>
@@ -376,7 +383,9 @@
         <w:ind w:left="1385"/>
         <w:rPr>
           <w:b/>
-          <w:sz w:val="20"/>
+          <w:spacing w:val="-2"/>
+          <w:sz w:val="20"/>
+          <w:lang w:val="en-US"/>
         </w:rPr>
       </w:pPr>
       <w:r>
@@ -420,10 +429,11 @@
     </w:p>
     <w:p>
       <w:pPr>
-        <w:pStyle w:val="a3"/>
+        <w:ind w:left="1385"/>
         <w:rPr>
           <w:b/>
-          <w:sz w:val="18"/>
+          <w:sz w:val="20"/>
+          <w:lang w:val="en-US"/>
         </w:rPr>
       </w:pPr>
       <w:r>
@@ -433,2000 +443,747 @@
           <w:sz w:val="18"/>
         </w:rPr>
         <mc:AlternateContent>
-          <mc:Choice Requires="wpg">
+          <mc:Choice Requires="wps">
             <w:drawing>
-              <wp:anchor distT="0" distB="0" distL="0" distR="0" simplePos="0" relativeHeight="487587840" behindDoc="1" locked="0" layoutInCell="1" allowOverlap="1" wp14:anchorId="4EB8B724" wp14:editId="1F56B772">
+              <wp:anchor distT="0" distB="0" distL="114300" distR="114300" simplePos="0" relativeHeight="487590400" behindDoc="0" locked="0" layoutInCell="1" allowOverlap="1" wp14:anchorId="04A5C131" wp14:editId="7D4A7F6D">
                 <wp:simplePos x="0" y="0"/>
-                <wp:positionH relativeFrom="page">
-                  <wp:posOffset>496823</wp:posOffset>
+                <wp:positionH relativeFrom="column">
+                  <wp:posOffset>247840</wp:posOffset>
                 </wp:positionH>
                 <wp:positionV relativeFrom="paragraph">
-                  <wp:posOffset>155011</wp:posOffset>
+                  <wp:posOffset>120015</wp:posOffset>
                 </wp:positionV>
-                <wp:extent cx="6777355" cy="1101090"/>
-                <wp:effectExtent l="0" t="0" r="0" b="0"/>
-                <wp:wrapTopAndBottom/>
-                <wp:docPr id="1" name="Group 1"/>
-                <wp:cNvGraphicFramePr>
-                  <a:graphicFrameLocks xmlns:a="http://schemas.openxmlformats.org/drawingml/2006/main"/>
-                </wp:cNvGraphicFramePr>
+                <wp:extent cx="6777355" cy="1183342"/>
+                <wp:effectExtent l="0" t="0" r="23495" b="17145"/>
+                <wp:wrapNone/>
+                <wp:docPr id="310126495" name="Прямоугольник 8"/>
+                <wp:cNvGraphicFramePr/>
                 <a:graphic xmlns:a="http://schemas.openxmlformats.org/drawingml/2006/main">
-                  <a:graphicData uri="http://schemas.microsoft.com/office/word/2010/wordprocessingGroup">
-                    <wpg:wgp>
-                      <wpg:cNvGrpSpPr>
-                        <a:grpSpLocks/>
-                      </wpg:cNvGrpSpPr>
-                      <wpg:grpSpPr>
+                  <a:graphicData uri="http://schemas.microsoft.com/office/word/2010/wordprocessingShape">
+                    <wps:wsp>
+                      <wps:cNvSpPr/>
+                      <wps:spPr>
                         <a:xfrm>
                           <a:off x="0" y="0"/>
-                          <a:ext cx="6777355" cy="1101090"/>
-                          <a:chOff x="0" y="0"/>
-                          <a:chExt cx="6777355" cy="1101090"/>
+                          <a:ext cx="6777355" cy="1183342"/>
                         </a:xfrm>
-                      </wpg:grpSpPr>
-                      <wps:wsp>
-                        <wps:cNvPr id="2" name="Graphic 2"/>
-                        <wps:cNvSpPr/>
-                        <wps:spPr>
-                          <a:xfrm>
-                            <a:off x="0" y="0"/>
-                            <a:ext cx="6777355" cy="1101090"/>
-                          </a:xfrm>
-                          <a:custGeom>
-                            <a:avLst/>
-                            <a:gdLst/>
-                            <a:ahLst/>
-                            <a:cxnLst/>
-                            <a:rect l="l" t="t" r="r" b="b"/>
-                            <a:pathLst>
-                              <a:path w="6777355" h="1101090">
-                                <a:moveTo>
-                                  <a:pt x="1158481" y="1093089"/>
-                                </a:moveTo>
-                                <a:lnTo>
-                                  <a:pt x="1158481" y="1093089"/>
-                                </a:lnTo>
-                                <a:lnTo>
-                                  <a:pt x="7620" y="1093089"/>
-                                </a:lnTo>
-                                <a:lnTo>
-                                  <a:pt x="7620" y="939177"/>
-                                </a:lnTo>
-                                <a:lnTo>
-                                  <a:pt x="7620" y="783717"/>
-                                </a:lnTo>
-                                <a:lnTo>
-                                  <a:pt x="7620" y="628269"/>
-                                </a:lnTo>
-                                <a:lnTo>
-                                  <a:pt x="7620" y="472821"/>
-                                </a:lnTo>
-                                <a:lnTo>
-                                  <a:pt x="7620" y="318592"/>
-                                </a:lnTo>
-                                <a:lnTo>
-                                  <a:pt x="0" y="318592"/>
-                                </a:lnTo>
-                                <a:lnTo>
-                                  <a:pt x="0" y="1100709"/>
-                                </a:lnTo>
-                                <a:lnTo>
-                                  <a:pt x="7620" y="1100709"/>
-                                </a:lnTo>
-                                <a:lnTo>
-                                  <a:pt x="1158481" y="1100709"/>
-                                </a:lnTo>
-                                <a:lnTo>
-                                  <a:pt x="1158481" y="1093089"/>
-                                </a:lnTo>
-                                <a:close/>
-                              </a:path>
-                              <a:path w="6777355" h="1101090">
-                                <a:moveTo>
-                                  <a:pt x="1158481" y="0"/>
-                                </a:moveTo>
-                                <a:lnTo>
-                                  <a:pt x="1158481" y="0"/>
-                                </a:lnTo>
-                                <a:lnTo>
-                                  <a:pt x="0" y="0"/>
-                                </a:lnTo>
-                                <a:lnTo>
-                                  <a:pt x="0" y="7620"/>
-                                </a:lnTo>
-                                <a:lnTo>
-                                  <a:pt x="0" y="163068"/>
-                                </a:lnTo>
-                                <a:lnTo>
-                                  <a:pt x="0" y="318516"/>
-                                </a:lnTo>
-                                <a:lnTo>
-                                  <a:pt x="7620" y="318516"/>
-                                </a:lnTo>
-                                <a:lnTo>
-                                  <a:pt x="7620" y="163068"/>
-                                </a:lnTo>
-                                <a:lnTo>
-                                  <a:pt x="7620" y="7620"/>
-                                </a:lnTo>
-                                <a:lnTo>
-                                  <a:pt x="15240" y="7620"/>
-                                </a:lnTo>
-                                <a:lnTo>
-                                  <a:pt x="1158481" y="7620"/>
-                                </a:lnTo>
-                                <a:lnTo>
-                                  <a:pt x="1158481" y="0"/>
-                                </a:lnTo>
-                                <a:close/>
-                              </a:path>
-                              <a:path w="6777355" h="1101090">
-                                <a:moveTo>
-                                  <a:pt x="2285022" y="1093089"/>
-                                </a:moveTo>
-                                <a:lnTo>
-                                  <a:pt x="1726946" y="1093089"/>
-                                </a:lnTo>
-                                <a:lnTo>
-                                  <a:pt x="1719326" y="1093089"/>
-                                </a:lnTo>
-                                <a:lnTo>
-                                  <a:pt x="1158494" y="1093089"/>
-                                </a:lnTo>
-                                <a:lnTo>
-                                  <a:pt x="1158494" y="1100709"/>
-                                </a:lnTo>
-                                <a:lnTo>
-                                  <a:pt x="1719326" y="1100709"/>
-                                </a:lnTo>
-                                <a:lnTo>
-                                  <a:pt x="1726946" y="1100709"/>
-                                </a:lnTo>
-                                <a:lnTo>
-                                  <a:pt x="2285022" y="1100709"/>
-                                </a:lnTo>
-                                <a:lnTo>
-                                  <a:pt x="2285022" y="1093089"/>
-                                </a:lnTo>
-                                <a:close/>
-                              </a:path>
-                              <a:path w="6777355" h="1101090">
-                                <a:moveTo>
-                                  <a:pt x="2285022" y="0"/>
-                                </a:moveTo>
-                                <a:lnTo>
-                                  <a:pt x="1726946" y="0"/>
-                                </a:lnTo>
-                                <a:lnTo>
-                                  <a:pt x="1719326" y="0"/>
-                                </a:lnTo>
-                                <a:lnTo>
-                                  <a:pt x="1158494" y="0"/>
-                                </a:lnTo>
-                                <a:lnTo>
-                                  <a:pt x="1158494" y="7620"/>
-                                </a:lnTo>
-                                <a:lnTo>
-                                  <a:pt x="1719326" y="7620"/>
-                                </a:lnTo>
-                                <a:lnTo>
-                                  <a:pt x="1726946" y="7620"/>
-                                </a:lnTo>
-                                <a:lnTo>
-                                  <a:pt x="2285022" y="7620"/>
-                                </a:lnTo>
-                                <a:lnTo>
-                                  <a:pt x="2285022" y="0"/>
-                                </a:lnTo>
-                                <a:close/>
-                              </a:path>
-                              <a:path w="6777355" h="1101090">
-                                <a:moveTo>
-                                  <a:pt x="2292718" y="1093089"/>
-                                </a:moveTo>
-                                <a:lnTo>
-                                  <a:pt x="2285111" y="1093089"/>
-                                </a:lnTo>
-                                <a:lnTo>
-                                  <a:pt x="2285111" y="1100709"/>
-                                </a:lnTo>
-                                <a:lnTo>
-                                  <a:pt x="2292718" y="1100709"/>
-                                </a:lnTo>
-                                <a:lnTo>
-                                  <a:pt x="2292718" y="1093089"/>
-                                </a:lnTo>
-                                <a:close/>
-                              </a:path>
-                              <a:path w="6777355" h="1101090">
-                                <a:moveTo>
-                                  <a:pt x="2292718" y="0"/>
-                                </a:moveTo>
-                                <a:lnTo>
-                                  <a:pt x="2285111" y="0"/>
-                                </a:lnTo>
-                                <a:lnTo>
-                                  <a:pt x="2285111" y="7620"/>
-                                </a:lnTo>
-                                <a:lnTo>
-                                  <a:pt x="2292718" y="7620"/>
-                                </a:lnTo>
-                                <a:lnTo>
-                                  <a:pt x="2292718" y="0"/>
-                                </a:lnTo>
-                                <a:close/>
-                              </a:path>
-                              <a:path w="6777355" h="1101090">
-                                <a:moveTo>
-                                  <a:pt x="2720962" y="1093089"/>
-                                </a:moveTo>
-                                <a:lnTo>
-                                  <a:pt x="2713355" y="1093089"/>
-                                </a:lnTo>
-                                <a:lnTo>
-                                  <a:pt x="2292731" y="1093089"/>
-                                </a:lnTo>
-                                <a:lnTo>
-                                  <a:pt x="2292731" y="1100709"/>
-                                </a:lnTo>
-                                <a:lnTo>
-                                  <a:pt x="2713355" y="1100709"/>
-                                </a:lnTo>
-                                <a:lnTo>
-                                  <a:pt x="2720962" y="1100709"/>
-                                </a:lnTo>
-                                <a:lnTo>
-                                  <a:pt x="2720962" y="1093089"/>
-                                </a:lnTo>
-                                <a:close/>
-                              </a:path>
-                              <a:path w="6777355" h="1101090">
-                                <a:moveTo>
-                                  <a:pt x="2720962" y="0"/>
-                                </a:moveTo>
-                                <a:lnTo>
-                                  <a:pt x="2713355" y="0"/>
-                                </a:lnTo>
-                                <a:lnTo>
-                                  <a:pt x="2292731" y="0"/>
-                                </a:lnTo>
-                                <a:lnTo>
-                                  <a:pt x="2292731" y="7620"/>
-                                </a:lnTo>
-                                <a:lnTo>
-                                  <a:pt x="2713355" y="7620"/>
-                                </a:lnTo>
-                                <a:lnTo>
-                                  <a:pt x="2720962" y="7620"/>
-                                </a:lnTo>
-                                <a:lnTo>
-                                  <a:pt x="2720962" y="0"/>
-                                </a:lnTo>
-                                <a:close/>
-                              </a:path>
-                              <a:path w="6777355" h="1101090">
-                                <a:moveTo>
-                                  <a:pt x="4295508" y="1093089"/>
-                                </a:moveTo>
-                                <a:lnTo>
-                                  <a:pt x="4295508" y="1093089"/>
-                                </a:lnTo>
-                                <a:lnTo>
-                                  <a:pt x="2720975" y="1093089"/>
-                                </a:lnTo>
-                                <a:lnTo>
-                                  <a:pt x="2720975" y="1100709"/>
-                                </a:lnTo>
-                                <a:lnTo>
-                                  <a:pt x="4295508" y="1100709"/>
-                                </a:lnTo>
-                                <a:lnTo>
-                                  <a:pt x="4295508" y="1093089"/>
-                                </a:lnTo>
-                                <a:close/>
-                              </a:path>
-                              <a:path w="6777355" h="1101090">
-                                <a:moveTo>
-                                  <a:pt x="4295508" y="0"/>
-                                </a:moveTo>
-                                <a:lnTo>
-                                  <a:pt x="4295508" y="0"/>
-                                </a:lnTo>
-                                <a:lnTo>
-                                  <a:pt x="2720975" y="0"/>
-                                </a:lnTo>
-                                <a:lnTo>
-                                  <a:pt x="2720975" y="7620"/>
-                                </a:lnTo>
-                                <a:lnTo>
-                                  <a:pt x="4295508" y="7620"/>
-                                </a:lnTo>
-                                <a:lnTo>
-                                  <a:pt x="4295508" y="0"/>
-                                </a:lnTo>
-                                <a:close/>
-                              </a:path>
-                              <a:path w="6777355" h="1101090">
-                                <a:moveTo>
-                                  <a:pt x="5742102" y="1093089"/>
-                                </a:moveTo>
-                                <a:lnTo>
-                                  <a:pt x="4886833" y="1093089"/>
-                                </a:lnTo>
-                                <a:lnTo>
-                                  <a:pt x="4879213" y="1093089"/>
-                                </a:lnTo>
-                                <a:lnTo>
-                                  <a:pt x="4295521" y="1093089"/>
-                                </a:lnTo>
-                                <a:lnTo>
-                                  <a:pt x="4295521" y="1100709"/>
-                                </a:lnTo>
-                                <a:lnTo>
-                                  <a:pt x="4879213" y="1100709"/>
-                                </a:lnTo>
-                                <a:lnTo>
-                                  <a:pt x="4886833" y="1100709"/>
-                                </a:lnTo>
-                                <a:lnTo>
-                                  <a:pt x="5742102" y="1100709"/>
-                                </a:lnTo>
-                                <a:lnTo>
-                                  <a:pt x="5742102" y="1093089"/>
-                                </a:lnTo>
-                                <a:close/>
-                              </a:path>
-                              <a:path w="6777355" h="1101090">
-                                <a:moveTo>
-                                  <a:pt x="5742102" y="0"/>
-                                </a:moveTo>
-                                <a:lnTo>
-                                  <a:pt x="4886833" y="0"/>
-                                </a:lnTo>
-                                <a:lnTo>
-                                  <a:pt x="4879213" y="0"/>
-                                </a:lnTo>
-                                <a:lnTo>
-                                  <a:pt x="4295521" y="0"/>
-                                </a:lnTo>
-                                <a:lnTo>
-                                  <a:pt x="4295521" y="7620"/>
-                                </a:lnTo>
-                                <a:lnTo>
-                                  <a:pt x="4879213" y="7620"/>
-                                </a:lnTo>
-                                <a:lnTo>
-                                  <a:pt x="4886833" y="7620"/>
-                                </a:lnTo>
-                                <a:lnTo>
-                                  <a:pt x="5742102" y="7620"/>
-                                </a:lnTo>
-                                <a:lnTo>
-                                  <a:pt x="5742102" y="0"/>
-                                </a:lnTo>
-                                <a:close/>
-                              </a:path>
-                              <a:path w="6777355" h="1101090">
-                                <a:moveTo>
-                                  <a:pt x="6331953" y="1093089"/>
-                                </a:moveTo>
-                                <a:lnTo>
-                                  <a:pt x="6324346" y="1093089"/>
-                                </a:lnTo>
-                                <a:lnTo>
-                                  <a:pt x="5749798" y="1093089"/>
-                                </a:lnTo>
-                                <a:lnTo>
-                                  <a:pt x="5742178" y="1093089"/>
-                                </a:lnTo>
-                                <a:lnTo>
-                                  <a:pt x="5742178" y="1100709"/>
-                                </a:lnTo>
-                                <a:lnTo>
-                                  <a:pt x="5749798" y="1100709"/>
-                                </a:lnTo>
-                                <a:lnTo>
-                                  <a:pt x="6324346" y="1100709"/>
-                                </a:lnTo>
-                                <a:lnTo>
-                                  <a:pt x="6331953" y="1100709"/>
-                                </a:lnTo>
-                                <a:lnTo>
-                                  <a:pt x="6331953" y="1093089"/>
-                                </a:lnTo>
-                                <a:close/>
-                              </a:path>
-                              <a:path w="6777355" h="1101090">
-                                <a:moveTo>
-                                  <a:pt x="6331953" y="0"/>
-                                </a:moveTo>
-                                <a:lnTo>
-                                  <a:pt x="6324346" y="0"/>
-                                </a:lnTo>
-                                <a:lnTo>
-                                  <a:pt x="5749798" y="0"/>
-                                </a:lnTo>
-                                <a:lnTo>
-                                  <a:pt x="5742178" y="0"/>
-                                </a:lnTo>
-                                <a:lnTo>
-                                  <a:pt x="5742178" y="7620"/>
-                                </a:lnTo>
-                                <a:lnTo>
-                                  <a:pt x="5749798" y="7620"/>
-                                </a:lnTo>
-                                <a:lnTo>
-                                  <a:pt x="6324346" y="7620"/>
-                                </a:lnTo>
-                                <a:lnTo>
-                                  <a:pt x="6331953" y="7620"/>
-                                </a:lnTo>
-                                <a:lnTo>
-                                  <a:pt x="6331953" y="0"/>
-                                </a:lnTo>
-                                <a:close/>
-                              </a:path>
-                              <a:path w="6777355" h="1101090">
-                                <a:moveTo>
-                                  <a:pt x="6777215" y="318592"/>
-                                </a:moveTo>
-                                <a:lnTo>
-                                  <a:pt x="6769608" y="318592"/>
-                                </a:lnTo>
-                                <a:lnTo>
-                                  <a:pt x="6769608" y="472821"/>
-                                </a:lnTo>
-                                <a:lnTo>
-                                  <a:pt x="6769608" y="628269"/>
-                                </a:lnTo>
-                                <a:lnTo>
-                                  <a:pt x="6769608" y="783717"/>
-                                </a:lnTo>
-                                <a:lnTo>
-                                  <a:pt x="6769608" y="939177"/>
-                                </a:lnTo>
-                                <a:lnTo>
-                                  <a:pt x="6769608" y="1093089"/>
-                                </a:lnTo>
-                                <a:lnTo>
-                                  <a:pt x="6331966" y="1093089"/>
-                                </a:lnTo>
-                                <a:lnTo>
-                                  <a:pt x="6331966" y="1100709"/>
-                                </a:lnTo>
-                                <a:lnTo>
-                                  <a:pt x="6769608" y="1100709"/>
-                                </a:lnTo>
-                                <a:lnTo>
-                                  <a:pt x="6777215" y="1100709"/>
-                                </a:lnTo>
-                                <a:lnTo>
-                                  <a:pt x="6777215" y="1093089"/>
-                                </a:lnTo>
-                                <a:lnTo>
-                                  <a:pt x="6777215" y="939177"/>
-                                </a:lnTo>
-                                <a:lnTo>
-                                  <a:pt x="6777215" y="783717"/>
-                                </a:lnTo>
-                                <a:lnTo>
-                                  <a:pt x="6777215" y="628269"/>
-                                </a:lnTo>
-                                <a:lnTo>
-                                  <a:pt x="6777215" y="472821"/>
-                                </a:lnTo>
-                                <a:lnTo>
-                                  <a:pt x="6777215" y="318592"/>
-                                </a:lnTo>
-                                <a:close/>
-                              </a:path>
-                              <a:path w="6777355" h="1101090">
-                                <a:moveTo>
-                                  <a:pt x="6777215" y="0"/>
-                                </a:moveTo>
-                                <a:lnTo>
-                                  <a:pt x="6769659" y="0"/>
-                                </a:lnTo>
-                                <a:lnTo>
-                                  <a:pt x="6331966" y="0"/>
-                                </a:lnTo>
-                                <a:lnTo>
-                                  <a:pt x="6331966" y="7620"/>
-                                </a:lnTo>
-                                <a:lnTo>
-                                  <a:pt x="6769608" y="7620"/>
-                                </a:lnTo>
-                                <a:lnTo>
-                                  <a:pt x="6769608" y="163068"/>
-                                </a:lnTo>
-                                <a:lnTo>
-                                  <a:pt x="6769608" y="318516"/>
-                                </a:lnTo>
-                                <a:lnTo>
-                                  <a:pt x="6777215" y="318516"/>
-                                </a:lnTo>
-                                <a:lnTo>
-                                  <a:pt x="6777215" y="163068"/>
-                                </a:lnTo>
-                                <a:lnTo>
-                                  <a:pt x="6777215" y="7620"/>
-                                </a:lnTo>
-                                <a:lnTo>
-                                  <a:pt x="6777215" y="0"/>
-                                </a:lnTo>
-                                <a:close/>
-                              </a:path>
-                            </a:pathLst>
-                          </a:custGeom>
+                        <a:prstGeom prst="rect">
+                          <a:avLst/>
+                        </a:prstGeom>
+                        <a:noFill/>
+                        <a:ln w="19050">
                           <a:solidFill>
-                            <a:srgbClr val="000000"/>
+                            <a:schemeClr val="tx1"/>
                           </a:solidFill>
-                        </wps:spPr>
-                        <wps:bodyPr wrap="square" lIns="0" tIns="0" rIns="0" bIns="0" rtlCol="0">
-                          <a:prstTxWarp prst="textNoShape">
-                            <a:avLst/>
-                          </a:prstTxWarp>
-                          <a:noAutofit/>
-                        </wps:bodyPr>
-                      </wps:wsp>
-                      <wps:wsp>
-                        <wps:cNvPr id="3" name="Textbox 3"/>
-                        <wps:cNvSpPr txBox="1"/>
-                        <wps:spPr>
-                          <a:xfrm>
-                            <a:off x="0" y="0"/>
-                            <a:ext cx="6777355" cy="1101090"/>
-                          </a:xfrm>
-                          <a:prstGeom prst="rect">
-                            <a:avLst/>
-                          </a:prstGeom>
-                        </wps:spPr>
-                        <wps:txbx>
-                          <w:txbxContent>
-                            <w:p>
-                              <w:pPr>
-                                <w:numPr>
-                                  <w:ilvl w:val="1"/>
-                                  <w:numId w:val="2"/>
-                                </w:numPr>
-                                <w:tabs>
-                                  <w:tab w:val="left" w:pos="458"/>
-                                </w:tabs>
-                                <w:spacing w:before="11"/>
-                                <w:ind w:left="458" w:hanging="343"/>
-                                <w:rPr>
-                                  <w:sz w:val="20"/>
-                                </w:rPr>
-                              </w:pPr>
-                              <w:r>
-                                <w:rPr>
-                                  <w:sz w:val="20"/>
-                                </w:rPr>
-                                <w:t>[Организационно правовая форма</w:t>
-                              </w:r>
-                              <w:r>
-                                <w:rPr>
-                                  <w:sz w:val="20"/>
-                                </w:rPr>
-                                <w:t xml:space="preserve"> лизингополучателя</w:t>
-                              </w:r>
-                              <w:r>
-                                <w:rPr>
-                                  <w:sz w:val="20"/>
-                                </w:rPr>
-                                <w:t>] "[Название компании</w:t>
-                              </w:r>
-                              <w:r>
-                                <w:rPr>
-                                  <w:sz w:val="20"/>
-                                </w:rPr>
-                                <w:t xml:space="preserve"> </w:t>
-                              </w:r>
-                              <w:r>
-                                <w:rPr>
-                                  <w:sz w:val="20"/>
-                                </w:rPr>
-                                <w:t>лизингополучателя</w:t>
-                              </w:r>
-                              <w:r>
-                                <w:rPr>
-                                  <w:sz w:val="20"/>
-                                </w:rPr>
-                                <w:t>]"</w:t>
-                              </w:r>
-                            </w:p>
-                            <w:p>
-                              <w:pPr>
-                                <w:numPr>
-                                  <w:ilvl w:val="1"/>
-                                  <w:numId w:val="2"/>
-                                </w:numPr>
-                                <w:tabs>
-                                  <w:tab w:val="left" w:pos="458"/>
-                                </w:tabs>
-                                <w:spacing w:before="1"/>
-                                <w:ind w:left="458" w:hanging="343"/>
-                                <w:rPr>
-                                  <w:sz w:val="20"/>
-                                </w:rPr>
-                              </w:pPr>
-                              <w:r>
-                                <w:rPr>
-                                  <w:sz w:val="20"/>
-                                </w:rPr>
-                                <w:t>УНП:</w:t>
-                              </w:r>
-                              <w:r>
-                                <w:rPr>
-                                  <w:spacing w:val="-6"/>
-                                  <w:sz w:val="20"/>
-                                </w:rPr>
-                                <w:t xml:space="preserve"> </w:t>
-                              </w:r>
-                              <w:r>
-                                <w:rPr>
-                                  <w:spacing w:val="-2"/>
-                                  <w:sz w:val="20"/>
-                                  <w:lang w:val="en-US"/>
-                                </w:rPr>
-                                <w:t>[</w:t>
-                              </w:r>
-                              <w:r>
-                                <w:rPr>
-                                  <w:spacing w:val="-2"/>
-                                  <w:sz w:val="20"/>
-                                </w:rPr>
-                                <w:t>УНП</w:t>
-                              </w:r>
-                              <w:r>
-                                <w:rPr>
-                                  <w:spacing w:val="-2"/>
-                                  <w:sz w:val="20"/>
-                                </w:rPr>
-                                <w:t xml:space="preserve"> </w:t>
-                              </w:r>
-                              <w:r>
-                                <w:rPr>
-                                  <w:spacing w:val="-2"/>
-                                  <w:sz w:val="20"/>
-                                </w:rPr>
-                                <w:t>лизингополучателя</w:t>
-                              </w:r>
-                              <w:r>
-                                <w:rPr>
-                                  <w:spacing w:val="-2"/>
-                                  <w:sz w:val="20"/>
-                                  <w:lang w:val="en-US"/>
-                                </w:rPr>
-                                <w:t>]</w:t>
-                              </w:r>
-                            </w:p>
-                            <w:p>
-                              <w:pPr>
-                                <w:numPr>
-                                  <w:ilvl w:val="1"/>
-                                  <w:numId w:val="2"/>
-                                </w:numPr>
-                                <w:tabs>
-                                  <w:tab w:val="left" w:pos="458"/>
-                                </w:tabs>
-                                <w:spacing w:before="1" w:line="243" w:lineRule="exact"/>
-                                <w:ind w:left="458" w:hanging="343"/>
-                                <w:rPr>
-                                  <w:sz w:val="20"/>
-                                </w:rPr>
-                              </w:pPr>
-                              <w:r>
-                                <w:rPr>
-                                  <w:sz w:val="20"/>
-                                </w:rPr>
-                                <w:t>Юридический</w:t>
-                              </w:r>
-                              <w:r>
-                                <w:rPr>
-                                  <w:spacing w:val="-7"/>
-                                  <w:sz w:val="20"/>
-                                </w:rPr>
-                                <w:t xml:space="preserve"> </w:t>
-                              </w:r>
-                              <w:r>
-                                <w:rPr>
-                                  <w:sz w:val="20"/>
-                                </w:rPr>
-                                <w:t>адрес:</w:t>
-                              </w:r>
-                              <w:r>
-                                <w:rPr>
-                                  <w:spacing w:val="-6"/>
-                                  <w:sz w:val="20"/>
-                                </w:rPr>
-                                <w:t xml:space="preserve"> </w:t>
-                              </w:r>
-                              <w:r>
-                                <w:rPr>
-                                  <w:sz w:val="20"/>
-                                </w:rPr>
-                                <w:t>[</w:t>
-                              </w:r>
-                              <w:r>
-                                <w:rPr>
-                                  <w:sz w:val="20"/>
-                                </w:rPr>
-                                <w:t>юридический адрес</w:t>
-                              </w:r>
-                              <w:r>
-                                <w:rPr>
-                                  <w:sz w:val="20"/>
-                                </w:rPr>
-                                <w:t xml:space="preserve"> </w:t>
-                              </w:r>
-                              <w:r>
-                                <w:rPr>
-                                  <w:spacing w:val="-2"/>
-                                  <w:sz w:val="20"/>
-                                </w:rPr>
-                                <w:t>лизингополучателя</w:t>
-                              </w:r>
-                              <w:r>
-                                <w:rPr>
-                                  <w:sz w:val="20"/>
-                                </w:rPr>
-                                <w:t>]</w:t>
-                              </w:r>
-                            </w:p>
-                            <w:p>
-                              <w:pPr>
-                                <w:numPr>
-                                  <w:ilvl w:val="1"/>
-                                  <w:numId w:val="2"/>
-                                </w:numPr>
-                                <w:tabs>
-                                  <w:tab w:val="left" w:pos="458"/>
-                                </w:tabs>
-                                <w:spacing w:line="243" w:lineRule="exact"/>
-                                <w:ind w:left="458" w:hanging="343"/>
-                                <w:rPr>
-                                  <w:sz w:val="20"/>
-                                </w:rPr>
-                              </w:pPr>
-                              <w:r>
-                                <w:rPr>
-                                  <w:sz w:val="20"/>
-                                </w:rPr>
-                                <w:t>Почтовый</w:t>
-                              </w:r>
-                              <w:r>
-                                <w:rPr>
-                                  <w:spacing w:val="-7"/>
-                                  <w:sz w:val="20"/>
-                                </w:rPr>
-                                <w:t xml:space="preserve"> </w:t>
-                              </w:r>
-                              <w:r>
-                                <w:rPr>
-                                  <w:sz w:val="20"/>
-                                </w:rPr>
-                                <w:t>адрес:</w:t>
-                              </w:r>
-                              <w:r>
-                                <w:rPr>
-                                  <w:spacing w:val="-8"/>
-                                  <w:sz w:val="20"/>
-                                </w:rPr>
-                                <w:t xml:space="preserve"> </w:t>
-                              </w:r>
-                              <w:r>
-                                <w:rPr>
-                                  <w:sz w:val="20"/>
-                                </w:rPr>
-                                <w:t>[</w:t>
-                              </w:r>
-                              <w:r>
-                                <w:rPr>
-                                  <w:sz w:val="20"/>
-                                </w:rPr>
-                                <w:t>почтовый адрес</w:t>
-                              </w:r>
-                              <w:r>
-                                <w:rPr>
-                                  <w:sz w:val="20"/>
-                                </w:rPr>
-                                <w:t xml:space="preserve"> </w:t>
-                              </w:r>
-                              <w:r>
-                                <w:rPr>
-                                  <w:spacing w:val="-2"/>
-                                  <w:sz w:val="20"/>
-                                </w:rPr>
-                                <w:t>лизингополучателя</w:t>
-                              </w:r>
-                              <w:r>
-                                <w:rPr>
-                                  <w:sz w:val="20"/>
-                                </w:rPr>
-                                <w:t>]</w:t>
-                              </w:r>
-                            </w:p>
-                            <w:p>
-                              <w:pPr>
-                                <w:numPr>
-                                  <w:ilvl w:val="1"/>
-                                  <w:numId w:val="2"/>
-                                </w:numPr>
-                                <w:tabs>
-                                  <w:tab w:val="left" w:pos="458"/>
-                                </w:tabs>
-                                <w:ind w:left="458" w:hanging="343"/>
-                                <w:rPr>
-                                  <w:sz w:val="20"/>
-                                </w:rPr>
-                              </w:pPr>
-                              <w:r>
-                                <w:rPr>
-                                  <w:sz w:val="20"/>
-                                </w:rPr>
-                                <w:t>Контактные</w:t>
-                              </w:r>
-                              <w:r>
-                                <w:rPr>
-                                  <w:spacing w:val="-8"/>
-                                  <w:sz w:val="20"/>
-                                </w:rPr>
-                                <w:t xml:space="preserve"> </w:t>
-                              </w:r>
-                              <w:r>
-                                <w:rPr>
-                                  <w:sz w:val="20"/>
-                                </w:rPr>
-                                <w:t>номер(а)</w:t>
-                              </w:r>
-                              <w:r>
-                                <w:rPr>
-                                  <w:spacing w:val="-7"/>
-                                  <w:sz w:val="20"/>
-                                </w:rPr>
-                                <w:t xml:space="preserve"> </w:t>
-                              </w:r>
-                              <w:r>
-                                <w:rPr>
-                                  <w:sz w:val="20"/>
-                                </w:rPr>
-                                <w:t>телефона:</w:t>
-                              </w:r>
-                              <w:r>
-                                <w:rPr>
-                                  <w:spacing w:val="-8"/>
-                                  <w:sz w:val="20"/>
-                                </w:rPr>
-                                <w:t xml:space="preserve"> </w:t>
-                              </w:r>
-                              <w:r>
-                                <w:rPr>
-                                  <w:sz w:val="20"/>
-                                </w:rPr>
-                                <w:t>[</w:t>
-                              </w:r>
-                              <w:r>
-                                <w:rPr>
-                                  <w:sz w:val="20"/>
-                                </w:rPr>
-                                <w:t>номера телефонов</w:t>
-                              </w:r>
-                              <w:r>
-                                <w:rPr>
-                                  <w:sz w:val="20"/>
-                                </w:rPr>
-                                <w:t xml:space="preserve"> </w:t>
-                              </w:r>
-                              <w:r>
-                                <w:rPr>
-                                  <w:spacing w:val="-2"/>
-                                  <w:sz w:val="20"/>
-                                </w:rPr>
-                                <w:t>лизингополучателя</w:t>
-                              </w:r>
-                              <w:r>
-                                <w:rPr>
-                                  <w:sz w:val="20"/>
-                                </w:rPr>
-                                <w:t>]</w:t>
-                              </w:r>
-                            </w:p>
-                            <w:p>
-                              <w:pPr>
-                                <w:numPr>
-                                  <w:ilvl w:val="1"/>
-                                  <w:numId w:val="2"/>
-                                </w:numPr>
-                                <w:tabs>
-                                  <w:tab w:val="left" w:pos="458"/>
-                                </w:tabs>
-                                <w:spacing w:before="1"/>
-                                <w:ind w:left="458" w:hanging="343"/>
-                                <w:rPr>
-                                  <w:sz w:val="20"/>
-                                </w:rPr>
-                              </w:pPr>
-                              <w:r>
-                                <w:rPr>
-                                  <w:sz w:val="20"/>
-                                </w:rPr>
-                                <w:t>Адрес</w:t>
-                              </w:r>
-                              <w:r>
-                                <w:rPr>
-                                  <w:spacing w:val="-6"/>
-                                  <w:sz w:val="20"/>
-                                </w:rPr>
-                                <w:t xml:space="preserve"> </w:t>
-                              </w:r>
-                              <w:r>
-                                <w:rPr>
-                                  <w:sz w:val="20"/>
-                                </w:rPr>
-                                <w:t>электронной</w:t>
-                              </w:r>
-                              <w:r>
-                                <w:rPr>
-                                  <w:spacing w:val="-6"/>
-                                  <w:sz w:val="20"/>
-                                </w:rPr>
-                                <w:t xml:space="preserve"> </w:t>
-                              </w:r>
-                              <w:r>
-                                <w:rPr>
-                                  <w:sz w:val="20"/>
-                                </w:rPr>
-                                <w:t>почты</w:t>
-                              </w:r>
-                              <w:r>
-                                <w:rPr>
-                                  <w:spacing w:val="-8"/>
-                                  <w:sz w:val="20"/>
-                                </w:rPr>
-                                <w:t xml:space="preserve"> </w:t>
-                              </w:r>
-                              <w:r>
-                                <w:rPr>
-                                  <w:sz w:val="20"/>
-                                </w:rPr>
-                                <w:t>(</w:t>
-                              </w:r>
-                              <w:proofErr w:type="spellStart"/>
-                              <w:r>
-                                <w:rPr>
-                                  <w:sz w:val="20"/>
-                                </w:rPr>
-                                <w:t>e-mail</w:t>
-                              </w:r>
-                              <w:proofErr w:type="spellEnd"/>
-                              <w:r>
-                                <w:rPr>
-                                  <w:sz w:val="20"/>
-                                </w:rPr>
-                                <w:t>):</w:t>
-                              </w:r>
-                              <w:r>
-                                <w:rPr>
-                                  <w:spacing w:val="-8"/>
-                                  <w:sz w:val="20"/>
-                                </w:rPr>
-                                <w:t xml:space="preserve"> </w:t>
-                              </w:r>
-                              <w:r>
-                                <w:rPr>
-                                  <w:sz w:val="20"/>
-                                  <w:szCs w:val="20"/>
-                                </w:rPr>
-                                <w:t>[</w:t>
-                              </w:r>
-                              <w:r>
-                                <w:rPr>
-                                  <w:sz w:val="20"/>
-                                  <w:szCs w:val="20"/>
-                                </w:rPr>
-                                <w:t>электронная почта лизингополучателя</w:t>
-                              </w:r>
-                              <w:r>
-                                <w:rPr>
-                                  <w:sz w:val="20"/>
-                                  <w:szCs w:val="20"/>
-                                </w:rPr>
-                                <w:t>]</w:t>
-                              </w:r>
-                            </w:p>
-                            <w:p>
-                              <w:pPr>
-                                <w:numPr>
-                                  <w:ilvl w:val="1"/>
-                                  <w:numId w:val="2"/>
-                                </w:numPr>
-                                <w:tabs>
-                                  <w:tab w:val="left" w:pos="504"/>
-                                </w:tabs>
-                                <w:spacing w:before="1"/>
-                                <w:ind w:left="504" w:hanging="389"/>
-                                <w:rPr>
-                                  <w:sz w:val="20"/>
-                                </w:rPr>
-                              </w:pPr>
-                              <w:r>
-                                <w:rPr>
-                                  <w:sz w:val="20"/>
-                                </w:rPr>
-                                <w:t>Банковские</w:t>
-                              </w:r>
-                              <w:r>
-                                <w:rPr>
-                                  <w:spacing w:val="-7"/>
-                                  <w:sz w:val="20"/>
-                                </w:rPr>
-                                <w:t xml:space="preserve"> </w:t>
-                              </w:r>
-                              <w:r>
-                                <w:rPr>
-                                  <w:sz w:val="20"/>
-                                </w:rPr>
-                                <w:t>реквизиты:</w:t>
-                              </w:r>
-                              <w:r>
-                                <w:rPr>
-                                  <w:spacing w:val="-7"/>
-                                  <w:sz w:val="20"/>
-                                </w:rPr>
-                                <w:t xml:space="preserve"> </w:t>
-                              </w:r>
-                              <w:r>
-                                <w:rPr>
-                                  <w:sz w:val="20"/>
-                                </w:rPr>
-                                <w:t>IBAN:</w:t>
-                              </w:r>
-                              <w:r>
-                                <w:rPr>
-                                  <w:spacing w:val="-6"/>
-                                  <w:sz w:val="20"/>
-                                </w:rPr>
-                                <w:t xml:space="preserve"> </w:t>
-                              </w:r>
-                              <w:r>
-                                <w:rPr>
-                                  <w:sz w:val="20"/>
-                                </w:rPr>
-                                <w:t>[</w:t>
-                              </w:r>
-                              <w:r>
-                                <w:rPr>
-                                  <w:sz w:val="20"/>
-                                  <w:lang w:val="en-US"/>
-                                </w:rPr>
-                                <w:t>IBAN</w:t>
-                              </w:r>
-                              <w:r>
-                                <w:rPr>
-                                  <w:sz w:val="20"/>
-                                </w:rPr>
-                                <w:t xml:space="preserve"> </w:t>
-                              </w:r>
-                              <w:proofErr w:type="spellStart"/>
-                              <w:r>
-                                <w:rPr>
-                                  <w:sz w:val="20"/>
-                                </w:rPr>
-                                <w:t>лизполуч</w:t>
-                              </w:r>
-                              <w:proofErr w:type="spellEnd"/>
-                              <w:r>
-                                <w:rPr>
-                                  <w:sz w:val="20"/>
-                                </w:rPr>
-                                <w:t>]</w:t>
-                              </w:r>
-                              <w:r>
-                                <w:rPr>
-                                  <w:sz w:val="20"/>
-                                </w:rPr>
-                                <w:t>,</w:t>
-                              </w:r>
-                              <w:r>
-                                <w:rPr>
-                                  <w:spacing w:val="-5"/>
-                                  <w:sz w:val="20"/>
-                                </w:rPr>
-                                <w:t xml:space="preserve"> </w:t>
-                              </w:r>
-                              <w:r>
-                                <w:rPr>
-                                  <w:spacing w:val="-5"/>
-                                  <w:sz w:val="20"/>
-                                </w:rPr>
-                                <w:t xml:space="preserve">в </w:t>
-                              </w:r>
-                              <w:r>
-                                <w:rPr>
-                                  <w:spacing w:val="-5"/>
-                                  <w:sz w:val="20"/>
-                                </w:rPr>
-                                <w:t>[</w:t>
-                              </w:r>
-                              <w:r>
-                                <w:rPr>
-                                  <w:spacing w:val="-5"/>
-                                  <w:sz w:val="20"/>
-                                </w:rPr>
-                                <w:t>название банка</w:t>
-                              </w:r>
-                              <w:r>
-                                <w:rPr>
-                                  <w:spacing w:val="-5"/>
-                                  <w:sz w:val="20"/>
-                                </w:rPr>
-                                <w:t xml:space="preserve"> </w:t>
-                              </w:r>
-                              <w:proofErr w:type="spellStart"/>
-                              <w:r>
-                                <w:rPr>
-                                  <w:sz w:val="20"/>
-                                </w:rPr>
-                                <w:t>лизполуч</w:t>
-                              </w:r>
-                              <w:proofErr w:type="spellEnd"/>
-                              <w:r>
-                                <w:rPr>
-                                  <w:spacing w:val="-5"/>
-                                  <w:sz w:val="20"/>
-                                </w:rPr>
-                                <w:t>]</w:t>
-                              </w:r>
-                              <w:r>
-                                <w:rPr>
-                                  <w:spacing w:val="-7"/>
-                                  <w:sz w:val="20"/>
-                                </w:rPr>
-                                <w:t xml:space="preserve"> </w:t>
-                              </w:r>
-                              <w:r>
-                                <w:rPr>
-                                  <w:sz w:val="20"/>
-                                </w:rPr>
-                                <w:t>БИК:</w:t>
-                              </w:r>
-                              <w:r>
-                                <w:rPr>
-                                  <w:spacing w:val="-6"/>
-                                  <w:sz w:val="20"/>
-                                </w:rPr>
-                                <w:t xml:space="preserve"> </w:t>
-                              </w:r>
-                              <w:r>
-                                <w:rPr>
-                                  <w:spacing w:val="-2"/>
-                                  <w:sz w:val="20"/>
-                                </w:rPr>
-                                <w:t>[</w:t>
-                              </w:r>
-                              <w:r>
-                                <w:rPr>
-                                  <w:spacing w:val="-2"/>
-                                  <w:sz w:val="20"/>
-                                  <w:lang w:val="en-US"/>
-                                </w:rPr>
-                                <w:t>BIC</w:t>
-                              </w:r>
-                              <w:r>
-                                <w:rPr>
-                                  <w:spacing w:val="-2"/>
-                                  <w:sz w:val="20"/>
-                                </w:rPr>
-                                <w:t xml:space="preserve"> </w:t>
-                              </w:r>
-                              <w:proofErr w:type="spellStart"/>
-                              <w:r>
-                                <w:rPr>
-                                  <w:sz w:val="20"/>
-                                </w:rPr>
-                                <w:t>лизполуч</w:t>
-                              </w:r>
-                              <w:proofErr w:type="spellEnd"/>
-                              <w:r>
-                                <w:rPr>
-                                  <w:spacing w:val="-2"/>
-                                  <w:sz w:val="20"/>
-                                </w:rPr>
-                                <w:t>]</w:t>
-                              </w:r>
-                              <w:r>
-                                <w:rPr>
-                                  <w:spacing w:val="-2"/>
-                                  <w:sz w:val="20"/>
-                                </w:rPr>
-                                <w:t xml:space="preserve"> </w:t>
-                              </w:r>
-                              <w:r>
-                                <w:rPr>
-                                  <w:spacing w:val="-2"/>
-                                  <w:sz w:val="20"/>
-                                  <w:lang w:val="en-US"/>
-                                </w:rPr>
-                                <w:t>SWIFT</w:t>
-                              </w:r>
-                              <w:r>
-                                <w:rPr>
-                                  <w:spacing w:val="-2"/>
-                                  <w:sz w:val="20"/>
-                                </w:rPr>
-                                <w:t>: [</w:t>
-                              </w:r>
-                              <w:r>
-                                <w:rPr>
-                                  <w:spacing w:val="-2"/>
-                                  <w:sz w:val="20"/>
-                                  <w:lang w:val="en-US"/>
-                                </w:rPr>
-                                <w:t>SWIFT</w:t>
-                              </w:r>
-                              <w:r>
-                                <w:rPr>
-                                  <w:spacing w:val="-2"/>
-                                  <w:sz w:val="20"/>
-                                </w:rPr>
-                                <w:t xml:space="preserve"> </w:t>
-                              </w:r>
-                              <w:proofErr w:type="spellStart"/>
-                              <w:r>
-                                <w:rPr>
-                                  <w:sz w:val="20"/>
-                                </w:rPr>
-                                <w:t>лизполуч</w:t>
-                              </w:r>
-                              <w:proofErr w:type="spellEnd"/>
-                              <w:r>
-                                <w:rPr>
-                                  <w:spacing w:val="-2"/>
-                                  <w:sz w:val="20"/>
-                                </w:rPr>
-                                <w:t>]</w:t>
-                              </w:r>
-                            </w:p>
-                          </w:txbxContent>
-                        </wps:txbx>
-                        <wps:bodyPr wrap="square" lIns="0" tIns="0" rIns="0" bIns="0" rtlCol="0">
-                          <a:noAutofit/>
-                        </wps:bodyPr>
-                      </wps:wsp>
-                    </wpg:wgp>
+                        </a:ln>
+                      </wps:spPr>
+                      <wps:style>
+                        <a:lnRef idx="2">
+                          <a:schemeClr val="accent1">
+                            <a:shade val="15000"/>
+                          </a:schemeClr>
+                        </a:lnRef>
+                        <a:fillRef idx="1">
+                          <a:schemeClr val="accent1"/>
+                        </a:fillRef>
+                        <a:effectRef idx="0">
+                          <a:schemeClr val="accent1"/>
+                        </a:effectRef>
+                        <a:fontRef idx="minor">
+                          <a:schemeClr val="lt1"/>
+                        </a:fontRef>
+                      </wps:style>
+                      <wps:bodyPr rot="0" spcFirstLastPara="0" vertOverflow="overflow" horzOverflow="overflow" vert="horz" wrap="square" lIns="91440" tIns="45720" rIns="91440" bIns="45720" numCol="1" spcCol="0" rtlCol="0" fromWordArt="0" anchor="ctr" anchorCtr="0" forceAA="0" compatLnSpc="1">
+                        <a:prstTxWarp prst="textNoShape">
+                          <a:avLst/>
+                        </a:prstTxWarp>
+                        <a:noAutofit/>
+                      </wps:bodyPr>
+                    </wps:wsp>
                   </a:graphicData>
                 </a:graphic>
+                <wp14:sizeRelV relativeFrom="margin">
+                  <wp14:pctHeight>0</wp14:pctHeight>
+                </wp14:sizeRelV>
               </wp:anchor>
             </w:drawing>
           </mc:Choice>
           <mc:Fallback>
             <w:pict>
-              <v:group w14:anchorId="4EB8B724" id="Group 1" o:spid="_x0000_s1026" style="position:absolute;margin-left:39.1pt;margin-top:12.2pt;width:533.65pt;height:86.7pt;z-index:-15728640;mso-wrap-distance-left:0;mso-wrap-distance-right:0;mso-position-horizontal-relative:page" coordsize="67773,11010" o:gfxdata="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">
-                <v:shape id="Graphic 2" o:spid="_x0000_s1027" style="position:absolute;width:67773;height:11010;visibility:visible;mso-wrap-style:square;v-text-anchor:top" coordsize="6777355,1101090" o:gfxdata="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" path="m1158481,1093089r,l7620,1093089r,-153912l7620,783717r,-155448l7620,472821r,-154229l,318592r,782117l7620,1100709r1150861,l1158481,1093089xem1158481,r,l,,,7620,,163068,,318516r7620,l7620,163068r,-155448l15240,7620r1143241,l1158481,xem2285022,1093089r-558076,l1719326,1093089r-560832,l1158494,1100709r560832,l1726946,1100709r558076,l2285022,1093089xem2285022,l1726946,r-7620,l1158494,r,7620l1719326,7620r7620,l2285022,7620r,-7620xem2292718,1093089r-7607,l2285111,1100709r7607,l2292718,1093089xem2292718,r-7607,l2285111,7620r7607,l2292718,xem2720962,1093089r-7607,l2292731,1093089r,7620l2713355,1100709r7607,l2720962,1093089xem2720962,r-7607,l2292731,r,7620l2713355,7620r7607,l2720962,xem4295508,1093089r,l2720975,1093089r,7620l4295508,1100709r,-7620xem4295508,r,l2720975,r,7620l4295508,7620r,-7620xem5742102,1093089r-855269,l4879213,1093089r-583692,l4295521,1100709r583692,l4886833,1100709r855269,l5742102,1093089xem5742102,l4886833,r-7620,l4295521,r,7620l4879213,7620r7620,l5742102,7620r,-7620xem6331953,1093089r-7607,l5749798,1093089r-7620,l5742178,1100709r7620,l6324346,1100709r7607,l6331953,1093089xem6331953,r-7607,l5749798,r-7620,l5742178,7620r7620,l6324346,7620r7607,l6331953,xem6777215,318592r-7607,l6769608,472821r,155448l6769608,783717r,155460l6769608,1093089r-437642,l6331966,1100709r437642,l6777215,1100709r,-7620l6777215,939177r,-155460l6777215,628269r,-155448l6777215,318592xem6777215,r-7556,l6331966,r,7620l6769608,7620r,155448l6769608,318516r7607,l6777215,163068r,-155448l6777215,xe" fillcolor="black" stroked="f">
-                  <v:path arrowok="t"/>
-                </v:shape>
-                <v:shapetype id="_x0000_t202" coordsize="21600,21600" o:spt="202" path="m,l,21600r21600,l21600,xe">
-                  <v:stroke joinstyle="miter"/>
-                  <v:path gradientshapeok="t" o:connecttype="rect"/>
-                </v:shapetype>
-                <v:shape id="Textbox 3" o:spid="_x0000_s1028" type="#_x0000_t202" style="position:absolute;width:67773;height:11010;visibility:visible;mso-wrap-style:square;v-text-anchor:top" o:gfxdata="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" filled="f" stroked="f">
-                  <v:textbox inset="0,0,0,0">
-                    <w:txbxContent>
-                      <w:p>
-                        <w:pPr>
-                          <w:numPr>
-                            <w:ilvl w:val="1"/>
-                            <w:numId w:val="2"/>
-                          </w:numPr>
-                          <w:tabs>
-                            <w:tab w:val="left" w:pos="458"/>
-                          </w:tabs>
-                          <w:spacing w:before="11"/>
-                          <w:ind w:left="458" w:hanging="343"/>
-                          <w:rPr>
-                            <w:sz w:val="20"/>
-                          </w:rPr>
-                        </w:pPr>
-                        <w:r>
-                          <w:rPr>
-                            <w:sz w:val="20"/>
-                          </w:rPr>
-                          <w:t>[Организационно правовая форма</w:t>
-                        </w:r>
-                        <w:r>
-                          <w:rPr>
-                            <w:sz w:val="20"/>
-                          </w:rPr>
-                          <w:t xml:space="preserve"> лизингополучателя</w:t>
-                        </w:r>
-                        <w:r>
-                          <w:rPr>
-                            <w:sz w:val="20"/>
-                          </w:rPr>
-                          <w:t>] "[Название компании</w:t>
-                        </w:r>
-                        <w:r>
-                          <w:rPr>
-                            <w:sz w:val="20"/>
-                          </w:rPr>
-                          <w:t xml:space="preserve"> </w:t>
-                        </w:r>
-                        <w:r>
-                          <w:rPr>
-                            <w:sz w:val="20"/>
-                          </w:rPr>
-                          <w:t>лизингополучателя</w:t>
-                        </w:r>
-                        <w:r>
-                          <w:rPr>
-                            <w:sz w:val="20"/>
-                          </w:rPr>
-                          <w:t>]"</w:t>
-                        </w:r>
-                      </w:p>
-                      <w:p>
-                        <w:pPr>
-                          <w:numPr>
-                            <w:ilvl w:val="1"/>
-                            <w:numId w:val="2"/>
-                          </w:numPr>
-                          <w:tabs>
-                            <w:tab w:val="left" w:pos="458"/>
-                          </w:tabs>
-                          <w:spacing w:before="1"/>
-                          <w:ind w:left="458" w:hanging="343"/>
-                          <w:rPr>
-                            <w:sz w:val="20"/>
-                          </w:rPr>
-                        </w:pPr>
-                        <w:r>
-                          <w:rPr>
-                            <w:sz w:val="20"/>
-                          </w:rPr>
-                          <w:t>УНП:</w:t>
-                        </w:r>
-                        <w:r>
-                          <w:rPr>
-                            <w:spacing w:val="-6"/>
-                            <w:sz w:val="20"/>
-                          </w:rPr>
-                          <w:t xml:space="preserve"> </w:t>
-                        </w:r>
-                        <w:r>
-                          <w:rPr>
-                            <w:spacing w:val="-2"/>
-                            <w:sz w:val="20"/>
-                            <w:lang w:val="en-US"/>
-                          </w:rPr>
-                          <w:t>[</w:t>
-                        </w:r>
-                        <w:r>
-                          <w:rPr>
-                            <w:spacing w:val="-2"/>
-                            <w:sz w:val="20"/>
-                          </w:rPr>
-                          <w:t>УНП</w:t>
-                        </w:r>
-                        <w:r>
-                          <w:rPr>
-                            <w:spacing w:val="-2"/>
-                            <w:sz w:val="20"/>
-                          </w:rPr>
-                          <w:t xml:space="preserve"> </w:t>
-                        </w:r>
-                        <w:r>
-                          <w:rPr>
-                            <w:spacing w:val="-2"/>
-                            <w:sz w:val="20"/>
-                          </w:rPr>
-                          <w:t>лизингополучателя</w:t>
-                        </w:r>
-                        <w:r>
-                          <w:rPr>
-                            <w:spacing w:val="-2"/>
-                            <w:sz w:val="20"/>
-                            <w:lang w:val="en-US"/>
-                          </w:rPr>
-                          <w:t>]</w:t>
-                        </w:r>
-                      </w:p>
-                      <w:p>
-                        <w:pPr>
-                          <w:numPr>
-                            <w:ilvl w:val="1"/>
-                            <w:numId w:val="2"/>
-                          </w:numPr>
-                          <w:tabs>
-                            <w:tab w:val="left" w:pos="458"/>
-                          </w:tabs>
-                          <w:spacing w:before="1" w:line="243" w:lineRule="exact"/>
-                          <w:ind w:left="458" w:hanging="343"/>
-                          <w:rPr>
-                            <w:sz w:val="20"/>
-                          </w:rPr>
-                        </w:pPr>
-                        <w:r>
-                          <w:rPr>
-                            <w:sz w:val="20"/>
-                          </w:rPr>
-                          <w:t>Юридический</w:t>
-                        </w:r>
-                        <w:r>
-                          <w:rPr>
-                            <w:spacing w:val="-7"/>
-                            <w:sz w:val="20"/>
-                          </w:rPr>
-                          <w:t xml:space="preserve"> </w:t>
-                        </w:r>
-                        <w:r>
-                          <w:rPr>
-                            <w:sz w:val="20"/>
-                          </w:rPr>
-                          <w:t>адрес:</w:t>
-                        </w:r>
-                        <w:r>
-                          <w:rPr>
-                            <w:spacing w:val="-6"/>
-                            <w:sz w:val="20"/>
-                          </w:rPr>
-                          <w:t xml:space="preserve"> </w:t>
-                        </w:r>
-                        <w:r>
-                          <w:rPr>
-                            <w:sz w:val="20"/>
-                          </w:rPr>
-                          <w:t>[</w:t>
-                        </w:r>
-                        <w:r>
-                          <w:rPr>
-                            <w:sz w:val="20"/>
-                          </w:rPr>
-                          <w:t>юридический адрес</w:t>
-                        </w:r>
-                        <w:r>
-                          <w:rPr>
-                            <w:sz w:val="20"/>
-                          </w:rPr>
-                          <w:t xml:space="preserve"> </w:t>
-                        </w:r>
-                        <w:r>
-                          <w:rPr>
-                            <w:spacing w:val="-2"/>
-                            <w:sz w:val="20"/>
-                          </w:rPr>
-                          <w:t>лизингополучателя</w:t>
-                        </w:r>
-                        <w:r>
-                          <w:rPr>
-                            <w:sz w:val="20"/>
-                          </w:rPr>
-                          <w:t>]</w:t>
-                        </w:r>
-                      </w:p>
-                      <w:p>
-                        <w:pPr>
-                          <w:numPr>
-                            <w:ilvl w:val="1"/>
-                            <w:numId w:val="2"/>
-                          </w:numPr>
-                          <w:tabs>
-                            <w:tab w:val="left" w:pos="458"/>
-                          </w:tabs>
-                          <w:spacing w:line="243" w:lineRule="exact"/>
-                          <w:ind w:left="458" w:hanging="343"/>
-                          <w:rPr>
-                            <w:sz w:val="20"/>
-                          </w:rPr>
-                        </w:pPr>
-                        <w:r>
-                          <w:rPr>
-                            <w:sz w:val="20"/>
-                          </w:rPr>
-                          <w:t>Почтовый</w:t>
-                        </w:r>
-                        <w:r>
-                          <w:rPr>
-                            <w:spacing w:val="-7"/>
-                            <w:sz w:val="20"/>
-                          </w:rPr>
-                          <w:t xml:space="preserve"> </w:t>
-                        </w:r>
-                        <w:r>
-                          <w:rPr>
-                            <w:sz w:val="20"/>
-                          </w:rPr>
-                          <w:t>адрес:</w:t>
-                        </w:r>
-                        <w:r>
-                          <w:rPr>
-                            <w:spacing w:val="-8"/>
-                            <w:sz w:val="20"/>
-                          </w:rPr>
-                          <w:t xml:space="preserve"> </w:t>
-                        </w:r>
-                        <w:r>
-                          <w:rPr>
-                            <w:sz w:val="20"/>
-                          </w:rPr>
-                          <w:t>[</w:t>
-                        </w:r>
-                        <w:r>
-                          <w:rPr>
-                            <w:sz w:val="20"/>
-                          </w:rPr>
-                          <w:t>почтовый адрес</w:t>
-                        </w:r>
-                        <w:r>
-                          <w:rPr>
-                            <w:sz w:val="20"/>
-                          </w:rPr>
-                          <w:t xml:space="preserve"> </w:t>
-                        </w:r>
-                        <w:r>
-                          <w:rPr>
-                            <w:spacing w:val="-2"/>
-                            <w:sz w:val="20"/>
-                          </w:rPr>
-                          <w:t>лизингополучателя</w:t>
-                        </w:r>
-                        <w:r>
-                          <w:rPr>
-                            <w:sz w:val="20"/>
-                          </w:rPr>
-                          <w:t>]</w:t>
-                        </w:r>
-                      </w:p>
-                      <w:p>
-                        <w:pPr>
-                          <w:numPr>
-                            <w:ilvl w:val="1"/>
-                            <w:numId w:val="2"/>
-                          </w:numPr>
-                          <w:tabs>
-                            <w:tab w:val="left" w:pos="458"/>
-                          </w:tabs>
-                          <w:ind w:left="458" w:hanging="343"/>
-                          <w:rPr>
-                            <w:sz w:val="20"/>
-                          </w:rPr>
-                        </w:pPr>
-                        <w:r>
-                          <w:rPr>
-                            <w:sz w:val="20"/>
-                          </w:rPr>
-                          <w:t>Контактные</w:t>
-                        </w:r>
-                        <w:r>
-                          <w:rPr>
-                            <w:spacing w:val="-8"/>
-                            <w:sz w:val="20"/>
-                          </w:rPr>
-                          <w:t xml:space="preserve"> </w:t>
-                        </w:r>
-                        <w:r>
-                          <w:rPr>
-                            <w:sz w:val="20"/>
-                          </w:rPr>
-                          <w:t>номер(а)</w:t>
-                        </w:r>
-                        <w:r>
-                          <w:rPr>
-                            <w:spacing w:val="-7"/>
-                            <w:sz w:val="20"/>
-                          </w:rPr>
-                          <w:t xml:space="preserve"> </w:t>
-                        </w:r>
-                        <w:r>
-                          <w:rPr>
-                            <w:sz w:val="20"/>
-                          </w:rPr>
-                          <w:t>телефона:</w:t>
-                        </w:r>
-                        <w:r>
-                          <w:rPr>
-                            <w:spacing w:val="-8"/>
-                            <w:sz w:val="20"/>
-                          </w:rPr>
-                          <w:t xml:space="preserve"> </w:t>
-                        </w:r>
-                        <w:r>
-                          <w:rPr>
-                            <w:sz w:val="20"/>
-                          </w:rPr>
-                          <w:t>[</w:t>
-                        </w:r>
-                        <w:r>
-                          <w:rPr>
-                            <w:sz w:val="20"/>
-                          </w:rPr>
-                          <w:t>номера телефонов</w:t>
-                        </w:r>
-                        <w:r>
-                          <w:rPr>
-                            <w:sz w:val="20"/>
-                          </w:rPr>
-                          <w:t xml:space="preserve"> </w:t>
-                        </w:r>
-                        <w:r>
-                          <w:rPr>
-                            <w:spacing w:val="-2"/>
-                            <w:sz w:val="20"/>
-                          </w:rPr>
-                          <w:t>лизингополучателя</w:t>
-                        </w:r>
-                        <w:r>
-                          <w:rPr>
-                            <w:sz w:val="20"/>
-                          </w:rPr>
-                          <w:t>]</w:t>
-                        </w:r>
-                      </w:p>
-                      <w:p>
-                        <w:pPr>
-                          <w:numPr>
-                            <w:ilvl w:val="1"/>
-                            <w:numId w:val="2"/>
-                          </w:numPr>
-                          <w:tabs>
-                            <w:tab w:val="left" w:pos="458"/>
-                          </w:tabs>
-                          <w:spacing w:before="1"/>
-                          <w:ind w:left="458" w:hanging="343"/>
-                          <w:rPr>
-                            <w:sz w:val="20"/>
-                          </w:rPr>
-                        </w:pPr>
-                        <w:r>
-                          <w:rPr>
-                            <w:sz w:val="20"/>
-                          </w:rPr>
-                          <w:t>Адрес</w:t>
-                        </w:r>
-                        <w:r>
-                          <w:rPr>
-                            <w:spacing w:val="-6"/>
-                            <w:sz w:val="20"/>
-                          </w:rPr>
-                          <w:t xml:space="preserve"> </w:t>
-                        </w:r>
-                        <w:r>
-                          <w:rPr>
-                            <w:sz w:val="20"/>
-                          </w:rPr>
-                          <w:t>электронной</w:t>
-                        </w:r>
-                        <w:r>
-                          <w:rPr>
-                            <w:spacing w:val="-6"/>
-                            <w:sz w:val="20"/>
-                          </w:rPr>
-                          <w:t xml:space="preserve"> </w:t>
-                        </w:r>
-                        <w:r>
-                          <w:rPr>
-                            <w:sz w:val="20"/>
-                          </w:rPr>
-                          <w:t>почты</w:t>
-                        </w:r>
-                        <w:r>
-                          <w:rPr>
-                            <w:spacing w:val="-8"/>
-                            <w:sz w:val="20"/>
-                          </w:rPr>
-                          <w:t xml:space="preserve"> </w:t>
-                        </w:r>
-                        <w:r>
-                          <w:rPr>
-                            <w:sz w:val="20"/>
-                          </w:rPr>
-                          <w:t>(</w:t>
-                        </w:r>
-                        <w:proofErr w:type="spellStart"/>
-                        <w:r>
-                          <w:rPr>
-                            <w:sz w:val="20"/>
-                          </w:rPr>
-                          <w:t>e-mail</w:t>
-                        </w:r>
-                        <w:proofErr w:type="spellEnd"/>
-                        <w:r>
-                          <w:rPr>
-                            <w:sz w:val="20"/>
-                          </w:rPr>
-                          <w:t>):</w:t>
-                        </w:r>
-                        <w:r>
-                          <w:rPr>
-                            <w:spacing w:val="-8"/>
-                            <w:sz w:val="20"/>
-                          </w:rPr>
-                          <w:t xml:space="preserve"> </w:t>
-                        </w:r>
-                        <w:r>
-                          <w:rPr>
-                            <w:sz w:val="20"/>
-                            <w:szCs w:val="20"/>
-                          </w:rPr>
-                          <w:t>[</w:t>
-                        </w:r>
-                        <w:r>
-                          <w:rPr>
-                            <w:sz w:val="20"/>
-                            <w:szCs w:val="20"/>
-                          </w:rPr>
-                          <w:t>электронная почта лизингополучателя</w:t>
-                        </w:r>
-                        <w:r>
-                          <w:rPr>
-                            <w:sz w:val="20"/>
-                            <w:szCs w:val="20"/>
-                          </w:rPr>
-                          <w:t>]</w:t>
-                        </w:r>
-                      </w:p>
-                      <w:p>
-                        <w:pPr>
-                          <w:numPr>
-                            <w:ilvl w:val="1"/>
-                            <w:numId w:val="2"/>
-                          </w:numPr>
-                          <w:tabs>
-                            <w:tab w:val="left" w:pos="504"/>
-                          </w:tabs>
-                          <w:spacing w:before="1"/>
-                          <w:ind w:left="504" w:hanging="389"/>
-                          <w:rPr>
-                            <w:sz w:val="20"/>
-                          </w:rPr>
-                        </w:pPr>
-                        <w:r>
-                          <w:rPr>
-                            <w:sz w:val="20"/>
-                          </w:rPr>
-                          <w:t>Банковские</w:t>
-                        </w:r>
-                        <w:r>
-                          <w:rPr>
-                            <w:spacing w:val="-7"/>
-                            <w:sz w:val="20"/>
-                          </w:rPr>
-                          <w:t xml:space="preserve"> </w:t>
-                        </w:r>
-                        <w:r>
-                          <w:rPr>
-                            <w:sz w:val="20"/>
-                          </w:rPr>
-                          <w:t>реквизиты:</w:t>
-                        </w:r>
-                        <w:r>
-                          <w:rPr>
-                            <w:spacing w:val="-7"/>
-                            <w:sz w:val="20"/>
-                          </w:rPr>
-                          <w:t xml:space="preserve"> </w:t>
-                        </w:r>
-                        <w:r>
-                          <w:rPr>
-                            <w:sz w:val="20"/>
-                          </w:rPr>
-                          <w:t>IBAN:</w:t>
-                        </w:r>
-                        <w:r>
-                          <w:rPr>
-                            <w:spacing w:val="-6"/>
-                            <w:sz w:val="20"/>
-                          </w:rPr>
-                          <w:t xml:space="preserve"> </w:t>
-                        </w:r>
-                        <w:r>
-                          <w:rPr>
-                            <w:sz w:val="20"/>
-                          </w:rPr>
-                          <w:t>[</w:t>
-                        </w:r>
-                        <w:r>
-                          <w:rPr>
-                            <w:sz w:val="20"/>
-                            <w:lang w:val="en-US"/>
-                          </w:rPr>
-                          <w:t>IBAN</w:t>
-                        </w:r>
-                        <w:r>
-                          <w:rPr>
-                            <w:sz w:val="20"/>
-                          </w:rPr>
-                          <w:t xml:space="preserve"> </w:t>
-                        </w:r>
-                        <w:proofErr w:type="spellStart"/>
-                        <w:r>
-                          <w:rPr>
-                            <w:sz w:val="20"/>
-                          </w:rPr>
-                          <w:t>лизполуч</w:t>
-                        </w:r>
-                        <w:proofErr w:type="spellEnd"/>
-                        <w:r>
-                          <w:rPr>
-                            <w:sz w:val="20"/>
-                          </w:rPr>
-                          <w:t>]</w:t>
-                        </w:r>
-                        <w:r>
-                          <w:rPr>
-                            <w:sz w:val="20"/>
-                          </w:rPr>
-                          <w:t>,</w:t>
-                        </w:r>
-                        <w:r>
-                          <w:rPr>
-                            <w:spacing w:val="-5"/>
-                            <w:sz w:val="20"/>
-                          </w:rPr>
-                          <w:t xml:space="preserve"> </w:t>
-                        </w:r>
-                        <w:r>
-                          <w:rPr>
-                            <w:spacing w:val="-5"/>
-                            <w:sz w:val="20"/>
-                          </w:rPr>
-                          <w:t xml:space="preserve">в </w:t>
-                        </w:r>
-                        <w:r>
-                          <w:rPr>
-                            <w:spacing w:val="-5"/>
-                            <w:sz w:val="20"/>
-                          </w:rPr>
-                          <w:t>[</w:t>
-                        </w:r>
-                        <w:r>
-                          <w:rPr>
-                            <w:spacing w:val="-5"/>
-                            <w:sz w:val="20"/>
-                          </w:rPr>
-                          <w:t>название банка</w:t>
-                        </w:r>
-                        <w:r>
-                          <w:rPr>
-                            <w:spacing w:val="-5"/>
-                            <w:sz w:val="20"/>
-                          </w:rPr>
-                          <w:t xml:space="preserve"> </w:t>
-                        </w:r>
-                        <w:proofErr w:type="spellStart"/>
-                        <w:r>
-                          <w:rPr>
-                            <w:sz w:val="20"/>
-                          </w:rPr>
-                          <w:t>лизполуч</w:t>
-                        </w:r>
-                        <w:proofErr w:type="spellEnd"/>
-                        <w:r>
-                          <w:rPr>
-                            <w:spacing w:val="-5"/>
-                            <w:sz w:val="20"/>
-                          </w:rPr>
-                          <w:t>]</w:t>
-                        </w:r>
-                        <w:r>
-                          <w:rPr>
-                            <w:spacing w:val="-7"/>
-                            <w:sz w:val="20"/>
-                          </w:rPr>
-                          <w:t xml:space="preserve"> </w:t>
-                        </w:r>
-                        <w:r>
-                          <w:rPr>
-                            <w:sz w:val="20"/>
-                          </w:rPr>
-                          <w:t>БИК:</w:t>
-                        </w:r>
-                        <w:r>
-                          <w:rPr>
-                            <w:spacing w:val="-6"/>
-                            <w:sz w:val="20"/>
-                          </w:rPr>
-                          <w:t xml:space="preserve"> </w:t>
-                        </w:r>
-                        <w:r>
-                          <w:rPr>
-                            <w:spacing w:val="-2"/>
-                            <w:sz w:val="20"/>
-                          </w:rPr>
-                          <w:t>[</w:t>
-                        </w:r>
-                        <w:r>
-                          <w:rPr>
-                            <w:spacing w:val="-2"/>
-                            <w:sz w:val="20"/>
-                            <w:lang w:val="en-US"/>
-                          </w:rPr>
-                          <w:t>BIC</w:t>
-                        </w:r>
-                        <w:r>
-                          <w:rPr>
-                            <w:spacing w:val="-2"/>
-                            <w:sz w:val="20"/>
-                          </w:rPr>
-                          <w:t xml:space="preserve"> </w:t>
-                        </w:r>
-                        <w:proofErr w:type="spellStart"/>
-                        <w:r>
-                          <w:rPr>
-                            <w:sz w:val="20"/>
-                          </w:rPr>
-                          <w:t>лизполуч</w:t>
-                        </w:r>
-                        <w:proofErr w:type="spellEnd"/>
-                        <w:r>
-                          <w:rPr>
-                            <w:spacing w:val="-2"/>
-                            <w:sz w:val="20"/>
-                          </w:rPr>
-                          <w:t>]</w:t>
-                        </w:r>
-                        <w:r>
-                          <w:rPr>
-                            <w:spacing w:val="-2"/>
-                            <w:sz w:val="20"/>
-                          </w:rPr>
-                          <w:t xml:space="preserve"> </w:t>
-                        </w:r>
-                        <w:r>
-                          <w:rPr>
-                            <w:spacing w:val="-2"/>
-                            <w:sz w:val="20"/>
-                            <w:lang w:val="en-US"/>
-                          </w:rPr>
-                          <w:t>SWIFT</w:t>
-                        </w:r>
-                        <w:r>
-                          <w:rPr>
-                            <w:spacing w:val="-2"/>
-                            <w:sz w:val="20"/>
-                          </w:rPr>
-                          <w:t>: [</w:t>
-                        </w:r>
-                        <w:r>
-                          <w:rPr>
-                            <w:spacing w:val="-2"/>
-                            <w:sz w:val="20"/>
-                            <w:lang w:val="en-US"/>
-                          </w:rPr>
-                          <w:t>SWIFT</w:t>
-                        </w:r>
-                        <w:r>
-                          <w:rPr>
-                            <w:spacing w:val="-2"/>
-                            <w:sz w:val="20"/>
-                          </w:rPr>
-                          <w:t xml:space="preserve"> </w:t>
-                        </w:r>
-                        <w:proofErr w:type="spellStart"/>
-                        <w:r>
-                          <w:rPr>
-                            <w:sz w:val="20"/>
-                          </w:rPr>
-                          <w:t>лизполуч</w:t>
-                        </w:r>
-                        <w:proofErr w:type="spellEnd"/>
-                        <w:r>
-                          <w:rPr>
-                            <w:spacing w:val="-2"/>
-                            <w:sz w:val="20"/>
-                          </w:rPr>
-                          <w:t>]</w:t>
-                        </w:r>
-                      </w:p>
-                    </w:txbxContent>
-                  </v:textbox>
-                </v:shape>
-                <w10:wrap type="topAndBottom" anchorx="page"/>
-              </v:group>
+              <v:rect w14:anchorId="2D1C4CE0" id="Прямоугольник 8" o:spid="_x0000_s1026" style="position:absolute;margin-left:19.5pt;margin-top:9.45pt;width:533.65pt;height:93.2pt;z-index:487590400;visibility:visible;mso-wrap-style:square;mso-height-percent:0;mso-wrap-distance-left:9pt;mso-wrap-distance-top:0;mso-wrap-distance-right:9pt;mso-wrap-distance-bottom:0;mso-position-horizontal:absolute;mso-position-horizontal-relative:text;mso-position-vertical:absolute;mso-position-vertical-relative:text;mso-height-percent:0;mso-height-relative:margin;v-text-anchor:middle" o:gfxdata="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" filled="f" strokecolor="black [3213]" strokeweight="1.5pt"/>
             </w:pict>
           </mc:Fallback>
         </mc:AlternateContent>
       </w:r>
+    </w:p>
+    <w:p>
+      <w:pPr>
+        <w:numPr>
+          <w:ilvl w:val="1"/>
+          <w:numId w:val="2"/>
+        </w:numPr>
+        <w:tabs>
+          <w:tab w:val="left" w:pos="709"/>
+        </w:tabs>
+        <w:spacing w:before="11"/>
+        <w:ind w:left="851" w:hanging="343"/>
+        <w:rPr>
+          <w:sz w:val="20"/>
+        </w:rPr>
+      </w:pPr>
+      <w:r>
+        <w:rPr>
+          <w:sz w:val="20"/>
+        </w:rPr>
+        <w:t>[Организационно правовая форма</w:t>
+      </w:r>
+      <w:r>
+        <w:rPr>
+          <w:sz w:val="20"/>
+        </w:rPr>
+        <w:t xml:space="preserve"> лизингополучателя</w:t>
+      </w:r>
+      <w:r>
+        <w:rPr>
+          <w:sz w:val="20"/>
+        </w:rPr>
+        <w:t>] "[Название компании</w:t>
+      </w:r>
+      <w:r>
+        <w:rPr>
+          <w:sz w:val="20"/>
+        </w:rPr>
+        <w:t xml:space="preserve"> лизингополучателя</w:t>
+      </w:r>
+      <w:r>
+        <w:rPr>
+          <w:sz w:val="20"/>
+        </w:rPr>
+        <w:t>]"</w:t>
+      </w:r>
+    </w:p>
+    <w:p>
+      <w:pPr>
+        <w:numPr>
+          <w:ilvl w:val="1"/>
+          <w:numId w:val="2"/>
+        </w:numPr>
+        <w:tabs>
+          <w:tab w:val="left" w:pos="709"/>
+        </w:tabs>
+        <w:spacing w:before="1"/>
+        <w:ind w:left="851" w:hanging="343"/>
+        <w:rPr>
+          <w:sz w:val="20"/>
+        </w:rPr>
+      </w:pPr>
+      <w:r>
+        <w:rPr>
+          <w:sz w:val="20"/>
+        </w:rPr>
+        <w:t>УНП:</w:t>
+      </w:r>
+      <w:r>
+        <w:rPr>
+          <w:spacing w:val="-6"/>
+          <w:sz w:val="20"/>
+        </w:rPr>
+        <w:t xml:space="preserve"> </w:t>
+      </w:r>
+      <w:r>
+        <w:rPr>
+          <w:spacing w:val="-2"/>
+          <w:sz w:val="20"/>
+          <w:lang w:val="en-US"/>
+        </w:rPr>
+        <w:t>[</w:t>
+      </w:r>
+      <w:r>
+        <w:rPr>
+          <w:spacing w:val="-2"/>
+          <w:sz w:val="20"/>
+        </w:rPr>
+        <w:t xml:space="preserve">УНП </w:t>
+      </w:r>
+      <w:r>
+        <w:rPr>
+          <w:spacing w:val="-2"/>
+          <w:sz w:val="20"/>
+        </w:rPr>
+        <w:t>лизингополучателя</w:t>
+      </w:r>
+      <w:r>
+        <w:rPr>
+          <w:spacing w:val="-2"/>
+          <w:sz w:val="20"/>
+          <w:lang w:val="en-US"/>
+        </w:rPr>
+        <w:t>]</w:t>
+      </w:r>
+    </w:p>
+    <w:p>
+      <w:pPr>
+        <w:numPr>
+          <w:ilvl w:val="1"/>
+          <w:numId w:val="2"/>
+        </w:numPr>
+        <w:tabs>
+          <w:tab w:val="left" w:pos="709"/>
+        </w:tabs>
+        <w:spacing w:before="1" w:line="243" w:lineRule="exact"/>
+        <w:ind w:left="851" w:hanging="343"/>
+        <w:rPr>
+          <w:sz w:val="20"/>
+        </w:rPr>
+      </w:pPr>
+      <w:r>
+        <w:rPr>
+          <w:sz w:val="20"/>
+        </w:rPr>
+        <w:t>Юридический</w:t>
+      </w:r>
+      <w:r>
+        <w:rPr>
+          <w:spacing w:val="-7"/>
+          <w:sz w:val="20"/>
+        </w:rPr>
+        <w:t xml:space="preserve"> </w:t>
+      </w:r>
+      <w:r>
+        <w:rPr>
+          <w:sz w:val="20"/>
+        </w:rPr>
+        <w:t>адрес:</w:t>
+      </w:r>
+      <w:r>
+        <w:rPr>
+          <w:spacing w:val="-6"/>
+          <w:sz w:val="20"/>
+        </w:rPr>
+        <w:t xml:space="preserve"> </w:t>
+      </w:r>
+      <w:r>
+        <w:rPr>
+          <w:sz w:val="20"/>
+        </w:rPr>
+        <w:t>[</w:t>
+      </w:r>
+      <w:r>
+        <w:rPr>
+          <w:sz w:val="20"/>
+        </w:rPr>
+        <w:t xml:space="preserve">юридический адрес </w:t>
+      </w:r>
+      <w:r>
+        <w:rPr>
+          <w:spacing w:val="-2"/>
+          <w:sz w:val="20"/>
+        </w:rPr>
+        <w:t>лизингополучателя</w:t>
+      </w:r>
+      <w:r>
+        <w:rPr>
+          <w:sz w:val="20"/>
+        </w:rPr>
+        <w:t>]</w:t>
+      </w:r>
+    </w:p>
+    <w:p>
+      <w:pPr>
+        <w:numPr>
+          <w:ilvl w:val="1"/>
+          <w:numId w:val="2"/>
+        </w:numPr>
+        <w:tabs>
+          <w:tab w:val="left" w:pos="709"/>
+        </w:tabs>
+        <w:spacing w:line="243" w:lineRule="exact"/>
+        <w:ind w:left="851" w:hanging="343"/>
+        <w:rPr>
+          <w:sz w:val="20"/>
+        </w:rPr>
+      </w:pPr>
+      <w:r>
+        <w:rPr>
+          <w:sz w:val="20"/>
+        </w:rPr>
+        <w:t>Почтовый</w:t>
+      </w:r>
+      <w:r>
+        <w:rPr>
+          <w:spacing w:val="-7"/>
+          <w:sz w:val="20"/>
+        </w:rPr>
+        <w:t xml:space="preserve"> </w:t>
+      </w:r>
+      <w:r>
+        <w:rPr>
+          <w:sz w:val="20"/>
+        </w:rPr>
+        <w:t>адрес:</w:t>
+      </w:r>
+      <w:r>
+        <w:rPr>
+          <w:spacing w:val="-8"/>
+          <w:sz w:val="20"/>
+        </w:rPr>
+        <w:t xml:space="preserve"> </w:t>
+      </w:r>
+      <w:r>
+        <w:rPr>
+          <w:sz w:val="20"/>
+        </w:rPr>
+        <w:t>[</w:t>
+      </w:r>
+      <w:r>
+        <w:rPr>
+          <w:sz w:val="20"/>
+        </w:rPr>
+        <w:t xml:space="preserve">почтовый адрес </w:t>
+      </w:r>
+      <w:r>
+        <w:rPr>
+          <w:spacing w:val="-2"/>
+          <w:sz w:val="20"/>
+        </w:rPr>
+        <w:t>лизингополучателя</w:t>
+      </w:r>
+      <w:r>
+        <w:rPr>
+          <w:sz w:val="20"/>
+        </w:rPr>
+        <w:t>]</w:t>
+      </w:r>
+    </w:p>
+    <w:p>
+      <w:pPr>
+        <w:numPr>
+          <w:ilvl w:val="1"/>
+          <w:numId w:val="2"/>
+        </w:numPr>
+        <w:tabs>
+          <w:tab w:val="left" w:pos="709"/>
+        </w:tabs>
+        <w:ind w:left="851" w:hanging="343"/>
+        <w:rPr>
+          <w:sz w:val="20"/>
+        </w:rPr>
+      </w:pPr>
+      <w:r>
+        <w:rPr>
+          <w:sz w:val="20"/>
+        </w:rPr>
+        <w:t>Контактные</w:t>
+      </w:r>
+      <w:r>
+        <w:rPr>
+          <w:spacing w:val="-8"/>
+          <w:sz w:val="20"/>
+        </w:rPr>
+        <w:t xml:space="preserve"> </w:t>
+      </w:r>
+      <w:r>
+        <w:rPr>
+          <w:sz w:val="20"/>
+        </w:rPr>
+        <w:t>номер(а)</w:t>
+      </w:r>
+      <w:r>
+        <w:rPr>
+          <w:spacing w:val="-7"/>
+          <w:sz w:val="20"/>
+        </w:rPr>
+        <w:t xml:space="preserve"> </w:t>
+      </w:r>
+      <w:r>
+        <w:rPr>
+          <w:sz w:val="20"/>
+        </w:rPr>
+        <w:t>телефона:</w:t>
+      </w:r>
+      <w:r>
+        <w:rPr>
+          <w:spacing w:val="-8"/>
+          <w:sz w:val="20"/>
+        </w:rPr>
+        <w:t xml:space="preserve"> </w:t>
+      </w:r>
+      <w:r>
+        <w:rPr>
+          <w:sz w:val="20"/>
+        </w:rPr>
+        <w:t>[</w:t>
+      </w:r>
+      <w:r>
+        <w:rPr>
+          <w:sz w:val="20"/>
+        </w:rPr>
+        <w:t xml:space="preserve">номера телефонов </w:t>
+      </w:r>
+      <w:r>
+        <w:rPr>
+          <w:spacing w:val="-2"/>
+          <w:sz w:val="20"/>
+        </w:rPr>
+        <w:t>лизингополучателя</w:t>
+      </w:r>
+      <w:r>
+        <w:rPr>
+          <w:sz w:val="20"/>
+        </w:rPr>
+        <w:t>]</w:t>
+      </w:r>
+    </w:p>
+    <w:p>
+      <w:pPr>
+        <w:numPr>
+          <w:ilvl w:val="1"/>
+          <w:numId w:val="2"/>
+        </w:numPr>
+        <w:tabs>
+          <w:tab w:val="left" w:pos="709"/>
+        </w:tabs>
+        <w:spacing w:before="1"/>
+        <w:ind w:left="851" w:hanging="343"/>
+        <w:rPr>
+          <w:sz w:val="20"/>
+        </w:rPr>
+      </w:pPr>
+      <w:r>
+        <w:rPr>
+          <w:sz w:val="20"/>
+        </w:rPr>
+        <w:t>Адрес</w:t>
+      </w:r>
+      <w:r>
+        <w:rPr>
+          <w:spacing w:val="-6"/>
+          <w:sz w:val="20"/>
+        </w:rPr>
+        <w:t xml:space="preserve"> </w:t>
+      </w:r>
+      <w:r>
+        <w:rPr>
+          <w:sz w:val="20"/>
+        </w:rPr>
+        <w:t>электронной</w:t>
+      </w:r>
+      <w:r>
+        <w:rPr>
+          <w:spacing w:val="-6"/>
+          <w:sz w:val="20"/>
+        </w:rPr>
+        <w:t xml:space="preserve"> </w:t>
+      </w:r>
+      <w:r>
+        <w:rPr>
+          <w:sz w:val="20"/>
+        </w:rPr>
+        <w:t>почты</w:t>
+      </w:r>
+      <w:r>
+        <w:rPr>
+          <w:spacing w:val="-8"/>
+          <w:sz w:val="20"/>
+        </w:rPr>
+        <w:t xml:space="preserve"> </w:t>
+      </w:r>
+      <w:r>
+        <w:rPr>
+          <w:sz w:val="20"/>
+        </w:rPr>
+        <w:t>(</w:t>
+      </w:r>
+      <w:proofErr w:type="spellStart"/>
+      <w:r>
+        <w:rPr>
+          <w:sz w:val="20"/>
+        </w:rPr>
+        <w:t>e-mail</w:t>
+      </w:r>
+      <w:proofErr w:type="spellEnd"/>
+      <w:r>
+        <w:rPr>
+          <w:sz w:val="20"/>
+        </w:rPr>
+        <w:t>):</w:t>
+      </w:r>
+      <w:r>
+        <w:rPr>
+          <w:spacing w:val="-8"/>
+          <w:sz w:val="20"/>
+        </w:rPr>
+        <w:t xml:space="preserve"> </w:t>
+      </w:r>
+      <w:r>
+        <w:rPr>
+          <w:sz w:val="20"/>
+          <w:szCs w:val="20"/>
+        </w:rPr>
+        <w:t>[</w:t>
+      </w:r>
+      <w:r>
+        <w:rPr>
+          <w:sz w:val="20"/>
+          <w:szCs w:val="20"/>
+        </w:rPr>
+        <w:t>электронная почта лизингополучателя</w:t>
+      </w:r>
+      <w:r>
+        <w:rPr>
+          <w:sz w:val="20"/>
+          <w:szCs w:val="20"/>
+        </w:rPr>
+        <w:t>]</w:t>
+      </w:r>
+    </w:p>
+    <w:p>
+      <w:pPr>
+        <w:numPr>
+          <w:ilvl w:val="1"/>
+          <w:numId w:val="2"/>
+        </w:numPr>
+        <w:tabs>
+          <w:tab w:val="left" w:pos="709"/>
+        </w:tabs>
+        <w:spacing w:before="1"/>
+        <w:ind w:left="851" w:hanging="389"/>
+        <w:rPr>
+          <w:sz w:val="20"/>
+        </w:rPr>
+      </w:pPr>
+      <w:r>
+        <w:rPr>
+          <w:sz w:val="20"/>
+        </w:rPr>
+        <w:t>Банковские</w:t>
+      </w:r>
+      <w:r>
+        <w:rPr>
+          <w:spacing w:val="-7"/>
+          <w:sz w:val="20"/>
+        </w:rPr>
+        <w:t xml:space="preserve"> </w:t>
+      </w:r>
+      <w:r>
+        <w:rPr>
+          <w:sz w:val="20"/>
+        </w:rPr>
+        <w:t>реквизиты:</w:t>
+      </w:r>
+      <w:r>
+        <w:rPr>
+          <w:spacing w:val="-7"/>
+          <w:sz w:val="20"/>
+        </w:rPr>
+        <w:t xml:space="preserve"> </w:t>
+      </w:r>
+      <w:r>
+        <w:rPr>
+          <w:sz w:val="20"/>
+        </w:rPr>
+        <w:t>IBAN:</w:t>
+      </w:r>
+      <w:r>
+        <w:rPr>
+          <w:spacing w:val="-6"/>
+          <w:sz w:val="20"/>
+        </w:rPr>
+        <w:t xml:space="preserve"> </w:t>
+      </w:r>
+      <w:r>
+        <w:rPr>
+          <w:sz w:val="20"/>
+        </w:rPr>
+        <w:t>[</w:t>
+      </w:r>
+      <w:r>
+        <w:rPr>
+          <w:sz w:val="20"/>
+          <w:lang w:val="en-US"/>
+        </w:rPr>
+        <w:t>IBAN</w:t>
+      </w:r>
+      <w:r>
+        <w:rPr>
+          <w:sz w:val="20"/>
+        </w:rPr>
+        <w:t xml:space="preserve"> </w:t>
+      </w:r>
+      <w:proofErr w:type="spellStart"/>
+      <w:r>
+        <w:rPr>
+          <w:sz w:val="20"/>
+        </w:rPr>
+        <w:t>лизполуч</w:t>
+      </w:r>
+      <w:proofErr w:type="spellEnd"/>
+      <w:r>
+        <w:rPr>
+          <w:sz w:val="20"/>
+        </w:rPr>
+        <w:t>]</w:t>
+      </w:r>
+      <w:r>
+        <w:rPr>
+          <w:sz w:val="20"/>
+        </w:rPr>
+        <w:t>,</w:t>
+      </w:r>
+      <w:r>
+        <w:rPr>
+          <w:spacing w:val="-5"/>
+          <w:sz w:val="20"/>
+        </w:rPr>
+        <w:t xml:space="preserve"> в </w:t>
+      </w:r>
+      <w:r>
+        <w:rPr>
+          <w:spacing w:val="-5"/>
+          <w:sz w:val="20"/>
+        </w:rPr>
+        <w:t>[</w:t>
+      </w:r>
+      <w:r>
+        <w:rPr>
+          <w:spacing w:val="-5"/>
+          <w:sz w:val="20"/>
+        </w:rPr>
+        <w:t xml:space="preserve">название банка </w:t>
+      </w:r>
+      <w:proofErr w:type="spellStart"/>
+      <w:r>
+        <w:rPr>
+          <w:sz w:val="20"/>
+        </w:rPr>
+        <w:t>лизполуч</w:t>
+      </w:r>
+      <w:proofErr w:type="spellEnd"/>
+      <w:r>
+        <w:rPr>
+          <w:spacing w:val="-5"/>
+          <w:sz w:val="20"/>
+        </w:rPr>
+        <w:t>]</w:t>
+      </w:r>
+      <w:r>
+        <w:rPr>
+          <w:spacing w:val="-7"/>
+          <w:sz w:val="20"/>
+        </w:rPr>
+        <w:t xml:space="preserve"> </w:t>
+      </w:r>
+      <w:r>
+        <w:rPr>
+          <w:sz w:val="20"/>
+        </w:rPr>
+        <w:t>БИК:</w:t>
+      </w:r>
+      <w:r>
+        <w:rPr>
+          <w:spacing w:val="-6"/>
+          <w:sz w:val="20"/>
+        </w:rPr>
+        <w:t xml:space="preserve"> </w:t>
+      </w:r>
+      <w:r>
+        <w:rPr>
+          <w:spacing w:val="-2"/>
+          <w:sz w:val="20"/>
+        </w:rPr>
+        <w:t>[</w:t>
+      </w:r>
+      <w:r>
+        <w:rPr>
+          <w:spacing w:val="-2"/>
+          <w:sz w:val="20"/>
+          <w:lang w:val="en-US"/>
+        </w:rPr>
+        <w:t>BIC</w:t>
+      </w:r>
+      <w:r>
+        <w:rPr>
+          <w:spacing w:val="-2"/>
+          <w:sz w:val="20"/>
+        </w:rPr>
+        <w:t xml:space="preserve"> </w:t>
+      </w:r>
+      <w:proofErr w:type="spellStart"/>
+      <w:r>
+        <w:rPr>
+          <w:sz w:val="20"/>
+        </w:rPr>
+        <w:t>лизполуч</w:t>
+      </w:r>
+      <w:proofErr w:type="spellEnd"/>
+      <w:r>
+        <w:rPr>
+          <w:spacing w:val="-2"/>
+          <w:sz w:val="20"/>
+        </w:rPr>
+        <w:t>]</w:t>
+      </w:r>
+      <w:r>
+        <w:rPr>
+          <w:spacing w:val="-2"/>
+          <w:sz w:val="20"/>
+        </w:rPr>
+        <w:t xml:space="preserve"> </w:t>
+      </w:r>
+      <w:r>
+        <w:rPr>
+          <w:spacing w:val="-2"/>
+          <w:sz w:val="20"/>
+          <w:lang w:val="en-US"/>
+        </w:rPr>
+        <w:t>SWIFT</w:t>
+      </w:r>
+      <w:r>
+        <w:rPr>
+          <w:spacing w:val="-2"/>
+          <w:sz w:val="20"/>
+        </w:rPr>
+        <w:t>: [</w:t>
+      </w:r>
+      <w:r>
+        <w:rPr>
+          <w:spacing w:val="-2"/>
+          <w:sz w:val="20"/>
+          <w:lang w:val="en-US"/>
+        </w:rPr>
+        <w:t>SWIFT</w:t>
+      </w:r>
+      <w:r>
+        <w:rPr>
+          <w:spacing w:val="-2"/>
+          <w:sz w:val="20"/>
+        </w:rPr>
+        <w:t xml:space="preserve"> </w:t>
+      </w:r>
+      <w:proofErr w:type="spellStart"/>
+      <w:r>
+        <w:rPr>
+          <w:sz w:val="20"/>
+        </w:rPr>
+        <w:t>лизполуч</w:t>
+      </w:r>
+      <w:proofErr w:type="spellEnd"/>
+      <w:r>
+        <w:rPr>
+          <w:spacing w:val="-2"/>
+          <w:sz w:val="20"/>
+        </w:rPr>
+        <w:t>]</w:t>
+      </w:r>
+    </w:p>
+    <w:p>
+      <w:pPr>
+        <w:pStyle w:val="a3"/>
+        <w:rPr>
+          <w:b/>
+          <w:sz w:val="18"/>
+        </w:rPr>
+      </w:pPr>
     </w:p>
     <w:p>
       <w:pPr>
@@ -2466,6 +1223,7 @@
         <w:rPr>
           <w:b/>
           <w:sz w:val="18"/>
+          <w:lang w:val="en-US"/>
         </w:rPr>
       </w:pPr>
       <w:r>
@@ -2475,1904 +1233,723 @@
           <w:sz w:val="18"/>
         </w:rPr>
         <mc:AlternateContent>
-          <mc:Choice Requires="wpg">
+          <mc:Choice Requires="wps">
             <w:drawing>
-              <wp:anchor distT="0" distB="0" distL="0" distR="0" simplePos="0" relativeHeight="487588352" behindDoc="1" locked="0" layoutInCell="1" allowOverlap="1" wp14:anchorId="5CC8624F" wp14:editId="0E705EFF">
+              <wp:anchor distT="0" distB="0" distL="114300" distR="114300" simplePos="0" relativeHeight="487592448" behindDoc="0" locked="0" layoutInCell="1" allowOverlap="1" wp14:anchorId="1B96C142" wp14:editId="14F86972">
                 <wp:simplePos x="0" y="0"/>
-                <wp:positionH relativeFrom="page">
-                  <wp:posOffset>496823</wp:posOffset>
+                <wp:positionH relativeFrom="column">
+                  <wp:posOffset>243395</wp:posOffset>
                 </wp:positionH>
                 <wp:positionV relativeFrom="paragraph">
-                  <wp:posOffset>156374</wp:posOffset>
+                  <wp:posOffset>112395</wp:posOffset>
                 </wp:positionV>
-                <wp:extent cx="6777355" cy="1100455"/>
-                <wp:effectExtent l="0" t="0" r="0" b="0"/>
-                <wp:wrapTopAndBottom/>
-                <wp:docPr id="4" name="Group 4"/>
-                <wp:cNvGraphicFramePr>
-                  <a:graphicFrameLocks xmlns:a="http://schemas.openxmlformats.org/drawingml/2006/main"/>
-                </wp:cNvGraphicFramePr>
+                <wp:extent cx="6777355" cy="1183005"/>
+                <wp:effectExtent l="0" t="0" r="23495" b="17145"/>
+                <wp:wrapNone/>
+                <wp:docPr id="2096597509" name="Прямоугольник 8"/>
+                <wp:cNvGraphicFramePr/>
                 <a:graphic xmlns:a="http://schemas.openxmlformats.org/drawingml/2006/main">
-                  <a:graphicData uri="http://schemas.microsoft.com/office/word/2010/wordprocessingGroup">
-                    <wpg:wgp>
-                      <wpg:cNvGrpSpPr>
-                        <a:grpSpLocks/>
-                      </wpg:cNvGrpSpPr>
-                      <wpg:grpSpPr>
+                  <a:graphicData uri="http://schemas.microsoft.com/office/word/2010/wordprocessingShape">
+                    <wps:wsp>
+                      <wps:cNvSpPr/>
+                      <wps:spPr>
                         <a:xfrm>
                           <a:off x="0" y="0"/>
-                          <a:ext cx="6777355" cy="1100455"/>
-                          <a:chOff x="0" y="0"/>
-                          <a:chExt cx="6777355" cy="1100455"/>
+                          <a:ext cx="6777355" cy="1183005"/>
                         </a:xfrm>
-                      </wpg:grpSpPr>
-                      <wps:wsp>
-                        <wps:cNvPr id="5" name="Graphic 5"/>
-                        <wps:cNvSpPr/>
-                        <wps:spPr>
-                          <a:xfrm>
-                            <a:off x="0" y="0"/>
-                            <a:ext cx="6777355" cy="1100455"/>
-                          </a:xfrm>
-                          <a:custGeom>
-                            <a:avLst/>
-                            <a:gdLst/>
-                            <a:ahLst/>
-                            <a:cxnLst/>
-                            <a:rect l="l" t="t" r="r" b="b"/>
-                            <a:pathLst>
-                              <a:path w="6777355" h="1100455">
-                                <a:moveTo>
-                                  <a:pt x="1158481" y="0"/>
-                                </a:moveTo>
-                                <a:lnTo>
-                                  <a:pt x="1158481" y="0"/>
-                                </a:lnTo>
-                                <a:lnTo>
-                                  <a:pt x="0" y="0"/>
-                                </a:lnTo>
-                                <a:lnTo>
-                                  <a:pt x="0" y="7620"/>
-                                </a:lnTo>
-                                <a:lnTo>
-                                  <a:pt x="0" y="1100328"/>
-                                </a:lnTo>
-                                <a:lnTo>
-                                  <a:pt x="7620" y="1100328"/>
-                                </a:lnTo>
-                                <a:lnTo>
-                                  <a:pt x="1158481" y="1100328"/>
-                                </a:lnTo>
-                                <a:lnTo>
-                                  <a:pt x="1158481" y="1092708"/>
-                                </a:lnTo>
-                                <a:lnTo>
-                                  <a:pt x="7620" y="1092708"/>
-                                </a:lnTo>
-                                <a:lnTo>
-                                  <a:pt x="7620" y="937260"/>
-                                </a:lnTo>
-                                <a:lnTo>
-                                  <a:pt x="7620" y="7620"/>
-                                </a:lnTo>
-                                <a:lnTo>
-                                  <a:pt x="15240" y="7620"/>
-                                </a:lnTo>
-                                <a:lnTo>
-                                  <a:pt x="1158481" y="7620"/>
-                                </a:lnTo>
-                                <a:lnTo>
-                                  <a:pt x="1158481" y="0"/>
-                                </a:lnTo>
-                                <a:close/>
-                              </a:path>
-                              <a:path w="6777355" h="1100455">
-                                <a:moveTo>
-                                  <a:pt x="2285022" y="1092708"/>
-                                </a:moveTo>
-                                <a:lnTo>
-                                  <a:pt x="1726946" y="1092708"/>
-                                </a:lnTo>
-                                <a:lnTo>
-                                  <a:pt x="1719326" y="1092708"/>
-                                </a:lnTo>
-                                <a:lnTo>
-                                  <a:pt x="1158494" y="1092708"/>
-                                </a:lnTo>
-                                <a:lnTo>
-                                  <a:pt x="1158494" y="1100328"/>
-                                </a:lnTo>
-                                <a:lnTo>
-                                  <a:pt x="1719326" y="1100328"/>
-                                </a:lnTo>
-                                <a:lnTo>
-                                  <a:pt x="1726946" y="1100328"/>
-                                </a:lnTo>
-                                <a:lnTo>
-                                  <a:pt x="2285022" y="1100328"/>
-                                </a:lnTo>
-                                <a:lnTo>
-                                  <a:pt x="2285022" y="1092708"/>
-                                </a:lnTo>
-                                <a:close/>
-                              </a:path>
-                              <a:path w="6777355" h="1100455">
-                                <a:moveTo>
-                                  <a:pt x="2285022" y="0"/>
-                                </a:moveTo>
-                                <a:lnTo>
-                                  <a:pt x="1726946" y="0"/>
-                                </a:lnTo>
-                                <a:lnTo>
-                                  <a:pt x="1719326" y="0"/>
-                                </a:lnTo>
-                                <a:lnTo>
-                                  <a:pt x="1158494" y="0"/>
-                                </a:lnTo>
-                                <a:lnTo>
-                                  <a:pt x="1158494" y="7620"/>
-                                </a:lnTo>
-                                <a:lnTo>
-                                  <a:pt x="1719326" y="7620"/>
-                                </a:lnTo>
-                                <a:lnTo>
-                                  <a:pt x="1726946" y="7620"/>
-                                </a:lnTo>
-                                <a:lnTo>
-                                  <a:pt x="2285022" y="7620"/>
-                                </a:lnTo>
-                                <a:lnTo>
-                                  <a:pt x="2285022" y="0"/>
-                                </a:lnTo>
-                                <a:close/>
-                              </a:path>
-                              <a:path w="6777355" h="1100455">
-                                <a:moveTo>
-                                  <a:pt x="2292718" y="1092708"/>
-                                </a:moveTo>
-                                <a:lnTo>
-                                  <a:pt x="2285111" y="1092708"/>
-                                </a:lnTo>
-                                <a:lnTo>
-                                  <a:pt x="2285111" y="1100328"/>
-                                </a:lnTo>
-                                <a:lnTo>
-                                  <a:pt x="2292718" y="1100328"/>
-                                </a:lnTo>
-                                <a:lnTo>
-                                  <a:pt x="2292718" y="1092708"/>
-                                </a:lnTo>
-                                <a:close/>
-                              </a:path>
-                              <a:path w="6777355" h="1100455">
-                                <a:moveTo>
-                                  <a:pt x="2292718" y="0"/>
-                                </a:moveTo>
-                                <a:lnTo>
-                                  <a:pt x="2285111" y="0"/>
-                                </a:lnTo>
-                                <a:lnTo>
-                                  <a:pt x="2285111" y="7620"/>
-                                </a:lnTo>
-                                <a:lnTo>
-                                  <a:pt x="2292718" y="7620"/>
-                                </a:lnTo>
-                                <a:lnTo>
-                                  <a:pt x="2292718" y="0"/>
-                                </a:lnTo>
-                                <a:close/>
-                              </a:path>
-                              <a:path w="6777355" h="1100455">
-                                <a:moveTo>
-                                  <a:pt x="2720962" y="1092708"/>
-                                </a:moveTo>
-                                <a:lnTo>
-                                  <a:pt x="2713355" y="1092708"/>
-                                </a:lnTo>
-                                <a:lnTo>
-                                  <a:pt x="2292731" y="1092708"/>
-                                </a:lnTo>
-                                <a:lnTo>
-                                  <a:pt x="2292731" y="1100328"/>
-                                </a:lnTo>
-                                <a:lnTo>
-                                  <a:pt x="2713355" y="1100328"/>
-                                </a:lnTo>
-                                <a:lnTo>
-                                  <a:pt x="2720962" y="1100328"/>
-                                </a:lnTo>
-                                <a:lnTo>
-                                  <a:pt x="2720962" y="1092708"/>
-                                </a:lnTo>
-                                <a:close/>
-                              </a:path>
-                              <a:path w="6777355" h="1100455">
-                                <a:moveTo>
-                                  <a:pt x="2720962" y="0"/>
-                                </a:moveTo>
-                                <a:lnTo>
-                                  <a:pt x="2713355" y="0"/>
-                                </a:lnTo>
-                                <a:lnTo>
-                                  <a:pt x="2292731" y="0"/>
-                                </a:lnTo>
-                                <a:lnTo>
-                                  <a:pt x="2292731" y="7620"/>
-                                </a:lnTo>
-                                <a:lnTo>
-                                  <a:pt x="2713355" y="7620"/>
-                                </a:lnTo>
-                                <a:lnTo>
-                                  <a:pt x="2720962" y="7620"/>
-                                </a:lnTo>
-                                <a:lnTo>
-                                  <a:pt x="2720962" y="0"/>
-                                </a:lnTo>
-                                <a:close/>
-                              </a:path>
-                              <a:path w="6777355" h="1100455">
-                                <a:moveTo>
-                                  <a:pt x="4295508" y="1092708"/>
-                                </a:moveTo>
-                                <a:lnTo>
-                                  <a:pt x="4295508" y="1092708"/>
-                                </a:lnTo>
-                                <a:lnTo>
-                                  <a:pt x="2720975" y="1092708"/>
-                                </a:lnTo>
-                                <a:lnTo>
-                                  <a:pt x="2720975" y="1100328"/>
-                                </a:lnTo>
-                                <a:lnTo>
-                                  <a:pt x="4295508" y="1100328"/>
-                                </a:lnTo>
-                                <a:lnTo>
-                                  <a:pt x="4295508" y="1092708"/>
-                                </a:lnTo>
-                                <a:close/>
-                              </a:path>
-                              <a:path w="6777355" h="1100455">
-                                <a:moveTo>
-                                  <a:pt x="4295508" y="0"/>
-                                </a:moveTo>
-                                <a:lnTo>
-                                  <a:pt x="4295508" y="0"/>
-                                </a:lnTo>
-                                <a:lnTo>
-                                  <a:pt x="2720975" y="0"/>
-                                </a:lnTo>
-                                <a:lnTo>
-                                  <a:pt x="2720975" y="7620"/>
-                                </a:lnTo>
-                                <a:lnTo>
-                                  <a:pt x="4295508" y="7620"/>
-                                </a:lnTo>
-                                <a:lnTo>
-                                  <a:pt x="4295508" y="0"/>
-                                </a:lnTo>
-                                <a:close/>
-                              </a:path>
-                              <a:path w="6777355" h="1100455">
-                                <a:moveTo>
-                                  <a:pt x="5742102" y="1092708"/>
-                                </a:moveTo>
-                                <a:lnTo>
-                                  <a:pt x="4886833" y="1092708"/>
-                                </a:lnTo>
-                                <a:lnTo>
-                                  <a:pt x="4879213" y="1092708"/>
-                                </a:lnTo>
-                                <a:lnTo>
-                                  <a:pt x="4295521" y="1092708"/>
-                                </a:lnTo>
-                                <a:lnTo>
-                                  <a:pt x="4295521" y="1100328"/>
-                                </a:lnTo>
-                                <a:lnTo>
-                                  <a:pt x="4879213" y="1100328"/>
-                                </a:lnTo>
-                                <a:lnTo>
-                                  <a:pt x="4886833" y="1100328"/>
-                                </a:lnTo>
-                                <a:lnTo>
-                                  <a:pt x="5742102" y="1100328"/>
-                                </a:lnTo>
-                                <a:lnTo>
-                                  <a:pt x="5742102" y="1092708"/>
-                                </a:lnTo>
-                                <a:close/>
-                              </a:path>
-                              <a:path w="6777355" h="1100455">
-                                <a:moveTo>
-                                  <a:pt x="5742102" y="0"/>
-                                </a:moveTo>
-                                <a:lnTo>
-                                  <a:pt x="4886833" y="0"/>
-                                </a:lnTo>
-                                <a:lnTo>
-                                  <a:pt x="4879213" y="0"/>
-                                </a:lnTo>
-                                <a:lnTo>
-                                  <a:pt x="4295521" y="0"/>
-                                </a:lnTo>
-                                <a:lnTo>
-                                  <a:pt x="4295521" y="7620"/>
-                                </a:lnTo>
-                                <a:lnTo>
-                                  <a:pt x="4879213" y="7620"/>
-                                </a:lnTo>
-                                <a:lnTo>
-                                  <a:pt x="4886833" y="7620"/>
-                                </a:lnTo>
-                                <a:lnTo>
-                                  <a:pt x="5742102" y="7620"/>
-                                </a:lnTo>
-                                <a:lnTo>
-                                  <a:pt x="5742102" y="0"/>
-                                </a:lnTo>
-                                <a:close/>
-                              </a:path>
-                              <a:path w="6777355" h="1100455">
-                                <a:moveTo>
-                                  <a:pt x="6331953" y="1092708"/>
-                                </a:moveTo>
-                                <a:lnTo>
-                                  <a:pt x="6324346" y="1092708"/>
-                                </a:lnTo>
-                                <a:lnTo>
-                                  <a:pt x="5749798" y="1092708"/>
-                                </a:lnTo>
-                                <a:lnTo>
-                                  <a:pt x="5742178" y="1092708"/>
-                                </a:lnTo>
-                                <a:lnTo>
-                                  <a:pt x="5742178" y="1100328"/>
-                                </a:lnTo>
-                                <a:lnTo>
-                                  <a:pt x="5749798" y="1100328"/>
-                                </a:lnTo>
-                                <a:lnTo>
-                                  <a:pt x="6324346" y="1100328"/>
-                                </a:lnTo>
-                                <a:lnTo>
-                                  <a:pt x="6331953" y="1100328"/>
-                                </a:lnTo>
-                                <a:lnTo>
-                                  <a:pt x="6331953" y="1092708"/>
-                                </a:lnTo>
-                                <a:close/>
-                              </a:path>
-                              <a:path w="6777355" h="1100455">
-                                <a:moveTo>
-                                  <a:pt x="6331953" y="0"/>
-                                </a:moveTo>
-                                <a:lnTo>
-                                  <a:pt x="6324346" y="0"/>
-                                </a:lnTo>
-                                <a:lnTo>
-                                  <a:pt x="5749798" y="0"/>
-                                </a:lnTo>
-                                <a:lnTo>
-                                  <a:pt x="5742178" y="0"/>
-                                </a:lnTo>
-                                <a:lnTo>
-                                  <a:pt x="5742178" y="7620"/>
-                                </a:lnTo>
-                                <a:lnTo>
-                                  <a:pt x="5749798" y="7620"/>
-                                </a:lnTo>
-                                <a:lnTo>
-                                  <a:pt x="6324346" y="7620"/>
-                                </a:lnTo>
-                                <a:lnTo>
-                                  <a:pt x="6331953" y="7620"/>
-                                </a:lnTo>
-                                <a:lnTo>
-                                  <a:pt x="6331953" y="0"/>
-                                </a:lnTo>
-                                <a:close/>
-                              </a:path>
-                              <a:path w="6777355" h="1100455">
-                                <a:moveTo>
-                                  <a:pt x="6777215" y="0"/>
-                                </a:moveTo>
-                                <a:lnTo>
-                                  <a:pt x="6769659" y="0"/>
-                                </a:lnTo>
-                                <a:lnTo>
-                                  <a:pt x="6331966" y="0"/>
-                                </a:lnTo>
-                                <a:lnTo>
-                                  <a:pt x="6331966" y="7620"/>
-                                </a:lnTo>
-                                <a:lnTo>
-                                  <a:pt x="6769608" y="7620"/>
-                                </a:lnTo>
-                                <a:lnTo>
-                                  <a:pt x="6769608" y="161544"/>
-                                </a:lnTo>
-                                <a:lnTo>
-                                  <a:pt x="6769608" y="316992"/>
-                                </a:lnTo>
-                                <a:lnTo>
-                                  <a:pt x="6769608" y="1092708"/>
-                                </a:lnTo>
-                                <a:lnTo>
-                                  <a:pt x="6331966" y="1092708"/>
-                                </a:lnTo>
-                                <a:lnTo>
-                                  <a:pt x="6331966" y="1100328"/>
-                                </a:lnTo>
-                                <a:lnTo>
-                                  <a:pt x="6769608" y="1100328"/>
-                                </a:lnTo>
-                                <a:lnTo>
-                                  <a:pt x="6777215" y="1100328"/>
-                                </a:lnTo>
-                                <a:lnTo>
-                                  <a:pt x="6777215" y="1092708"/>
-                                </a:lnTo>
-                                <a:lnTo>
-                                  <a:pt x="6777215" y="937260"/>
-                                </a:lnTo>
-                                <a:lnTo>
-                                  <a:pt x="6777215" y="7620"/>
-                                </a:lnTo>
-                                <a:lnTo>
-                                  <a:pt x="6777215" y="0"/>
-                                </a:lnTo>
-                                <a:close/>
-                              </a:path>
-                            </a:pathLst>
-                          </a:custGeom>
+                        <a:prstGeom prst="rect">
+                          <a:avLst/>
+                        </a:prstGeom>
+                        <a:noFill/>
+                        <a:ln w="19050">
                           <a:solidFill>
-                            <a:srgbClr val="000000"/>
+                            <a:schemeClr val="tx1"/>
                           </a:solidFill>
-                        </wps:spPr>
-                        <wps:bodyPr wrap="square" lIns="0" tIns="0" rIns="0" bIns="0" rtlCol="0">
-                          <a:prstTxWarp prst="textNoShape">
-                            <a:avLst/>
-                          </a:prstTxWarp>
-                          <a:noAutofit/>
-                        </wps:bodyPr>
-                      </wps:wsp>
-                      <wps:wsp>
-                        <wps:cNvPr id="6" name="Textbox 6"/>
-                        <wps:cNvSpPr txBox="1"/>
-                        <wps:spPr>
-                          <a:xfrm>
-                            <a:off x="0" y="0"/>
-                            <a:ext cx="6777355" cy="1100455"/>
-                          </a:xfrm>
-                          <a:prstGeom prst="rect">
-                            <a:avLst/>
-                          </a:prstGeom>
-                        </wps:spPr>
-                        <wps:txbx>
-                          <w:txbxContent>
-                            <w:p>
-                              <w:pPr>
-                                <w:numPr>
-                                  <w:ilvl w:val="1"/>
-                                  <w:numId w:val="1"/>
-                                </w:numPr>
-                                <w:tabs>
-                                  <w:tab w:val="left" w:pos="458"/>
-                                </w:tabs>
-                                <w:spacing w:before="11" w:line="243" w:lineRule="exact"/>
-                                <w:ind w:left="458" w:hanging="343"/>
-                                <w:rPr>
-                                  <w:sz w:val="20"/>
-                                </w:rPr>
-                              </w:pPr>
-                              <w:r>
-                                <w:rPr>
-                                  <w:sz w:val="20"/>
-                                </w:rPr>
-                                <w:t>[Организационно правовая форма</w:t>
-                              </w:r>
-                              <w:r>
-                                <w:rPr>
-                                  <w:sz w:val="20"/>
-                                </w:rPr>
-                                <w:t xml:space="preserve"> лизингодателя</w:t>
-                              </w:r>
-                              <w:r>
-                                <w:rPr>
-                                  <w:sz w:val="20"/>
-                                </w:rPr>
-                                <w:t>] "[Название компании</w:t>
-                              </w:r>
-                              <w:r>
-                                <w:rPr>
-                                  <w:sz w:val="20"/>
-                                </w:rPr>
-                                <w:t xml:space="preserve"> </w:t>
-                              </w:r>
-                              <w:r>
-                                <w:rPr>
-                                  <w:sz w:val="20"/>
-                                </w:rPr>
-                                <w:t>лизингодателя</w:t>
-                              </w:r>
-                              <w:r>
-                                <w:rPr>
-                                  <w:sz w:val="20"/>
-                                </w:rPr>
-                                <w:t>]"</w:t>
-                              </w:r>
-                            </w:p>
-                            <w:p>
-                              <w:pPr>
-                                <w:numPr>
-                                  <w:ilvl w:val="1"/>
-                                  <w:numId w:val="1"/>
-                                </w:numPr>
-                                <w:tabs>
-                                  <w:tab w:val="left" w:pos="458"/>
-                                </w:tabs>
-                                <w:spacing w:line="243" w:lineRule="exact"/>
-                                <w:ind w:left="458" w:hanging="343"/>
-                                <w:rPr>
-                                  <w:sz w:val="20"/>
-                                </w:rPr>
-                              </w:pPr>
-                              <w:r>
-                                <w:rPr>
-                                  <w:sz w:val="20"/>
-                                </w:rPr>
-                                <w:t>УНП:</w:t>
-                              </w:r>
-                              <w:r>
-                                <w:rPr>
-                                  <w:spacing w:val="-6"/>
-                                  <w:sz w:val="20"/>
-                                </w:rPr>
-                                <w:t xml:space="preserve"> </w:t>
-                              </w:r>
-                              <w:r>
-                                <w:rPr>
-                                  <w:spacing w:val="-2"/>
-                                  <w:sz w:val="20"/>
-                                  <w:lang w:val="en-US"/>
-                                </w:rPr>
-                                <w:t>[</w:t>
-                              </w:r>
-                              <w:r>
-                                <w:rPr>
-                                  <w:spacing w:val="-2"/>
-                                  <w:sz w:val="20"/>
-                                </w:rPr>
-                                <w:t>УНП</w:t>
-                              </w:r>
-                              <w:r>
-                                <w:rPr>
-                                  <w:spacing w:val="-2"/>
-                                  <w:sz w:val="20"/>
-                                </w:rPr>
-                                <w:t xml:space="preserve"> </w:t>
-                              </w:r>
-                              <w:r>
-                                <w:rPr>
-                                  <w:sz w:val="20"/>
-                                </w:rPr>
-                                <w:t>лизингодателя</w:t>
-                              </w:r>
-                              <w:r>
-                                <w:rPr>
-                                  <w:spacing w:val="-2"/>
-                                  <w:sz w:val="20"/>
-                                  <w:lang w:val="en-US"/>
-                                </w:rPr>
-                                <w:t>]</w:t>
-                              </w:r>
-                            </w:p>
-                            <w:p>
-                              <w:pPr>
-                                <w:numPr>
-                                  <w:ilvl w:val="1"/>
-                                  <w:numId w:val="1"/>
-                                </w:numPr>
-                                <w:tabs>
-                                  <w:tab w:val="left" w:pos="558"/>
-                                </w:tabs>
-                                <w:spacing w:before="1"/>
-                                <w:ind w:left="558" w:hanging="443"/>
-                                <w:rPr>
-                                  <w:sz w:val="20"/>
-                                </w:rPr>
-                              </w:pPr>
-                              <w:r>
-                                <w:rPr>
-                                  <w:sz w:val="20"/>
-                                </w:rPr>
-                                <w:t>Юридический</w:t>
-                              </w:r>
-                              <w:r>
-                                <w:rPr>
-                                  <w:spacing w:val="-6"/>
-                                  <w:sz w:val="20"/>
-                                </w:rPr>
-                                <w:t xml:space="preserve"> </w:t>
-                              </w:r>
-                              <w:r>
-                                <w:rPr>
-                                  <w:sz w:val="20"/>
-                                </w:rPr>
-                                <w:t>адрес:</w:t>
-                              </w:r>
-                              <w:r>
-                                <w:rPr>
-                                  <w:spacing w:val="-7"/>
-                                  <w:sz w:val="20"/>
-                                </w:rPr>
-                                <w:t xml:space="preserve"> </w:t>
-                              </w:r>
-                              <w:r>
-                                <w:rPr>
-                                  <w:sz w:val="20"/>
-                                </w:rPr>
-                                <w:t>[</w:t>
-                              </w:r>
-                              <w:r>
-                                <w:rPr>
-                                  <w:sz w:val="20"/>
-                                </w:rPr>
-                                <w:t>юридический адрес</w:t>
-                              </w:r>
-                              <w:r>
-                                <w:rPr>
-                                  <w:sz w:val="20"/>
-                                </w:rPr>
-                                <w:t xml:space="preserve"> </w:t>
-                              </w:r>
-                              <w:r>
-                                <w:rPr>
-                                  <w:sz w:val="20"/>
-                                </w:rPr>
-                                <w:t>лизингодателя</w:t>
-                              </w:r>
-                              <w:r>
-                                <w:rPr>
-                                  <w:sz w:val="20"/>
-                                </w:rPr>
-                                <w:t>]</w:t>
-                              </w:r>
-                            </w:p>
-                            <w:p>
-                              <w:pPr>
-                                <w:numPr>
-                                  <w:ilvl w:val="1"/>
-                                  <w:numId w:val="1"/>
-                                </w:numPr>
-                                <w:tabs>
-                                  <w:tab w:val="left" w:pos="558"/>
-                                </w:tabs>
-                                <w:spacing w:line="243" w:lineRule="exact"/>
-                                <w:ind w:left="558" w:hanging="443"/>
-                                <w:rPr>
-                                  <w:sz w:val="20"/>
-                                </w:rPr>
-                              </w:pPr>
-                              <w:r>
-                                <w:rPr>
-                                  <w:sz w:val="20"/>
-                                </w:rPr>
-                                <w:t>Почтовый</w:t>
-                              </w:r>
-                              <w:r>
-                                <w:rPr>
-                                  <w:spacing w:val="-5"/>
-                                  <w:sz w:val="20"/>
-                                </w:rPr>
-                                <w:t xml:space="preserve"> </w:t>
-                              </w:r>
-                              <w:r>
-                                <w:rPr>
-                                  <w:sz w:val="20"/>
-                                </w:rPr>
-                                <w:t>адрес:</w:t>
-                              </w:r>
-                              <w:r>
-                                <w:rPr>
-                                  <w:spacing w:val="-6"/>
-                                  <w:sz w:val="20"/>
-                                </w:rPr>
-                                <w:t xml:space="preserve"> </w:t>
-                              </w:r>
-                              <w:r>
-                                <w:rPr>
-                                  <w:sz w:val="20"/>
-                                </w:rPr>
-                                <w:t>[</w:t>
-                              </w:r>
-                              <w:r>
-                                <w:rPr>
-                                  <w:sz w:val="20"/>
-                                </w:rPr>
-                                <w:t>почтовый адрес</w:t>
-                              </w:r>
-                              <w:r>
-                                <w:rPr>
-                                  <w:sz w:val="20"/>
-                                </w:rPr>
-                                <w:t xml:space="preserve"> </w:t>
-                              </w:r>
-                              <w:r>
-                                <w:rPr>
-                                  <w:sz w:val="20"/>
-                                </w:rPr>
-                                <w:t>лизингодателя</w:t>
-                              </w:r>
-                              <w:r>
-                                <w:rPr>
-                                  <w:sz w:val="20"/>
-                                </w:rPr>
-                                <w:t>]</w:t>
-                              </w:r>
-                            </w:p>
-                            <w:p>
-                              <w:pPr>
-                                <w:numPr>
-                                  <w:ilvl w:val="1"/>
-                                  <w:numId w:val="1"/>
-                                </w:numPr>
-                                <w:tabs>
-                                  <w:tab w:val="left" w:pos="650"/>
-                                </w:tabs>
-                                <w:spacing w:line="243" w:lineRule="exact"/>
-                                <w:ind w:left="650" w:hanging="535"/>
-                                <w:rPr>
-                                  <w:sz w:val="20"/>
-                                </w:rPr>
-                              </w:pPr>
-                              <w:r>
-                                <w:rPr>
-                                  <w:sz w:val="20"/>
-                                </w:rPr>
-                                <w:t>Контактные</w:t>
-                              </w:r>
-                              <w:r>
-                                <w:rPr>
-                                  <w:spacing w:val="-9"/>
-                                  <w:sz w:val="20"/>
-                                </w:rPr>
-                                <w:t xml:space="preserve"> </w:t>
-                              </w:r>
-                              <w:r>
-                                <w:rPr>
-                                  <w:sz w:val="20"/>
-                                </w:rPr>
-                                <w:t>номер(а)</w:t>
-                              </w:r>
-                              <w:r>
-                                <w:rPr>
-                                  <w:spacing w:val="-6"/>
-                                  <w:sz w:val="20"/>
-                                </w:rPr>
-                                <w:t xml:space="preserve"> </w:t>
-                              </w:r>
-                              <w:r>
-                                <w:rPr>
-                                  <w:sz w:val="20"/>
-                                </w:rPr>
-                                <w:t>телефона:</w:t>
-                              </w:r>
-                              <w:r>
-                                <w:rPr>
-                                  <w:spacing w:val="-6"/>
-                                  <w:sz w:val="20"/>
-                                </w:rPr>
-                                <w:t xml:space="preserve"> </w:t>
-                              </w:r>
-                              <w:r>
-                                <w:rPr>
-                                  <w:sz w:val="20"/>
-                                </w:rPr>
-                                <w:t>[</w:t>
-                              </w:r>
-                              <w:r>
-                                <w:rPr>
-                                  <w:sz w:val="20"/>
-                                </w:rPr>
-                                <w:t>номера телефонов</w:t>
-                              </w:r>
-                              <w:r>
-                                <w:rPr>
-                                  <w:sz w:val="20"/>
-                                </w:rPr>
-                                <w:t xml:space="preserve"> </w:t>
-                              </w:r>
-                              <w:r>
-                                <w:rPr>
-                                  <w:sz w:val="20"/>
-                                </w:rPr>
-                                <w:t>лизингодателя</w:t>
-                              </w:r>
-                              <w:r>
-                                <w:rPr>
-                                  <w:sz w:val="20"/>
-                                </w:rPr>
-                                <w:t>]</w:t>
-                              </w:r>
-                            </w:p>
-                            <w:p>
-                              <w:pPr>
-                                <w:numPr>
-                                  <w:ilvl w:val="1"/>
-                                  <w:numId w:val="1"/>
-                                </w:numPr>
-                                <w:tabs>
-                                  <w:tab w:val="left" w:pos="650"/>
-                                </w:tabs>
-                                <w:spacing w:before="1"/>
-                                <w:ind w:left="650" w:hanging="535"/>
-                                <w:rPr>
-                                  <w:sz w:val="20"/>
-                                </w:rPr>
-                              </w:pPr>
-                              <w:r>
-                                <w:rPr>
-                                  <w:sz w:val="20"/>
-                                </w:rPr>
-                                <w:t>Адрес</w:t>
-                              </w:r>
-                              <w:r>
-                                <w:rPr>
-                                  <w:spacing w:val="-8"/>
-                                  <w:sz w:val="20"/>
-                                </w:rPr>
-                                <w:t xml:space="preserve"> </w:t>
-                              </w:r>
-                              <w:r>
-                                <w:rPr>
-                                  <w:sz w:val="20"/>
-                                </w:rPr>
-                                <w:t>электронной</w:t>
-                              </w:r>
-                              <w:r>
-                                <w:rPr>
-                                  <w:spacing w:val="-6"/>
-                                  <w:sz w:val="20"/>
-                                </w:rPr>
-                                <w:t xml:space="preserve"> </w:t>
-                              </w:r>
-                              <w:r>
-                                <w:rPr>
-                                  <w:sz w:val="20"/>
-                                </w:rPr>
-                                <w:t>почты</w:t>
-                              </w:r>
-                              <w:r>
-                                <w:rPr>
-                                  <w:spacing w:val="-7"/>
-                                  <w:sz w:val="20"/>
-                                </w:rPr>
-                                <w:t xml:space="preserve"> </w:t>
-                              </w:r>
-                              <w:r>
-                                <w:rPr>
-                                  <w:sz w:val="20"/>
-                                </w:rPr>
-                                <w:t>(</w:t>
-                              </w:r>
-                              <w:proofErr w:type="spellStart"/>
-                              <w:r>
-                                <w:rPr>
-                                  <w:sz w:val="20"/>
-                                </w:rPr>
-                                <w:t>e-mail</w:t>
-                              </w:r>
-                              <w:proofErr w:type="spellEnd"/>
-                              <w:r>
-                                <w:rPr>
-                                  <w:sz w:val="20"/>
-                                </w:rPr>
-                                <w:t>):</w:t>
-                              </w:r>
-                              <w:r>
-                                <w:rPr>
-                                  <w:spacing w:val="-8"/>
-                                  <w:sz w:val="20"/>
-                                </w:rPr>
-                                <w:t xml:space="preserve"> </w:t>
-                              </w:r>
-                              <w:r>
-                                <w:rPr>
-                                  <w:sz w:val="20"/>
-                                  <w:szCs w:val="20"/>
-                                </w:rPr>
-                                <w:t>[</w:t>
-                              </w:r>
-                              <w:r>
-                                <w:rPr>
-                                  <w:sz w:val="20"/>
-                                  <w:szCs w:val="20"/>
-                                </w:rPr>
-                                <w:t xml:space="preserve">электронная почта </w:t>
-                              </w:r>
-                              <w:r>
-                                <w:rPr>
-                                  <w:sz w:val="20"/>
-                                </w:rPr>
-                                <w:t>лизингодателя</w:t>
-                              </w:r>
-                              <w:r>
-                                <w:rPr>
-                                  <w:sz w:val="20"/>
-                                  <w:szCs w:val="20"/>
-                                </w:rPr>
-                                <w:t>]</w:t>
-                              </w:r>
-                            </w:p>
-                            <w:p>
-                              <w:pPr>
-                                <w:numPr>
-                                  <w:ilvl w:val="1"/>
-                                  <w:numId w:val="1"/>
-                                </w:numPr>
-                                <w:tabs>
-                                  <w:tab w:val="left" w:pos="558"/>
-                                </w:tabs>
-                                <w:spacing w:before="1"/>
-                                <w:ind w:left="558" w:hanging="443"/>
-                                <w:rPr>
-                                  <w:sz w:val="20"/>
-                                </w:rPr>
-                              </w:pPr>
-                              <w:r>
-                                <w:rPr>
-                                  <w:sz w:val="20"/>
-                                </w:rPr>
-                                <w:t>Банковские</w:t>
-                              </w:r>
-                              <w:r>
-                                <w:rPr>
-                                  <w:spacing w:val="-6"/>
-                                  <w:sz w:val="20"/>
-                                </w:rPr>
-                                <w:t xml:space="preserve"> </w:t>
-                              </w:r>
-                              <w:r>
-                                <w:rPr>
-                                  <w:sz w:val="20"/>
-                                </w:rPr>
-                                <w:t>реквизиты:</w:t>
-                              </w:r>
-                              <w:r>
-                                <w:rPr>
-                                  <w:spacing w:val="-5"/>
-                                  <w:sz w:val="20"/>
-                                </w:rPr>
-                                <w:t xml:space="preserve"> </w:t>
-                              </w:r>
-                              <w:r>
-                                <w:rPr>
-                                  <w:sz w:val="20"/>
-                                </w:rPr>
-                                <w:t>IBAN:</w:t>
-                              </w:r>
-                              <w:r>
-                                <w:rPr>
-                                  <w:spacing w:val="-6"/>
-                                  <w:sz w:val="20"/>
-                                </w:rPr>
-                                <w:t xml:space="preserve"> </w:t>
-                              </w:r>
-                              <w:r>
-                                <w:rPr>
-                                  <w:sz w:val="20"/>
-                                </w:rPr>
-                                <w:t>[</w:t>
-                              </w:r>
-                              <w:r>
-                                <w:rPr>
-                                  <w:sz w:val="20"/>
-                                  <w:lang w:val="en-US"/>
-                                </w:rPr>
-                                <w:t>IBAN</w:t>
-                              </w:r>
-                              <w:r>
-                                <w:rPr>
-                                  <w:sz w:val="20"/>
-                                </w:rPr>
-                                <w:t xml:space="preserve"> </w:t>
-                              </w:r>
-                              <w:proofErr w:type="spellStart"/>
-                              <w:r>
-                                <w:rPr>
-                                  <w:sz w:val="20"/>
-                                </w:rPr>
-                                <w:t>лиздат</w:t>
-                              </w:r>
-                              <w:proofErr w:type="spellEnd"/>
-                              <w:r>
-                                <w:rPr>
-                                  <w:sz w:val="20"/>
-                                </w:rPr>
-                                <w:t>]</w:t>
-                              </w:r>
-                              <w:r>
-                                <w:rPr>
-                                  <w:sz w:val="20"/>
-                                </w:rPr>
-                                <w:t>,</w:t>
-                              </w:r>
-                              <w:r>
-                                <w:rPr>
-                                  <w:spacing w:val="-5"/>
-                                  <w:sz w:val="20"/>
-                                </w:rPr>
-                                <w:t xml:space="preserve"> в </w:t>
-                              </w:r>
-                              <w:r>
-                                <w:rPr>
-                                  <w:spacing w:val="-5"/>
-                                  <w:sz w:val="20"/>
-                                </w:rPr>
-                                <w:t>[</w:t>
-                              </w:r>
-                              <w:r>
-                                <w:rPr>
-                                  <w:spacing w:val="-5"/>
-                                  <w:sz w:val="20"/>
-                                </w:rPr>
-                                <w:t>название банка</w:t>
-                              </w:r>
-                              <w:r>
-                                <w:rPr>
-                                  <w:spacing w:val="-5"/>
-                                  <w:sz w:val="20"/>
-                                </w:rPr>
-                                <w:t xml:space="preserve"> </w:t>
-                              </w:r>
-                              <w:proofErr w:type="spellStart"/>
-                              <w:r>
-                                <w:rPr>
-                                  <w:sz w:val="20"/>
-                                </w:rPr>
-                                <w:t>лиздат</w:t>
-                              </w:r>
-                              <w:proofErr w:type="spellEnd"/>
-                              <w:r>
-                                <w:rPr>
-                                  <w:spacing w:val="-5"/>
-                                  <w:sz w:val="20"/>
-                                </w:rPr>
-                                <w:t>]</w:t>
-                              </w:r>
-                              <w:r>
-                                <w:rPr>
-                                  <w:spacing w:val="-7"/>
-                                  <w:sz w:val="20"/>
-                                </w:rPr>
-                                <w:t xml:space="preserve"> </w:t>
-                              </w:r>
-                              <w:r>
-                                <w:rPr>
-                                  <w:sz w:val="20"/>
-                                </w:rPr>
-                                <w:t>БИК:</w:t>
-                              </w:r>
-                              <w:r>
-                                <w:rPr>
-                                  <w:spacing w:val="-6"/>
-                                  <w:sz w:val="20"/>
-                                </w:rPr>
-                                <w:t xml:space="preserve"> </w:t>
-                              </w:r>
-                              <w:r>
-                                <w:rPr>
-                                  <w:spacing w:val="-2"/>
-                                  <w:sz w:val="20"/>
-                                </w:rPr>
-                                <w:t>[</w:t>
-                              </w:r>
-                              <w:r>
-                                <w:rPr>
-                                  <w:spacing w:val="-2"/>
-                                  <w:sz w:val="20"/>
-                                  <w:lang w:val="en-US"/>
-                                </w:rPr>
-                                <w:t>BIC</w:t>
-                              </w:r>
-                              <w:r>
-                                <w:rPr>
-                                  <w:spacing w:val="-2"/>
-                                  <w:sz w:val="20"/>
-                                </w:rPr>
-                                <w:t xml:space="preserve"> </w:t>
-                              </w:r>
-                              <w:proofErr w:type="spellStart"/>
-                              <w:r>
-                                <w:rPr>
-                                  <w:sz w:val="20"/>
-                                </w:rPr>
-                                <w:t>лиздат</w:t>
-                              </w:r>
-                              <w:proofErr w:type="spellEnd"/>
-                              <w:r>
-                                <w:rPr>
-                                  <w:spacing w:val="-2"/>
-                                  <w:sz w:val="20"/>
-                                </w:rPr>
-                                <w:t>]</w:t>
-                              </w:r>
-                              <w:r>
-                                <w:rPr>
-                                  <w:spacing w:val="-2"/>
-                                  <w:sz w:val="20"/>
-                                </w:rPr>
-                                <w:t xml:space="preserve"> </w:t>
-                              </w:r>
-                              <w:r>
-                                <w:rPr>
-                                  <w:spacing w:val="-2"/>
-                                  <w:sz w:val="20"/>
-                                  <w:lang w:val="en-US"/>
-                                </w:rPr>
-                                <w:t>SWIFT</w:t>
-                              </w:r>
-                              <w:r>
-                                <w:rPr>
-                                  <w:spacing w:val="-2"/>
-                                  <w:sz w:val="20"/>
-                                </w:rPr>
-                                <w:t>: [</w:t>
-                              </w:r>
-                              <w:r>
-                                <w:rPr>
-                                  <w:spacing w:val="-2"/>
-                                  <w:sz w:val="20"/>
-                                  <w:lang w:val="en-US"/>
-                                </w:rPr>
-                                <w:t>SWIFT</w:t>
-                              </w:r>
-                              <w:r>
-                                <w:t xml:space="preserve"> </w:t>
-                              </w:r>
-                              <w:proofErr w:type="spellStart"/>
-                              <w:r>
-                                <w:rPr>
-                                  <w:sz w:val="20"/>
-                                </w:rPr>
-                                <w:t>лиздат</w:t>
-                              </w:r>
-                              <w:proofErr w:type="spellEnd"/>
-                              <w:r>
-                                <w:rPr>
-                                  <w:spacing w:val="-2"/>
-                                  <w:sz w:val="20"/>
-                                </w:rPr>
-                                <w:t>]</w:t>
-                              </w:r>
-                            </w:p>
-                          </w:txbxContent>
-                        </wps:txbx>
-                        <wps:bodyPr wrap="square" lIns="0" tIns="0" rIns="0" bIns="0" rtlCol="0">
-                          <a:noAutofit/>
-                        </wps:bodyPr>
-                      </wps:wsp>
-                    </wpg:wgp>
+                        </a:ln>
+                      </wps:spPr>
+                      <wps:style>
+                        <a:lnRef idx="2">
+                          <a:schemeClr val="accent1">
+                            <a:shade val="15000"/>
+                          </a:schemeClr>
+                        </a:lnRef>
+                        <a:fillRef idx="1">
+                          <a:schemeClr val="accent1"/>
+                        </a:fillRef>
+                        <a:effectRef idx="0">
+                          <a:schemeClr val="accent1"/>
+                        </a:effectRef>
+                        <a:fontRef idx="minor">
+                          <a:schemeClr val="lt1"/>
+                        </a:fontRef>
+                      </wps:style>
+                      <wps:bodyPr rot="0" spcFirstLastPara="0" vertOverflow="overflow" horzOverflow="overflow" vert="horz" wrap="square" lIns="91440" tIns="45720" rIns="91440" bIns="45720" numCol="1" spcCol="0" rtlCol="0" fromWordArt="0" anchor="ctr" anchorCtr="0" forceAA="0" compatLnSpc="1">
+                        <a:prstTxWarp prst="textNoShape">
+                          <a:avLst/>
+                        </a:prstTxWarp>
+                        <a:noAutofit/>
+                      </wps:bodyPr>
+                    </wps:wsp>
                   </a:graphicData>
                 </a:graphic>
+                <wp14:sizeRelV relativeFrom="margin">
+                  <wp14:pctHeight>0</wp14:pctHeight>
+                </wp14:sizeRelV>
               </wp:anchor>
             </w:drawing>
           </mc:Choice>
           <mc:Fallback>
             <w:pict>
-              <v:group w14:anchorId="5CC8624F" id="Group 4" o:spid="_x0000_s1029" style="position:absolute;margin-left:39.1pt;margin-top:12.3pt;width:533.65pt;height:86.65pt;z-index:-15728128;mso-wrap-distance-left:0;mso-wrap-distance-right:0;mso-position-horizontal-relative:page" coordsize="67773,11004" o:gfxdata="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">
-                <v:shape id="Graphic 5" o:spid="_x0000_s1030" style="position:absolute;width:67773;height:11004;visibility:visible;mso-wrap-style:square;v-text-anchor:top" coordsize="6777355,1100455" o:gfxdata="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" path="m1158481,r,l,,,7620,,1100328r7620,l1158481,1100328r,-7620l7620,1092708r,-155448l7620,7620r7620,l1158481,7620r,-7620xem2285022,1092708r-558076,l1719326,1092708r-560832,l1158494,1100328r560832,l1726946,1100328r558076,l2285022,1092708xem2285022,l1726946,r-7620,l1158494,r,7620l1719326,7620r7620,l2285022,7620r,-7620xem2292718,1092708r-7607,l2285111,1100328r7607,l2292718,1092708xem2292718,r-7607,l2285111,7620r7607,l2292718,xem2720962,1092708r-7607,l2292731,1092708r,7620l2713355,1100328r7607,l2720962,1092708xem2720962,r-7607,l2292731,r,7620l2713355,7620r7607,l2720962,xem4295508,1092708r,l2720975,1092708r,7620l4295508,1100328r,-7620xem4295508,r,l2720975,r,7620l4295508,7620r,-7620xem5742102,1092708r-855269,l4879213,1092708r-583692,l4295521,1100328r583692,l4886833,1100328r855269,l5742102,1092708xem5742102,l4886833,r-7620,l4295521,r,7620l4879213,7620r7620,l5742102,7620r,-7620xem6331953,1092708r-7607,l5749798,1092708r-7620,l5742178,1100328r7620,l6324346,1100328r7607,l6331953,1092708xem6331953,r-7607,l5749798,r-7620,l5742178,7620r7620,l6324346,7620r7607,l6331953,xem6777215,r-7556,l6331966,r,7620l6769608,7620r,153924l6769608,316992r,775716l6331966,1092708r,7620l6769608,1100328r7607,l6777215,1092708r,-155448l6777215,7620r,-7620xe" fillcolor="black" stroked="f">
-                  <v:path arrowok="t"/>
-                </v:shape>
-                <v:shape id="Textbox 6" o:spid="_x0000_s1031" type="#_x0000_t202" style="position:absolute;width:67773;height:11004;visibility:visible;mso-wrap-style:square;v-text-anchor:top" o:gfxdata="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" filled="f" stroked="f">
-                  <v:textbox inset="0,0,0,0">
-                    <w:txbxContent>
-                      <w:p>
-                        <w:pPr>
-                          <w:numPr>
-                            <w:ilvl w:val="1"/>
-                            <w:numId w:val="1"/>
-                          </w:numPr>
-                          <w:tabs>
-                            <w:tab w:val="left" w:pos="458"/>
-                          </w:tabs>
-                          <w:spacing w:before="11" w:line="243" w:lineRule="exact"/>
-                          <w:ind w:left="458" w:hanging="343"/>
-                          <w:rPr>
-                            <w:sz w:val="20"/>
-                          </w:rPr>
-                        </w:pPr>
-                        <w:r>
-                          <w:rPr>
-                            <w:sz w:val="20"/>
-                          </w:rPr>
-                          <w:t>[Организационно правовая форма</w:t>
-                        </w:r>
-                        <w:r>
-                          <w:rPr>
-                            <w:sz w:val="20"/>
-                          </w:rPr>
-                          <w:t xml:space="preserve"> лизингодателя</w:t>
-                        </w:r>
-                        <w:r>
-                          <w:rPr>
-                            <w:sz w:val="20"/>
-                          </w:rPr>
-                          <w:t>] "[Название компании</w:t>
-                        </w:r>
-                        <w:r>
-                          <w:rPr>
-                            <w:sz w:val="20"/>
-                          </w:rPr>
-                          <w:t xml:space="preserve"> </w:t>
-                        </w:r>
-                        <w:r>
-                          <w:rPr>
-                            <w:sz w:val="20"/>
-                          </w:rPr>
-                          <w:t>лизингодателя</w:t>
-                        </w:r>
-                        <w:r>
-                          <w:rPr>
-                            <w:sz w:val="20"/>
-                          </w:rPr>
-                          <w:t>]"</w:t>
-                        </w:r>
-                      </w:p>
-                      <w:p>
-                        <w:pPr>
-                          <w:numPr>
-                            <w:ilvl w:val="1"/>
-                            <w:numId w:val="1"/>
-                          </w:numPr>
-                          <w:tabs>
-                            <w:tab w:val="left" w:pos="458"/>
-                          </w:tabs>
-                          <w:spacing w:line="243" w:lineRule="exact"/>
-                          <w:ind w:left="458" w:hanging="343"/>
-                          <w:rPr>
-                            <w:sz w:val="20"/>
-                          </w:rPr>
-                        </w:pPr>
-                        <w:r>
-                          <w:rPr>
-                            <w:sz w:val="20"/>
-                          </w:rPr>
-                          <w:t>УНП:</w:t>
-                        </w:r>
-                        <w:r>
-                          <w:rPr>
-                            <w:spacing w:val="-6"/>
-                            <w:sz w:val="20"/>
-                          </w:rPr>
-                          <w:t xml:space="preserve"> </w:t>
-                        </w:r>
-                        <w:r>
-                          <w:rPr>
-                            <w:spacing w:val="-2"/>
-                            <w:sz w:val="20"/>
-                            <w:lang w:val="en-US"/>
-                          </w:rPr>
-                          <w:t>[</w:t>
-                        </w:r>
-                        <w:r>
-                          <w:rPr>
-                            <w:spacing w:val="-2"/>
-                            <w:sz w:val="20"/>
-                          </w:rPr>
-                          <w:t>УНП</w:t>
-                        </w:r>
-                        <w:r>
-                          <w:rPr>
-                            <w:spacing w:val="-2"/>
-                            <w:sz w:val="20"/>
-                          </w:rPr>
-                          <w:t xml:space="preserve"> </w:t>
-                        </w:r>
-                        <w:r>
-                          <w:rPr>
-                            <w:sz w:val="20"/>
-                          </w:rPr>
-                          <w:t>лизингодателя</w:t>
-                        </w:r>
-                        <w:r>
-                          <w:rPr>
-                            <w:spacing w:val="-2"/>
-                            <w:sz w:val="20"/>
-                            <w:lang w:val="en-US"/>
-                          </w:rPr>
-                          <w:t>]</w:t>
-                        </w:r>
-                      </w:p>
-                      <w:p>
-                        <w:pPr>
-                          <w:numPr>
-                            <w:ilvl w:val="1"/>
-                            <w:numId w:val="1"/>
-                          </w:numPr>
-                          <w:tabs>
-                            <w:tab w:val="left" w:pos="558"/>
-                          </w:tabs>
-                          <w:spacing w:before="1"/>
-                          <w:ind w:left="558" w:hanging="443"/>
-                          <w:rPr>
-                            <w:sz w:val="20"/>
-                          </w:rPr>
-                        </w:pPr>
-                        <w:r>
-                          <w:rPr>
-                            <w:sz w:val="20"/>
-                          </w:rPr>
-                          <w:t>Юридический</w:t>
-                        </w:r>
-                        <w:r>
-                          <w:rPr>
-                            <w:spacing w:val="-6"/>
-                            <w:sz w:val="20"/>
-                          </w:rPr>
-                          <w:t xml:space="preserve"> </w:t>
-                        </w:r>
-                        <w:r>
-                          <w:rPr>
-                            <w:sz w:val="20"/>
-                          </w:rPr>
-                          <w:t>адрес:</w:t>
-                        </w:r>
-                        <w:r>
-                          <w:rPr>
-                            <w:spacing w:val="-7"/>
-                            <w:sz w:val="20"/>
-                          </w:rPr>
-                          <w:t xml:space="preserve"> </w:t>
-                        </w:r>
-                        <w:r>
-                          <w:rPr>
-                            <w:sz w:val="20"/>
-                          </w:rPr>
-                          <w:t>[</w:t>
-                        </w:r>
-                        <w:r>
-                          <w:rPr>
-                            <w:sz w:val="20"/>
-                          </w:rPr>
-                          <w:t>юридический адрес</w:t>
-                        </w:r>
-                        <w:r>
-                          <w:rPr>
-                            <w:sz w:val="20"/>
-                          </w:rPr>
-                          <w:t xml:space="preserve"> </w:t>
-                        </w:r>
-                        <w:r>
-                          <w:rPr>
-                            <w:sz w:val="20"/>
-                          </w:rPr>
-                          <w:t>лизингодателя</w:t>
-                        </w:r>
-                        <w:r>
-                          <w:rPr>
-                            <w:sz w:val="20"/>
-                          </w:rPr>
-                          <w:t>]</w:t>
-                        </w:r>
-                      </w:p>
-                      <w:p>
-                        <w:pPr>
-                          <w:numPr>
-                            <w:ilvl w:val="1"/>
-                            <w:numId w:val="1"/>
-                          </w:numPr>
-                          <w:tabs>
-                            <w:tab w:val="left" w:pos="558"/>
-                          </w:tabs>
-                          <w:spacing w:line="243" w:lineRule="exact"/>
-                          <w:ind w:left="558" w:hanging="443"/>
-                          <w:rPr>
-                            <w:sz w:val="20"/>
-                          </w:rPr>
-                        </w:pPr>
-                        <w:r>
-                          <w:rPr>
-                            <w:sz w:val="20"/>
-                          </w:rPr>
-                          <w:t>Почтовый</w:t>
-                        </w:r>
-                        <w:r>
-                          <w:rPr>
-                            <w:spacing w:val="-5"/>
-                            <w:sz w:val="20"/>
-                          </w:rPr>
-                          <w:t xml:space="preserve"> </w:t>
-                        </w:r>
-                        <w:r>
-                          <w:rPr>
-                            <w:sz w:val="20"/>
-                          </w:rPr>
-                          <w:t>адрес:</w:t>
-                        </w:r>
-                        <w:r>
-                          <w:rPr>
-                            <w:spacing w:val="-6"/>
-                            <w:sz w:val="20"/>
-                          </w:rPr>
-                          <w:t xml:space="preserve"> </w:t>
-                        </w:r>
-                        <w:r>
-                          <w:rPr>
-                            <w:sz w:val="20"/>
-                          </w:rPr>
-                          <w:t>[</w:t>
-                        </w:r>
-                        <w:r>
-                          <w:rPr>
-                            <w:sz w:val="20"/>
-                          </w:rPr>
-                          <w:t>почтовый адрес</w:t>
-                        </w:r>
-                        <w:r>
-                          <w:rPr>
-                            <w:sz w:val="20"/>
-                          </w:rPr>
-                          <w:t xml:space="preserve"> </w:t>
-                        </w:r>
-                        <w:r>
-                          <w:rPr>
-                            <w:sz w:val="20"/>
-                          </w:rPr>
-                          <w:t>лизингодателя</w:t>
-                        </w:r>
-                        <w:r>
-                          <w:rPr>
-                            <w:sz w:val="20"/>
-                          </w:rPr>
-                          <w:t>]</w:t>
-                        </w:r>
-                      </w:p>
-                      <w:p>
-                        <w:pPr>
-                          <w:numPr>
-                            <w:ilvl w:val="1"/>
-                            <w:numId w:val="1"/>
-                          </w:numPr>
-                          <w:tabs>
-                            <w:tab w:val="left" w:pos="650"/>
-                          </w:tabs>
-                          <w:spacing w:line="243" w:lineRule="exact"/>
-                          <w:ind w:left="650" w:hanging="535"/>
-                          <w:rPr>
-                            <w:sz w:val="20"/>
-                          </w:rPr>
-                        </w:pPr>
-                        <w:r>
-                          <w:rPr>
-                            <w:sz w:val="20"/>
-                          </w:rPr>
-                          <w:t>Контактные</w:t>
-                        </w:r>
-                        <w:r>
-                          <w:rPr>
-                            <w:spacing w:val="-9"/>
-                            <w:sz w:val="20"/>
-                          </w:rPr>
-                          <w:t xml:space="preserve"> </w:t>
-                        </w:r>
-                        <w:r>
-                          <w:rPr>
-                            <w:sz w:val="20"/>
-                          </w:rPr>
-                          <w:t>номер(а)</w:t>
-                        </w:r>
-                        <w:r>
-                          <w:rPr>
-                            <w:spacing w:val="-6"/>
-                            <w:sz w:val="20"/>
-                          </w:rPr>
-                          <w:t xml:space="preserve"> </w:t>
-                        </w:r>
-                        <w:r>
-                          <w:rPr>
-                            <w:sz w:val="20"/>
-                          </w:rPr>
-                          <w:t>телефона:</w:t>
-                        </w:r>
-                        <w:r>
-                          <w:rPr>
-                            <w:spacing w:val="-6"/>
-                            <w:sz w:val="20"/>
-                          </w:rPr>
-                          <w:t xml:space="preserve"> </w:t>
-                        </w:r>
-                        <w:r>
-                          <w:rPr>
-                            <w:sz w:val="20"/>
-                          </w:rPr>
-                          <w:t>[</w:t>
-                        </w:r>
-                        <w:r>
-                          <w:rPr>
-                            <w:sz w:val="20"/>
-                          </w:rPr>
-                          <w:t>номера телефонов</w:t>
-                        </w:r>
-                        <w:r>
-                          <w:rPr>
-                            <w:sz w:val="20"/>
-                          </w:rPr>
-                          <w:t xml:space="preserve"> </w:t>
-                        </w:r>
-                        <w:r>
-                          <w:rPr>
-                            <w:sz w:val="20"/>
-                          </w:rPr>
-                          <w:t>лизингодателя</w:t>
-                        </w:r>
-                        <w:r>
-                          <w:rPr>
-                            <w:sz w:val="20"/>
-                          </w:rPr>
-                          <w:t>]</w:t>
-                        </w:r>
-                      </w:p>
-                      <w:p>
-                        <w:pPr>
-                          <w:numPr>
-                            <w:ilvl w:val="1"/>
-                            <w:numId w:val="1"/>
-                          </w:numPr>
-                          <w:tabs>
-                            <w:tab w:val="left" w:pos="650"/>
-                          </w:tabs>
-                          <w:spacing w:before="1"/>
-                          <w:ind w:left="650" w:hanging="535"/>
-                          <w:rPr>
-                            <w:sz w:val="20"/>
-                          </w:rPr>
-                        </w:pPr>
-                        <w:r>
-                          <w:rPr>
-                            <w:sz w:val="20"/>
-                          </w:rPr>
-                          <w:t>Адрес</w:t>
-                        </w:r>
-                        <w:r>
-                          <w:rPr>
-                            <w:spacing w:val="-8"/>
-                            <w:sz w:val="20"/>
-                          </w:rPr>
-                          <w:t xml:space="preserve"> </w:t>
-                        </w:r>
-                        <w:r>
-                          <w:rPr>
-                            <w:sz w:val="20"/>
-                          </w:rPr>
-                          <w:t>электронной</w:t>
-                        </w:r>
-                        <w:r>
-                          <w:rPr>
-                            <w:spacing w:val="-6"/>
-                            <w:sz w:val="20"/>
-                          </w:rPr>
-                          <w:t xml:space="preserve"> </w:t>
-                        </w:r>
-                        <w:r>
-                          <w:rPr>
-                            <w:sz w:val="20"/>
-                          </w:rPr>
-                          <w:t>почты</w:t>
-                        </w:r>
-                        <w:r>
-                          <w:rPr>
-                            <w:spacing w:val="-7"/>
-                            <w:sz w:val="20"/>
-                          </w:rPr>
-                          <w:t xml:space="preserve"> </w:t>
-                        </w:r>
-                        <w:r>
-                          <w:rPr>
-                            <w:sz w:val="20"/>
-                          </w:rPr>
-                          <w:t>(</w:t>
-                        </w:r>
-                        <w:proofErr w:type="spellStart"/>
-                        <w:r>
-                          <w:rPr>
-                            <w:sz w:val="20"/>
-                          </w:rPr>
-                          <w:t>e-mail</w:t>
-                        </w:r>
-                        <w:proofErr w:type="spellEnd"/>
-                        <w:r>
-                          <w:rPr>
-                            <w:sz w:val="20"/>
-                          </w:rPr>
-                          <w:t>):</w:t>
-                        </w:r>
-                        <w:r>
-                          <w:rPr>
-                            <w:spacing w:val="-8"/>
-                            <w:sz w:val="20"/>
-                          </w:rPr>
-                          <w:t xml:space="preserve"> </w:t>
-                        </w:r>
-                        <w:r>
-                          <w:rPr>
-                            <w:sz w:val="20"/>
-                            <w:szCs w:val="20"/>
-                          </w:rPr>
-                          <w:t>[</w:t>
-                        </w:r>
-                        <w:r>
-                          <w:rPr>
-                            <w:sz w:val="20"/>
-                            <w:szCs w:val="20"/>
-                          </w:rPr>
-                          <w:t xml:space="preserve">электронная почта </w:t>
-                        </w:r>
-                        <w:r>
-                          <w:rPr>
-                            <w:sz w:val="20"/>
-                          </w:rPr>
-                          <w:t>лизингодателя</w:t>
-                        </w:r>
-                        <w:r>
-                          <w:rPr>
-                            <w:sz w:val="20"/>
-                            <w:szCs w:val="20"/>
-                          </w:rPr>
-                          <w:t>]</w:t>
-                        </w:r>
-                      </w:p>
-                      <w:p>
-                        <w:pPr>
-                          <w:numPr>
-                            <w:ilvl w:val="1"/>
-                            <w:numId w:val="1"/>
-                          </w:numPr>
-                          <w:tabs>
-                            <w:tab w:val="left" w:pos="558"/>
-                          </w:tabs>
-                          <w:spacing w:before="1"/>
-                          <w:ind w:left="558" w:hanging="443"/>
-                          <w:rPr>
-                            <w:sz w:val="20"/>
-                          </w:rPr>
-                        </w:pPr>
-                        <w:r>
-                          <w:rPr>
-                            <w:sz w:val="20"/>
-                          </w:rPr>
-                          <w:t>Банковские</w:t>
-                        </w:r>
-                        <w:r>
-                          <w:rPr>
-                            <w:spacing w:val="-6"/>
-                            <w:sz w:val="20"/>
-                          </w:rPr>
-                          <w:t xml:space="preserve"> </w:t>
-                        </w:r>
-                        <w:r>
-                          <w:rPr>
-                            <w:sz w:val="20"/>
-                          </w:rPr>
-                          <w:t>реквизиты:</w:t>
-                        </w:r>
-                        <w:r>
-                          <w:rPr>
-                            <w:spacing w:val="-5"/>
-                            <w:sz w:val="20"/>
-                          </w:rPr>
-                          <w:t xml:space="preserve"> </w:t>
-                        </w:r>
-                        <w:r>
-                          <w:rPr>
-                            <w:sz w:val="20"/>
-                          </w:rPr>
-                          <w:t>IBAN:</w:t>
-                        </w:r>
-                        <w:r>
-                          <w:rPr>
-                            <w:spacing w:val="-6"/>
-                            <w:sz w:val="20"/>
-                          </w:rPr>
-                          <w:t xml:space="preserve"> </w:t>
-                        </w:r>
-                        <w:r>
-                          <w:rPr>
-                            <w:sz w:val="20"/>
-                          </w:rPr>
-                          <w:t>[</w:t>
-                        </w:r>
-                        <w:r>
-                          <w:rPr>
-                            <w:sz w:val="20"/>
-                            <w:lang w:val="en-US"/>
-                          </w:rPr>
-                          <w:t>IBAN</w:t>
-                        </w:r>
-                        <w:r>
-                          <w:rPr>
-                            <w:sz w:val="20"/>
-                          </w:rPr>
-                          <w:t xml:space="preserve"> </w:t>
-                        </w:r>
-                        <w:proofErr w:type="spellStart"/>
-                        <w:r>
-                          <w:rPr>
-                            <w:sz w:val="20"/>
-                          </w:rPr>
-                          <w:t>лиздат</w:t>
-                        </w:r>
-                        <w:proofErr w:type="spellEnd"/>
-                        <w:r>
-                          <w:rPr>
-                            <w:sz w:val="20"/>
-                          </w:rPr>
-                          <w:t>]</w:t>
-                        </w:r>
-                        <w:r>
-                          <w:rPr>
-                            <w:sz w:val="20"/>
-                          </w:rPr>
-                          <w:t>,</w:t>
-                        </w:r>
-                        <w:r>
-                          <w:rPr>
-                            <w:spacing w:val="-5"/>
-                            <w:sz w:val="20"/>
-                          </w:rPr>
-                          <w:t xml:space="preserve"> в </w:t>
-                        </w:r>
-                        <w:r>
-                          <w:rPr>
-                            <w:spacing w:val="-5"/>
-                            <w:sz w:val="20"/>
-                          </w:rPr>
-                          <w:t>[</w:t>
-                        </w:r>
-                        <w:r>
-                          <w:rPr>
-                            <w:spacing w:val="-5"/>
-                            <w:sz w:val="20"/>
-                          </w:rPr>
-                          <w:t>название банка</w:t>
-                        </w:r>
-                        <w:r>
-                          <w:rPr>
-                            <w:spacing w:val="-5"/>
-                            <w:sz w:val="20"/>
-                          </w:rPr>
-                          <w:t xml:space="preserve"> </w:t>
-                        </w:r>
-                        <w:proofErr w:type="spellStart"/>
-                        <w:r>
-                          <w:rPr>
-                            <w:sz w:val="20"/>
-                          </w:rPr>
-                          <w:t>лиздат</w:t>
-                        </w:r>
-                        <w:proofErr w:type="spellEnd"/>
-                        <w:r>
-                          <w:rPr>
-                            <w:spacing w:val="-5"/>
-                            <w:sz w:val="20"/>
-                          </w:rPr>
-                          <w:t>]</w:t>
-                        </w:r>
-                        <w:r>
-                          <w:rPr>
-                            <w:spacing w:val="-7"/>
-                            <w:sz w:val="20"/>
-                          </w:rPr>
-                          <w:t xml:space="preserve"> </w:t>
-                        </w:r>
-                        <w:r>
-                          <w:rPr>
-                            <w:sz w:val="20"/>
-                          </w:rPr>
-                          <w:t>БИК:</w:t>
-                        </w:r>
-                        <w:r>
-                          <w:rPr>
-                            <w:spacing w:val="-6"/>
-                            <w:sz w:val="20"/>
-                          </w:rPr>
-                          <w:t xml:space="preserve"> </w:t>
-                        </w:r>
-                        <w:r>
-                          <w:rPr>
-                            <w:spacing w:val="-2"/>
-                            <w:sz w:val="20"/>
-                          </w:rPr>
-                          <w:t>[</w:t>
-                        </w:r>
-                        <w:r>
-                          <w:rPr>
-                            <w:spacing w:val="-2"/>
-                            <w:sz w:val="20"/>
-                            <w:lang w:val="en-US"/>
-                          </w:rPr>
-                          <w:t>BIC</w:t>
-                        </w:r>
-                        <w:r>
-                          <w:rPr>
-                            <w:spacing w:val="-2"/>
-                            <w:sz w:val="20"/>
-                          </w:rPr>
-                          <w:t xml:space="preserve"> </w:t>
-                        </w:r>
-                        <w:proofErr w:type="spellStart"/>
-                        <w:r>
-                          <w:rPr>
-                            <w:sz w:val="20"/>
-                          </w:rPr>
-                          <w:t>лиздат</w:t>
-                        </w:r>
-                        <w:proofErr w:type="spellEnd"/>
-                        <w:r>
-                          <w:rPr>
-                            <w:spacing w:val="-2"/>
-                            <w:sz w:val="20"/>
-                          </w:rPr>
-                          <w:t>]</w:t>
-                        </w:r>
-                        <w:r>
-                          <w:rPr>
-                            <w:spacing w:val="-2"/>
-                            <w:sz w:val="20"/>
-                          </w:rPr>
-                          <w:t xml:space="preserve"> </w:t>
-                        </w:r>
-                        <w:r>
-                          <w:rPr>
-                            <w:spacing w:val="-2"/>
-                            <w:sz w:val="20"/>
-                            <w:lang w:val="en-US"/>
-                          </w:rPr>
-                          <w:t>SWIFT</w:t>
-                        </w:r>
-                        <w:r>
-                          <w:rPr>
-                            <w:spacing w:val="-2"/>
-                            <w:sz w:val="20"/>
-                          </w:rPr>
-                          <w:t>: [</w:t>
-                        </w:r>
-                        <w:r>
-                          <w:rPr>
-                            <w:spacing w:val="-2"/>
-                            <w:sz w:val="20"/>
-                            <w:lang w:val="en-US"/>
-                          </w:rPr>
-                          <w:t>SWIFT</w:t>
-                        </w:r>
-                        <w:r>
-                          <w:t xml:space="preserve"> </w:t>
-                        </w:r>
-                        <w:proofErr w:type="spellStart"/>
-                        <w:r>
-                          <w:rPr>
-                            <w:sz w:val="20"/>
-                          </w:rPr>
-                          <w:t>лиздат</w:t>
-                        </w:r>
-                        <w:proofErr w:type="spellEnd"/>
-                        <w:r>
-                          <w:rPr>
-                            <w:spacing w:val="-2"/>
-                            <w:sz w:val="20"/>
-                          </w:rPr>
-                          <w:t>]</w:t>
-                        </w:r>
-                      </w:p>
-                    </w:txbxContent>
-                  </v:textbox>
-                </v:shape>
-                <w10:wrap type="topAndBottom" anchorx="page"/>
-              </v:group>
+              <v:rect w14:anchorId="4682C0E3" id="Прямоугольник 8" o:spid="_x0000_s1026" style="position:absolute;margin-left:19.15pt;margin-top:8.85pt;width:533.65pt;height:93.15pt;z-index:487592448;visibility:visible;mso-wrap-style:square;mso-height-percent:0;mso-wrap-distance-left:9pt;mso-wrap-distance-top:0;mso-wrap-distance-right:9pt;mso-wrap-distance-bottom:0;mso-position-horizontal:absolute;mso-position-horizontal-relative:text;mso-position-vertical:absolute;mso-position-vertical-relative:text;mso-height-percent:0;mso-height-relative:margin;v-text-anchor:middle" o:gfxdata="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" filled="f" strokecolor="black [3213]" strokeweight="1.5pt"/>
             </w:pict>
           </mc:Fallback>
         </mc:AlternateContent>
+      </w:r>
+    </w:p>
+    <w:p>
+      <w:pPr>
+        <w:numPr>
+          <w:ilvl w:val="1"/>
+          <w:numId w:val="1"/>
+        </w:numPr>
+        <w:tabs>
+          <w:tab w:val="left" w:pos="709"/>
+        </w:tabs>
+        <w:spacing w:before="11" w:line="243" w:lineRule="exact"/>
+        <w:ind w:left="851" w:hanging="343"/>
+        <w:rPr>
+          <w:sz w:val="20"/>
+        </w:rPr>
+      </w:pPr>
+      <w:r>
+        <w:rPr>
+          <w:sz w:val="20"/>
+        </w:rPr>
+        <w:t>[Организационно правовая форма</w:t>
+      </w:r>
+      <w:r>
+        <w:rPr>
+          <w:sz w:val="20"/>
+        </w:rPr>
+        <w:t xml:space="preserve"> лизингодателя</w:t>
+      </w:r>
+      <w:r>
+        <w:rPr>
+          <w:sz w:val="20"/>
+        </w:rPr>
+        <w:t>] "[Название компании</w:t>
+      </w:r>
+      <w:r>
+        <w:rPr>
+          <w:sz w:val="20"/>
+        </w:rPr>
+        <w:t xml:space="preserve"> лизингодателя</w:t>
+      </w:r>
+      <w:r>
+        <w:rPr>
+          <w:sz w:val="20"/>
+        </w:rPr>
+        <w:t>]"</w:t>
+      </w:r>
+    </w:p>
+    <w:p>
+      <w:pPr>
+        <w:numPr>
+          <w:ilvl w:val="1"/>
+          <w:numId w:val="1"/>
+        </w:numPr>
+        <w:tabs>
+          <w:tab w:val="left" w:pos="709"/>
+        </w:tabs>
+        <w:spacing w:line="243" w:lineRule="exact"/>
+        <w:ind w:left="851" w:hanging="343"/>
+        <w:rPr>
+          <w:sz w:val="20"/>
+        </w:rPr>
+      </w:pPr>
+      <w:r>
+        <w:rPr>
+          <w:sz w:val="20"/>
+        </w:rPr>
+        <w:t>УНП:</w:t>
+      </w:r>
+      <w:r>
+        <w:rPr>
+          <w:spacing w:val="-6"/>
+          <w:sz w:val="20"/>
+        </w:rPr>
+        <w:t xml:space="preserve"> </w:t>
+      </w:r>
+      <w:r>
+        <w:rPr>
+          <w:spacing w:val="-2"/>
+          <w:sz w:val="20"/>
+          <w:lang w:val="en-US"/>
+        </w:rPr>
+        <w:t>[</w:t>
+      </w:r>
+      <w:r>
+        <w:rPr>
+          <w:spacing w:val="-2"/>
+          <w:sz w:val="20"/>
+        </w:rPr>
+        <w:t xml:space="preserve">УНП </w:t>
+      </w:r>
+      <w:r>
+        <w:rPr>
+          <w:sz w:val="20"/>
+        </w:rPr>
+        <w:t>лизингодателя</w:t>
+      </w:r>
+      <w:r>
+        <w:rPr>
+          <w:spacing w:val="-2"/>
+          <w:sz w:val="20"/>
+          <w:lang w:val="en-US"/>
+        </w:rPr>
+        <w:t>]</w:t>
+      </w:r>
+    </w:p>
+    <w:p>
+      <w:pPr>
+        <w:numPr>
+          <w:ilvl w:val="1"/>
+          <w:numId w:val="1"/>
+        </w:numPr>
+        <w:tabs>
+          <w:tab w:val="left" w:pos="558"/>
+          <w:tab w:val="left" w:pos="709"/>
+        </w:tabs>
+        <w:spacing w:before="1"/>
+        <w:ind w:left="851" w:hanging="425"/>
+        <w:rPr>
+          <w:sz w:val="20"/>
+        </w:rPr>
+      </w:pPr>
+      <w:r>
+        <w:rPr>
+          <w:sz w:val="20"/>
+        </w:rPr>
+        <w:t>Юридический</w:t>
+      </w:r>
+      <w:r>
+        <w:rPr>
+          <w:spacing w:val="-6"/>
+          <w:sz w:val="20"/>
+        </w:rPr>
+        <w:t xml:space="preserve"> </w:t>
+      </w:r>
+      <w:r>
+        <w:rPr>
+          <w:sz w:val="20"/>
+        </w:rPr>
+        <w:t>адрес:</w:t>
+      </w:r>
+      <w:r>
+        <w:rPr>
+          <w:spacing w:val="-7"/>
+          <w:sz w:val="20"/>
+        </w:rPr>
+        <w:t xml:space="preserve"> </w:t>
+      </w:r>
+      <w:r>
+        <w:rPr>
+          <w:sz w:val="20"/>
+        </w:rPr>
+        <w:t>[</w:t>
+      </w:r>
+      <w:r>
+        <w:rPr>
+          <w:sz w:val="20"/>
+        </w:rPr>
+        <w:t>юридический адрес лизингодателя</w:t>
+      </w:r>
+      <w:r>
+        <w:rPr>
+          <w:sz w:val="20"/>
+        </w:rPr>
+        <w:t>]</w:t>
+      </w:r>
+    </w:p>
+    <w:p>
+      <w:pPr>
+        <w:numPr>
+          <w:ilvl w:val="1"/>
+          <w:numId w:val="1"/>
+        </w:numPr>
+        <w:tabs>
+          <w:tab w:val="left" w:pos="558"/>
+          <w:tab w:val="left" w:pos="709"/>
+        </w:tabs>
+        <w:spacing w:line="243" w:lineRule="exact"/>
+        <w:ind w:left="851" w:hanging="443"/>
+        <w:rPr>
+          <w:sz w:val="20"/>
+        </w:rPr>
+      </w:pPr>
+      <w:r>
+        <w:rPr>
+          <w:sz w:val="20"/>
+        </w:rPr>
+        <w:t>Почтовый</w:t>
+      </w:r>
+      <w:r>
+        <w:rPr>
+          <w:spacing w:val="-5"/>
+          <w:sz w:val="20"/>
+        </w:rPr>
+        <w:t xml:space="preserve"> </w:t>
+      </w:r>
+      <w:r>
+        <w:rPr>
+          <w:sz w:val="20"/>
+        </w:rPr>
+        <w:t>адрес:</w:t>
+      </w:r>
+      <w:r>
+        <w:rPr>
+          <w:spacing w:val="-6"/>
+          <w:sz w:val="20"/>
+        </w:rPr>
+        <w:t xml:space="preserve"> </w:t>
+      </w:r>
+      <w:r>
+        <w:rPr>
+          <w:sz w:val="20"/>
+        </w:rPr>
+        <w:t>[</w:t>
+      </w:r>
+      <w:r>
+        <w:rPr>
+          <w:sz w:val="20"/>
+        </w:rPr>
+        <w:t>почтовый адрес лизингодателя</w:t>
+      </w:r>
+      <w:r>
+        <w:rPr>
+          <w:sz w:val="20"/>
+        </w:rPr>
+        <w:t>]</w:t>
+      </w:r>
+    </w:p>
+    <w:p>
+      <w:pPr>
+        <w:numPr>
+          <w:ilvl w:val="1"/>
+          <w:numId w:val="1"/>
+        </w:numPr>
+        <w:tabs>
+          <w:tab w:val="left" w:pos="567"/>
+          <w:tab w:val="left" w:pos="709"/>
+        </w:tabs>
+        <w:spacing w:line="243" w:lineRule="exact"/>
+        <w:ind w:left="851" w:hanging="425"/>
+        <w:rPr>
+          <w:sz w:val="20"/>
+        </w:rPr>
+      </w:pPr>
+      <w:r>
+        <w:rPr>
+          <w:sz w:val="20"/>
+        </w:rPr>
+        <w:t>Контактные</w:t>
+      </w:r>
+      <w:r>
+        <w:rPr>
+          <w:spacing w:val="-9"/>
+          <w:sz w:val="20"/>
+        </w:rPr>
+        <w:t xml:space="preserve"> </w:t>
+      </w:r>
+      <w:r>
+        <w:rPr>
+          <w:sz w:val="20"/>
+        </w:rPr>
+        <w:t>номер(а)</w:t>
+      </w:r>
+      <w:r>
+        <w:rPr>
+          <w:spacing w:val="-6"/>
+          <w:sz w:val="20"/>
+        </w:rPr>
+        <w:t xml:space="preserve"> </w:t>
+      </w:r>
+      <w:r>
+        <w:rPr>
+          <w:sz w:val="20"/>
+        </w:rPr>
+        <w:t>телефона:</w:t>
+      </w:r>
+      <w:r>
+        <w:rPr>
+          <w:spacing w:val="-6"/>
+          <w:sz w:val="20"/>
+        </w:rPr>
+        <w:t xml:space="preserve"> </w:t>
+      </w:r>
+      <w:r>
+        <w:rPr>
+          <w:sz w:val="20"/>
+        </w:rPr>
+        <w:t>[</w:t>
+      </w:r>
+      <w:r>
+        <w:rPr>
+          <w:sz w:val="20"/>
+        </w:rPr>
+        <w:t>номера телефонов лизингодателя</w:t>
+      </w:r>
+      <w:r>
+        <w:rPr>
+          <w:sz w:val="20"/>
+        </w:rPr>
+        <w:t>]</w:t>
+      </w:r>
+    </w:p>
+    <w:p>
+      <w:pPr>
+        <w:numPr>
+          <w:ilvl w:val="1"/>
+          <w:numId w:val="1"/>
+        </w:numPr>
+        <w:tabs>
+          <w:tab w:val="left" w:pos="650"/>
+          <w:tab w:val="left" w:pos="709"/>
+        </w:tabs>
+        <w:spacing w:before="1"/>
+        <w:ind w:left="851" w:hanging="425"/>
+        <w:rPr>
+          <w:sz w:val="20"/>
+        </w:rPr>
+      </w:pPr>
+      <w:r>
+        <w:rPr>
+          <w:sz w:val="20"/>
+        </w:rPr>
+        <w:t>Адрес</w:t>
+      </w:r>
+      <w:r>
+        <w:rPr>
+          <w:spacing w:val="-8"/>
+          <w:sz w:val="20"/>
+        </w:rPr>
+        <w:t xml:space="preserve"> </w:t>
+      </w:r>
+      <w:r>
+        <w:rPr>
+          <w:sz w:val="20"/>
+        </w:rPr>
+        <w:t>электронной</w:t>
+      </w:r>
+      <w:r>
+        <w:rPr>
+          <w:spacing w:val="-6"/>
+          <w:sz w:val="20"/>
+        </w:rPr>
+        <w:t xml:space="preserve"> </w:t>
+      </w:r>
+      <w:r>
+        <w:rPr>
+          <w:sz w:val="20"/>
+        </w:rPr>
+        <w:t>почты</w:t>
+      </w:r>
+      <w:r>
+        <w:rPr>
+          <w:spacing w:val="-7"/>
+          <w:sz w:val="20"/>
+        </w:rPr>
+        <w:t xml:space="preserve"> </w:t>
+      </w:r>
+      <w:r>
+        <w:rPr>
+          <w:sz w:val="20"/>
+        </w:rPr>
+        <w:t>(</w:t>
+      </w:r>
+      <w:proofErr w:type="spellStart"/>
+      <w:r>
+        <w:rPr>
+          <w:sz w:val="20"/>
+        </w:rPr>
+        <w:t>e-mail</w:t>
+      </w:r>
+      <w:proofErr w:type="spellEnd"/>
+      <w:r>
+        <w:rPr>
+          <w:sz w:val="20"/>
+        </w:rPr>
+        <w:t>):</w:t>
+      </w:r>
+      <w:r>
+        <w:rPr>
+          <w:spacing w:val="-8"/>
+          <w:sz w:val="20"/>
+        </w:rPr>
+        <w:t xml:space="preserve"> </w:t>
+      </w:r>
+      <w:r>
+        <w:rPr>
+          <w:sz w:val="20"/>
+          <w:szCs w:val="20"/>
+        </w:rPr>
+        <w:t>[</w:t>
+      </w:r>
+      <w:r>
+        <w:rPr>
+          <w:sz w:val="20"/>
+          <w:szCs w:val="20"/>
+        </w:rPr>
+        <w:t xml:space="preserve">электронная почта </w:t>
+      </w:r>
+      <w:r>
+        <w:rPr>
+          <w:sz w:val="20"/>
+        </w:rPr>
+        <w:t>лизингодателя</w:t>
+      </w:r>
+      <w:r>
+        <w:rPr>
+          <w:sz w:val="20"/>
+          <w:szCs w:val="20"/>
+        </w:rPr>
+        <w:t>]</w:t>
+      </w:r>
+    </w:p>
+    <w:p>
+      <w:pPr>
+        <w:numPr>
+          <w:ilvl w:val="1"/>
+          <w:numId w:val="1"/>
+        </w:numPr>
+        <w:tabs>
+          <w:tab w:val="left" w:pos="558"/>
+          <w:tab w:val="left" w:pos="709"/>
+        </w:tabs>
+        <w:spacing w:before="1"/>
+        <w:ind w:left="851" w:hanging="443"/>
+        <w:rPr>
+          <w:sz w:val="20"/>
+        </w:rPr>
+      </w:pPr>
+      <w:r>
+        <w:rPr>
+          <w:sz w:val="20"/>
+        </w:rPr>
+        <w:t>Банковские</w:t>
+      </w:r>
+      <w:r>
+        <w:rPr>
+          <w:spacing w:val="-6"/>
+          <w:sz w:val="20"/>
+        </w:rPr>
+        <w:t xml:space="preserve"> </w:t>
+      </w:r>
+      <w:r>
+        <w:rPr>
+          <w:sz w:val="20"/>
+        </w:rPr>
+        <w:t>реквизиты:</w:t>
+      </w:r>
+      <w:r>
+        <w:rPr>
+          <w:spacing w:val="-5"/>
+          <w:sz w:val="20"/>
+        </w:rPr>
+        <w:t xml:space="preserve"> </w:t>
+      </w:r>
+      <w:r>
+        <w:rPr>
+          <w:sz w:val="20"/>
+        </w:rPr>
+        <w:t>IBAN:</w:t>
+      </w:r>
+      <w:r>
+        <w:rPr>
+          <w:spacing w:val="-6"/>
+          <w:sz w:val="20"/>
+        </w:rPr>
+        <w:t xml:space="preserve"> </w:t>
+      </w:r>
+      <w:r>
+        <w:rPr>
+          <w:sz w:val="20"/>
+        </w:rPr>
+        <w:t>[</w:t>
+      </w:r>
+      <w:r>
+        <w:rPr>
+          <w:sz w:val="20"/>
+          <w:lang w:val="en-US"/>
+        </w:rPr>
+        <w:t>IBAN</w:t>
+      </w:r>
+      <w:r>
+        <w:rPr>
+          <w:sz w:val="20"/>
+        </w:rPr>
+        <w:t xml:space="preserve"> </w:t>
+      </w:r>
+      <w:proofErr w:type="spellStart"/>
+      <w:r>
+        <w:rPr>
+          <w:sz w:val="20"/>
+        </w:rPr>
+        <w:t>лиздат</w:t>
+      </w:r>
+      <w:proofErr w:type="spellEnd"/>
+      <w:r>
+        <w:rPr>
+          <w:sz w:val="20"/>
+        </w:rPr>
+        <w:t>]</w:t>
+      </w:r>
+      <w:r>
+        <w:rPr>
+          <w:sz w:val="20"/>
+        </w:rPr>
+        <w:t>,</w:t>
+      </w:r>
+      <w:r>
+        <w:rPr>
+          <w:spacing w:val="-5"/>
+          <w:sz w:val="20"/>
+        </w:rPr>
+        <w:t xml:space="preserve"> в </w:t>
+      </w:r>
+      <w:r>
+        <w:rPr>
+          <w:spacing w:val="-5"/>
+          <w:sz w:val="20"/>
+        </w:rPr>
+        <w:t>[</w:t>
+      </w:r>
+      <w:r>
+        <w:rPr>
+          <w:spacing w:val="-5"/>
+          <w:sz w:val="20"/>
+        </w:rPr>
+        <w:t xml:space="preserve">название банка </w:t>
+      </w:r>
+      <w:proofErr w:type="spellStart"/>
+      <w:r>
+        <w:rPr>
+          <w:sz w:val="20"/>
+        </w:rPr>
+        <w:t>лиздат</w:t>
+      </w:r>
+      <w:proofErr w:type="spellEnd"/>
+      <w:r>
+        <w:rPr>
+          <w:spacing w:val="-5"/>
+          <w:sz w:val="20"/>
+        </w:rPr>
+        <w:t>]</w:t>
+      </w:r>
+      <w:r>
+        <w:rPr>
+          <w:spacing w:val="-7"/>
+          <w:sz w:val="20"/>
+        </w:rPr>
+        <w:t xml:space="preserve"> </w:t>
+      </w:r>
+      <w:r>
+        <w:rPr>
+          <w:sz w:val="20"/>
+        </w:rPr>
+        <w:t>БИК:</w:t>
+      </w:r>
+      <w:r>
+        <w:rPr>
+          <w:spacing w:val="-6"/>
+          <w:sz w:val="20"/>
+        </w:rPr>
+        <w:t xml:space="preserve"> </w:t>
+      </w:r>
+      <w:r>
+        <w:rPr>
+          <w:spacing w:val="-2"/>
+          <w:sz w:val="20"/>
+        </w:rPr>
+        <w:t>[</w:t>
+      </w:r>
+      <w:r>
+        <w:rPr>
+          <w:spacing w:val="-2"/>
+          <w:sz w:val="20"/>
+          <w:lang w:val="en-US"/>
+        </w:rPr>
+        <w:t>BIC</w:t>
+      </w:r>
+      <w:r>
+        <w:rPr>
+          <w:spacing w:val="-2"/>
+          <w:sz w:val="20"/>
+        </w:rPr>
+        <w:t xml:space="preserve"> </w:t>
+      </w:r>
+      <w:proofErr w:type="spellStart"/>
+      <w:r>
+        <w:rPr>
+          <w:sz w:val="20"/>
+        </w:rPr>
+        <w:t>лиздат</w:t>
+      </w:r>
+      <w:proofErr w:type="spellEnd"/>
+      <w:r>
+        <w:rPr>
+          <w:spacing w:val="-2"/>
+          <w:sz w:val="20"/>
+        </w:rPr>
+        <w:t>]</w:t>
+      </w:r>
+      <w:r>
+        <w:rPr>
+          <w:spacing w:val="-2"/>
+          <w:sz w:val="20"/>
+        </w:rPr>
+        <w:t xml:space="preserve"> </w:t>
+      </w:r>
+      <w:r>
+        <w:rPr>
+          <w:spacing w:val="-2"/>
+          <w:sz w:val="20"/>
+          <w:lang w:val="en-US"/>
+        </w:rPr>
+        <w:t>SWIFT</w:t>
+      </w:r>
+      <w:r>
+        <w:rPr>
+          <w:spacing w:val="-2"/>
+          <w:sz w:val="20"/>
+        </w:rPr>
+        <w:t>: [</w:t>
+      </w:r>
+      <w:r>
+        <w:rPr>
+          <w:spacing w:val="-2"/>
+          <w:sz w:val="20"/>
+          <w:lang w:val="en-US"/>
+        </w:rPr>
+        <w:t>SWIFT</w:t>
+      </w:r>
+      <w:r>
+        <w:t xml:space="preserve"> </w:t>
+      </w:r>
+      <w:proofErr w:type="spellStart"/>
+      <w:r>
+        <w:rPr>
+          <w:sz w:val="20"/>
+        </w:rPr>
+        <w:t>лиздат</w:t>
+      </w:r>
+      <w:proofErr w:type="spellEnd"/>
+      <w:r>
+        <w:rPr>
+          <w:spacing w:val="-2"/>
+          <w:sz w:val="20"/>
+        </w:rPr>
+        <w:t>]</w:t>
       </w:r>
     </w:p>
     <w:p>
@@ -6806,6 +4383,7 @@
       <w:pPr>
         <w:spacing w:after="3"/>
         <w:ind w:left="4962"/>
+        <w:jc w:val="right"/>
       </w:pPr>
       <w:r>
         <w:t>к</w:t>
@@ -24692,7 +22270,13 @@
               <w:rPr>
                 <w:sz w:val="18"/>
               </w:rPr>
-              <w:t>101</w:t>
+              <w:t>10</w:t>
+            </w:r>
+            <w:r>
+              <w:rPr>
+                <w:sz w:val="18"/>
+              </w:rPr>
+              <w:t>3</w:t>
             </w:r>
             <w:r>
               <w:rPr>
@@ -24838,40 +22422,80 @@
               <w:spacing w:before="1"/>
               <w:rPr>
                 <w:sz w:val="18"/>
+              </w:rPr>
+            </w:pPr>
+          </w:p>
+        </w:tc>
+        <w:tc>
+          <w:tcPr>
+            <w:tcW w:w="5103" w:type="dxa"/>
+          </w:tcPr>
+          <w:p>
+            <w:pPr>
+              <w:spacing w:before="1"/>
+              <w:rPr>
+                <w:sz w:val="18"/>
+              </w:rPr>
+            </w:pPr>
+          </w:p>
+        </w:tc>
+      </w:tr>
+      <w:tr>
+        <w:tc>
+          <w:tcPr>
+            <w:tcW w:w="5705" w:type="dxa"/>
+          </w:tcPr>
+          <w:p>
+            <w:pPr>
+              <w:spacing w:before="1"/>
+              <w:rPr>
+                <w:sz w:val="18"/>
                 <w:lang w:val="en-US"/>
               </w:rPr>
             </w:pPr>
             <w:r>
               <w:rPr>
-                <w:sz w:val="18"/>
-                <w:u w:val="single"/>
-              </w:rPr>
-              <w:t xml:space="preserve">                                </w:t>
-            </w:r>
-            <w:r>
-              <w:rPr>
-                <w:sz w:val="18"/>
-                <w:u w:val="single"/>
-              </w:rPr>
-              <w:t xml:space="preserve">   </w:t>
-            </w:r>
-            <w:r>
-              <w:rPr>
-                <w:sz w:val="18"/>
-                <w:u w:val="single"/>
-              </w:rPr>
-              <w:t xml:space="preserve">         </w:t>
-            </w:r>
-            <w:r>
-              <w:rPr>
-                <w:sz w:val="18"/>
+                <w:sz w:val="28"/>
+                <w:szCs w:val="36"/>
+                <w:lang w:val="en-US"/>
+              </w:rPr>
+              <w:t>___________</w:t>
+            </w:r>
+            <w:r>
+              <w:rPr>
+                <w:sz w:val="28"/>
+                <w:szCs w:val="36"/>
+                <w:lang w:val="en-US"/>
+              </w:rPr>
+              <w:t>_</w:t>
+            </w:r>
+            <w:r>
+              <w:rPr>
+                <w:sz w:val="28"/>
+                <w:szCs w:val="36"/>
+                <w:lang w:val="en-US"/>
+              </w:rPr>
+              <w:t>_</w:t>
+            </w:r>
+            <w:r>
+              <w:rPr>
+                <w:sz w:val="18"/>
+                <w:szCs w:val="18"/>
               </w:rPr>
               <w:t xml:space="preserve">  </w:t>
             </w:r>
+            <w:r>
+              <w:rPr>
+                <w:sz w:val="18"/>
+                <w:szCs w:val="18"/>
+              </w:rPr>
+              <w:t xml:space="preserve"> </w:t>
+            </w:r>
             <w:proofErr w:type="gramStart"/>
             <w:r>
               <w:rPr>
                 <w:sz w:val="18"/>
+                <w:szCs w:val="18"/>
               </w:rPr>
               <w:t>/</w:t>
             </w:r>
@@ -24925,35 +22549,54 @@
             </w:pPr>
             <w:r>
               <w:rPr>
-                <w:sz w:val="18"/>
-                <w:u w:val="single"/>
-              </w:rPr>
-              <w:t xml:space="preserve">                                   </w:t>
-            </w:r>
-            <w:r>
-              <w:rPr>
-                <w:sz w:val="18"/>
-                <w:u w:val="single"/>
-              </w:rPr>
-              <w:t xml:space="preserve">   </w:t>
-            </w:r>
-            <w:r>
-              <w:rPr>
-                <w:sz w:val="18"/>
-                <w:u w:val="single"/>
-              </w:rPr>
-              <w:t xml:space="preserve">      </w:t>
-            </w:r>
-            <w:r>
-              <w:rPr>
-                <w:sz w:val="18"/>
-              </w:rPr>
-              <w:t xml:space="preserve">  </w:t>
+                <w:sz w:val="28"/>
+                <w:szCs w:val="36"/>
+                <w:lang w:val="en-US"/>
+              </w:rPr>
+              <w:t>___________</w:t>
+            </w:r>
+            <w:r>
+              <w:rPr>
+                <w:sz w:val="28"/>
+                <w:szCs w:val="36"/>
+                <w:lang w:val="en-US"/>
+              </w:rPr>
+              <w:t>_</w:t>
+            </w:r>
+            <w:r>
+              <w:rPr>
+                <w:sz w:val="28"/>
+                <w:szCs w:val="36"/>
+                <w:lang w:val="en-US"/>
+              </w:rPr>
+              <w:t>_</w:t>
+            </w:r>
+            <w:r>
+              <w:rPr>
+                <w:sz w:val="18"/>
+                <w:szCs w:val="18"/>
+              </w:rPr>
+              <w:t xml:space="preserve"> </w:t>
+            </w:r>
+            <w:r>
+              <w:rPr>
+                <w:sz w:val="18"/>
+                <w:szCs w:val="18"/>
+              </w:rPr>
+              <w:t xml:space="preserve"> </w:t>
+            </w:r>
+            <w:r>
+              <w:rPr>
+                <w:sz w:val="18"/>
+                <w:szCs w:val="18"/>
+              </w:rPr>
+              <w:t xml:space="preserve"> </w:t>
             </w:r>
             <w:proofErr w:type="gramStart"/>
             <w:r>
               <w:rPr>
                 <w:sz w:val="18"/>
+                <w:szCs w:val="18"/>
               </w:rPr>
               <w:t>/</w:t>
             </w:r>
@@ -25894,6 +23537,7 @@
   <w:style w:type="character" w:default="1" w:styleId="a0">
     <w:name w:val="Default Paragraph Font"/>
     <w:uiPriority w:val="1"/>
+    <w:semiHidden/>
     <w:unhideWhenUsed/>
   </w:style>
   <w:style w:type="table" w:default="1" w:styleId="a1">

--- a/backend/contracts_examples/шаблон_договор_лизинга.docx
+++ b/backend/contracts_examples/шаблон_договор_лизинга.docx
@@ -1075,63 +1075,6 @@
       </w:r>
       <w:r>
         <w:rPr>
-          <w:sz w:val="20"/>
-        </w:rPr>
-        <w:t>БИК:</w:t>
-      </w:r>
-      <w:r>
-        <w:rPr>
-          <w:spacing w:val="-6"/>
-          <w:sz w:val="20"/>
-        </w:rPr>
-        <w:t xml:space="preserve"> </w:t>
-      </w:r>
-      <w:r>
-        <w:rPr>
-          <w:spacing w:val="-2"/>
-          <w:sz w:val="20"/>
-        </w:rPr>
-        <w:t>[</w:t>
-      </w:r>
-      <w:r>
-        <w:rPr>
-          <w:spacing w:val="-2"/>
-          <w:sz w:val="20"/>
-          <w:lang w:val="en-US"/>
-        </w:rPr>
-        <w:t>BIC</w:t>
-      </w:r>
-      <w:r>
-        <w:rPr>
-          <w:spacing w:val="-2"/>
-          <w:sz w:val="20"/>
-        </w:rPr>
-        <w:t xml:space="preserve"> </w:t>
-      </w:r>
-      <w:proofErr w:type="spellStart"/>
-      <w:r>
-        <w:rPr>
-          <w:sz w:val="20"/>
-        </w:rPr>
-        <w:t>лизполуч</w:t>
-      </w:r>
-      <w:proofErr w:type="spellEnd"/>
-      <w:r>
-        <w:rPr>
-          <w:spacing w:val="-2"/>
-          <w:sz w:val="20"/>
-        </w:rPr>
-        <w:t>]</w:t>
-      </w:r>
-      <w:r>
-        <w:rPr>
-          <w:spacing w:val="-2"/>
-          <w:sz w:val="20"/>
-        </w:rPr>
-        <w:t xml:space="preserve"> </w:t>
-      </w:r>
-      <w:r>
-        <w:rPr>
           <w:spacing w:val="-2"/>
           <w:sz w:val="20"/>
           <w:lang w:val="en-US"/>
@@ -1842,63 +1785,6 @@
       <w:r>
         <w:rPr>
           <w:spacing w:val="-5"/>
-          <w:sz w:val="20"/>
-        </w:rPr>
-        <w:t>]</w:t>
-      </w:r>
-      <w:r>
-        <w:rPr>
-          <w:spacing w:val="-7"/>
-          <w:sz w:val="20"/>
-        </w:rPr>
-        <w:t xml:space="preserve"> </w:t>
-      </w:r>
-      <w:r>
-        <w:rPr>
-          <w:sz w:val="20"/>
-        </w:rPr>
-        <w:t>БИК:</w:t>
-      </w:r>
-      <w:r>
-        <w:rPr>
-          <w:spacing w:val="-6"/>
-          <w:sz w:val="20"/>
-        </w:rPr>
-        <w:t xml:space="preserve"> </w:t>
-      </w:r>
-      <w:r>
-        <w:rPr>
-          <w:spacing w:val="-2"/>
-          <w:sz w:val="20"/>
-        </w:rPr>
-        <w:t>[</w:t>
-      </w:r>
-      <w:r>
-        <w:rPr>
-          <w:spacing w:val="-2"/>
-          <w:sz w:val="20"/>
-          <w:lang w:val="en-US"/>
-        </w:rPr>
-        <w:t>BIC</w:t>
-      </w:r>
-      <w:r>
-        <w:rPr>
-          <w:spacing w:val="-2"/>
-          <w:sz w:val="20"/>
-        </w:rPr>
-        <w:t xml:space="preserve"> </w:t>
-      </w:r>
-      <w:proofErr w:type="spellStart"/>
-      <w:r>
-        <w:rPr>
-          <w:sz w:val="20"/>
-        </w:rPr>
-        <w:t>лиздат</w:t>
-      </w:r>
-      <w:proofErr w:type="spellEnd"/>
-      <w:r>
-        <w:rPr>
-          <w:spacing w:val="-2"/>
           <w:sz w:val="20"/>
         </w:rPr>
         <w:t>]</w:t>
@@ -4975,64 +4861,6 @@
             </w:r>
             <w:r>
               <w:rPr>
-                <w:sz w:val="18"/>
-              </w:rPr>
-              <w:t>БИК:</w:t>
-            </w:r>
-            <w:r>
-              <w:rPr>
-                <w:spacing w:val="-2"/>
-                <w:sz w:val="18"/>
-              </w:rPr>
-              <w:t xml:space="preserve"> </w:t>
-            </w:r>
-            <w:r>
-              <w:rPr>
-                <w:spacing w:val="-2"/>
-                <w:sz w:val="18"/>
-              </w:rPr>
-              <w:t>[</w:t>
-            </w:r>
-            <w:r>
-              <w:rPr>
-                <w:spacing w:val="-2"/>
-                <w:sz w:val="18"/>
-                <w:lang w:val="en-US"/>
-              </w:rPr>
-              <w:t>BIC</w:t>
-            </w:r>
-            <w:r>
-              <w:rPr>
-                <w:spacing w:val="-2"/>
-                <w:sz w:val="18"/>
-              </w:rPr>
-              <w:t xml:space="preserve"> </w:t>
-            </w:r>
-            <w:proofErr w:type="spellStart"/>
-            <w:r>
-              <w:rPr>
-                <w:spacing w:val="-2"/>
-                <w:sz w:val="18"/>
-              </w:rPr>
-              <w:t>лиздат</w:t>
-            </w:r>
-            <w:proofErr w:type="spellEnd"/>
-            <w:r>
-              <w:rPr>
-                <w:spacing w:val="-2"/>
-                <w:sz w:val="18"/>
-              </w:rPr>
-              <w:t>]</w:t>
-            </w:r>
-            <w:r>
-              <w:rPr>
-                <w:spacing w:val="-2"/>
-                <w:sz w:val="18"/>
-              </w:rPr>
-              <w:t xml:space="preserve">, </w:t>
-            </w:r>
-            <w:r>
-              <w:rPr>
                 <w:spacing w:val="-2"/>
                 <w:sz w:val="18"/>
                 <w:lang w:val="en-US"/>
@@ -5544,14 +5372,12 @@
               </w:rPr>
               <w:t xml:space="preserve"> </w:t>
             </w:r>
-            <w:proofErr w:type="gramStart"/>
             <w:r>
               <w:rPr>
                 <w:sz w:val="18"/>
               </w:rPr>
               <w:t>т.ч.</w:t>
             </w:r>
-            <w:proofErr w:type="gramEnd"/>
             <w:r>
               <w:rPr>
                 <w:spacing w:val="-10"/>
@@ -6204,23 +6030,13 @@
               </w:rPr>
               <w:t xml:space="preserve"> </w:t>
             </w:r>
-            <w:proofErr w:type="gramStart"/>
             <w:r>
               <w:rPr>
                 <w:b/>
                 <w:spacing w:val="-4"/>
                 <w:sz w:val="20"/>
               </w:rPr>
-              <w:t>т.ч.</w:t>
-            </w:r>
-            <w:proofErr w:type="gramEnd"/>
-            <w:r>
-              <w:rPr>
-                <w:b/>
-                <w:spacing w:val="-4"/>
-                <w:sz w:val="20"/>
-              </w:rPr>
-              <w:t>:</w:t>
+              <w:t>т.ч.:</w:t>
             </w:r>
           </w:p>
         </w:tc>
@@ -21037,14 +20853,12 @@
         </w:rPr>
         <w:t xml:space="preserve"> </w:t>
       </w:r>
-      <w:proofErr w:type="gramStart"/>
       <w:r>
         <w:rPr>
           <w:sz w:val="18"/>
         </w:rPr>
         <w:t>[</w:t>
       </w:r>
-      <w:proofErr w:type="gramEnd"/>
       <w:r>
         <w:rPr>
           <w:sz w:val="18"/>
@@ -21139,14 +20953,12 @@
         </w:rPr>
         <w:t xml:space="preserve"> </w:t>
       </w:r>
-      <w:proofErr w:type="gramStart"/>
       <w:r>
         <w:rPr>
           <w:sz w:val="18"/>
         </w:rPr>
         <w:t>т.ч.</w:t>
       </w:r>
-      <w:proofErr w:type="gramEnd"/>
       <w:r>
         <w:rPr>
           <w:spacing w:val="-2"/>
@@ -22491,7 +22303,6 @@
               </w:rPr>
               <w:t xml:space="preserve"> </w:t>
             </w:r>
-            <w:proofErr w:type="gramStart"/>
             <w:r>
               <w:rPr>
                 <w:sz w:val="18"/>
@@ -22506,7 +22317,6 @@
               </w:rPr>
               <w:t>[</w:t>
             </w:r>
-            <w:proofErr w:type="gramEnd"/>
             <w:r>
               <w:rPr>
                 <w:sz w:val="18"/>
@@ -22592,7 +22402,6 @@
               </w:rPr>
               <w:t xml:space="preserve"> </w:t>
             </w:r>
-            <w:proofErr w:type="gramStart"/>
             <w:r>
               <w:rPr>
                 <w:sz w:val="18"/>
@@ -22607,7 +22416,6 @@
               </w:rPr>
               <w:t>[</w:t>
             </w:r>
-            <w:proofErr w:type="gramEnd"/>
             <w:r>
               <w:rPr>
                 <w:sz w:val="18"/>
